--- a/05_Mẫu tổng hợp đặc tả yêu cầu SRS.docx
+++ b/05_Mẫu tổng hợp đặc tả yêu cầu SRS.docx
@@ -20,13 +20,15 @@
         <w:ind w:left="0" w:right="0" w:firstLine="0"/>
         <w:jc w:val="center"/>
         <w:rPr>
+          <w:b w:val="1"/>
+          <w:bCs w:val="1"/>
           <w:i w:val="0"/>
           <w:iCs w:val="0"/>
           <w:smallCaps w:val="0"/>
           <w:strike w:val="0"/>
           <w:color w:val="000000"/>
-          <w:sz w:val="36"/>
-          <w:szCs w:val="36"/>
+          <w:sz w:val="44"/>
+          <w:szCs w:val="44"/>
           <w:u w:val="none"/>
           <w:shd w:fill="auto" w:val="clear"/>
           <w:vertAlign w:val="baseline"/>
@@ -36,19 +38,21 @@
       <w:bookmarkEnd w:id="0"/>
       <w:r>
         <w:rPr>
+          <w:b w:val="1"/>
+          <w:bCs w:val="1"/>
           <w:i w:val="0"/>
           <w:iCs w:val="0"/>
           <w:smallCaps w:val="0"/>
           <w:strike w:val="0"/>
           <w:color w:val="000000"/>
-          <w:sz w:val="36"/>
-          <w:szCs w:val="36"/>
+          <w:sz w:val="44"/>
+          <w:szCs w:val="44"/>
           <w:u w:val="none"/>
           <w:shd w:fill="auto" w:val="clear"/>
           <w:vertAlign w:val="baseline"/>
           <w:rtl w:val="0"/>
         </w:rPr>
-        <w:t xml:space="preserve">TRƯỜNG ĐẠI HỌC BÁCH KHOA HÀ NỘI</w:t>
+        <w:t xml:space="preserve">ĐẠI HỌC BÁCH KHOA HÀ NỘI</w:t>
       </w:r>
     </w:p>
     <w:p>
@@ -69,6 +73,8 @@
         <w:ind w:left="0" w:right="0" w:firstLine="0"/>
         <w:jc w:val="center"/>
         <w:rPr>
+          <w:b w:val="1"/>
+          <w:bCs w:val="1"/>
           <w:i w:val="0"/>
           <w:iCs w:val="0"/>
           <w:smallCaps w:val="0"/>
@@ -83,6 +89,18 @@
       </w:pPr>
       <w:r>
         <w:rPr>
+          <w:b w:val="1"/>
+          <w:bCs w:val="1"/>
+          <w:sz w:val="32"/>
+          <w:szCs w:val="32"/>
+          <w:rtl w:val="0"/>
+        </w:rPr>
+        <w:t xml:space="preserve">Trường </w:t>
+      </w:r>
+      <w:r>
+        <w:rPr>
+          <w:b w:val="1"/>
+          <w:bCs w:val="1"/>
           <w:i w:val="0"/>
           <w:iCs w:val="0"/>
           <w:smallCaps w:val="0"/>
@@ -95,7 +113,7 @@
           <w:vertAlign w:val="baseline"/>
           <w:rtl w:val="0"/>
         </w:rPr>
-        <w:t xml:space="preserve">Viện Công nghệ thông tin và Truyền thông</w:t>
+        <w:t xml:space="preserve">Công nghệ thông tin và Truyền thông</w:t>
       </w:r>
     </w:p>
     <w:p>
@@ -272,7 +290,20 @@
           <w:vertAlign w:val="baseline"/>
           <w:rtl w:val="0"/>
         </w:rPr>
-        <w:t xml:space="preserve">Phiên bản &lt;số&gt;</w:t>
+        <w:t xml:space="preserve">Phiên bản </w:t>
+      </w:r>
+      <w:r>
+        <w:rPr>
+          <w:sz w:val="36"/>
+          <w:szCs w:val="36"/>
+          <w:rtl w:val="0"/>
+        </w:rPr>
+        <w:t xml:space="preserve">1.0</w:t>
+      </w:r>
+      <w:r>
+        <w:rPr>
+          <w:rtl w:val="0"/>
+        </w:rPr>
       </w:r>
     </w:p>
     <w:p>
@@ -349,41 +380,21 @@
     </w:p>
     <w:p>
       <w:pPr>
-        <w:keepNext w:val="0"/>
-        <w:keepLines w:val="0"/>
-        <w:pageBreakBefore w:val="0"/>
-        <w:widowControl w:val="1"/>
-        <w:pBdr>
-          <w:top w:space="0" w:sz="0" w:val="nil"/>
-          <w:left w:space="0" w:sz="0" w:val="nil"/>
-          <w:bottom w:space="0" w:sz="0" w:val="nil"/>
-          <w:right w:space="0" w:sz="0" w:val="nil"/>
-          <w:between w:space="0" w:sz="0" w:val="nil"/>
-        </w:pBdr>
-        <w:shd w:fill="auto" w:val="clear"/>
-        <w:spacing w:after="0" w:before="120" w:line="288" w:lineRule="auto"/>
-        <w:ind w:left="0" w:right="0" w:firstLine="0"/>
         <w:jc w:val="center"/>
         <w:rPr>
-          <w:i w:val="0"/>
-          <w:iCs w:val="0"/>
-          <w:smallCaps w:val="0"/>
-          <w:strike w:val="0"/>
-          <w:color w:val="000000"/>
           <w:sz w:val="48"/>
           <w:szCs w:val="48"/>
-          <w:u w:val="none"/>
-          <w:shd w:fill="auto" w:val="clear"/>
-          <w:vertAlign w:val="baseline"/>
         </w:rPr>
       </w:pPr>
       <w:r>
         <w:rPr>
+          <w:b w:val="1"/>
+          <w:bCs w:val="1"/>
           <w:sz w:val="48"/>
           <w:szCs w:val="48"/>
           <w:rtl w:val="0"/>
         </w:rPr>
-        <w:t xml:space="preserve">Hệ thống quản lý phòng Gym</w:t>
+        <w:t xml:space="preserve">HỆ THỐNG QUẢN LÝ PHÒNG TẬP GYM</w:t>
       </w:r>
       <w:r>
         <w:rPr>
@@ -414,8 +425,8 @@
           <w:smallCaps w:val="0"/>
           <w:strike w:val="0"/>
           <w:color w:val="000000"/>
-          <w:sz w:val="48"/>
-          <w:szCs w:val="48"/>
+          <w:sz w:val="40"/>
+          <w:szCs w:val="40"/>
           <w:u w:val="none"/>
           <w:shd w:fill="auto" w:val="clear"/>
           <w:vertAlign w:val="baseline"/>
@@ -428,46 +439,23 @@
           <w:smallCaps w:val="0"/>
           <w:strike w:val="0"/>
           <w:color w:val="000000"/>
-          <w:sz w:val="48"/>
-          <w:szCs w:val="48"/>
+          <w:sz w:val="40"/>
+          <w:szCs w:val="40"/>
           <w:u w:val="none"/>
           <w:shd w:fill="auto" w:val="clear"/>
           <w:vertAlign w:val="baseline"/>
           <w:rtl w:val="0"/>
         </w:rPr>
-        <w:t xml:space="preserve">Môn: &lt;Tên môn&gt;</w:t>
+        <w:t xml:space="preserve">Môn: </w:t>
       </w:r>
-    </w:p>
-    <w:p>
-      <w:pPr>
-        <w:keepNext w:val="0"/>
-        <w:keepLines w:val="0"/>
-        <w:pageBreakBefore w:val="0"/>
-        <w:widowControl w:val="1"/>
-        <w:pBdr>
-          <w:top w:space="0" w:sz="0" w:val="nil"/>
-          <w:left w:space="0" w:sz="0" w:val="nil"/>
-          <w:bottom w:space="0" w:sz="0" w:val="nil"/>
-          <w:right w:space="0" w:sz="0" w:val="nil"/>
-          <w:between w:space="0" w:sz="0" w:val="nil"/>
-        </w:pBdr>
-        <w:shd w:fill="auto" w:val="clear"/>
-        <w:spacing w:after="0" w:before="120" w:line="288" w:lineRule="auto"/>
-        <w:ind w:left="0" w:right="0" w:firstLine="0"/>
-        <w:jc w:val="center"/>
+      <w:r>
         <w:rPr>
-          <w:i w:val="0"/>
-          <w:iCs w:val="0"/>
-          <w:smallCaps w:val="0"/>
-          <w:strike w:val="0"/>
-          <w:color w:val="000000"/>
-          <w:sz w:val="48"/>
-          <w:szCs w:val="48"/>
-          <w:u w:val="none"/>
-          <w:shd w:fill="auto" w:val="clear"/>
-          <w:vertAlign w:val="baseline"/>
+          <w:sz w:val="40"/>
+          <w:szCs w:val="40"/>
+          <w:rtl w:val="0"/>
         </w:rPr>
-      </w:pPr>
+        <w:t xml:space="preserve">Phát triển phần mềm theo chuẩn kỹ năng ITSS</w:t>
+      </w:r>
       <w:r>
         <w:rPr>
           <w:rtl w:val="0"/>
@@ -528,6 +516,8 @@
         <w:ind w:left="0" w:right="0" w:firstLine="0"/>
         <w:jc w:val="center"/>
         <w:rPr>
+          <w:b w:val="1"/>
+          <w:bCs w:val="1"/>
           <w:i w:val="0"/>
           <w:iCs w:val="0"/>
           <w:smallCaps w:val="0"/>
@@ -542,6 +532,8 @@
       </w:pPr>
       <w:r>
         <w:rPr>
+          <w:b w:val="1"/>
+          <w:bCs w:val="1"/>
           <w:sz w:val="32"/>
           <w:szCs w:val="32"/>
           <w:rtl w:val="0"/>
@@ -671,8 +663,11 @@
       </w:pPr>
       <w:r>
         <w:rPr>
+          <w:sz w:val="32"/>
+          <w:szCs w:val="32"/>
           <w:rtl w:val="0"/>
         </w:rPr>
+        <w:t xml:space="preserve">Đặng Hoàng Minh -20235777</w:t>
       </w:r>
     </w:p>
     <w:p>
@@ -691,18 +686,41 @@
         <w:shd w:fill="auto" w:val="clear"/>
         <w:spacing w:after="0" w:before="120" w:line="288" w:lineRule="auto"/>
         <w:ind w:left="0" w:right="0" w:firstLine="0"/>
-        <w:jc w:val="left"/>
+        <w:jc w:val="center"/>
         <w:rPr>
-          <w:i w:val="0"/>
-          <w:iCs w:val="0"/>
-          <w:smallCaps w:val="0"/>
-          <w:strike w:val="0"/>
-          <w:color w:val="000000"/>
+          <w:sz w:val="32"/>
+          <w:szCs w:val="32"/>
+        </w:rPr>
+      </w:pPr>
+      <w:r>
+        <w:rPr>
+          <w:sz w:val="32"/>
+          <w:szCs w:val="32"/>
+          <w:rtl w:val="0"/>
+        </w:rPr>
+        <w:t xml:space="preserve">Bùi Quang Phương - 20235809</w:t>
+      </w:r>
+    </w:p>
+    <w:p>
+      <w:pPr>
+        <w:keepNext w:val="0"/>
+        <w:keepLines w:val="0"/>
+        <w:pageBreakBefore w:val="0"/>
+        <w:widowControl w:val="1"/>
+        <w:pBdr>
+          <w:top w:space="0" w:sz="0" w:val="nil"/>
+          <w:left w:space="0" w:sz="0" w:val="nil"/>
+          <w:bottom w:space="0" w:sz="0" w:val="nil"/>
+          <w:right w:space="0" w:sz="0" w:val="nil"/>
+          <w:between w:space="0" w:sz="0" w:val="nil"/>
+        </w:pBdr>
+        <w:shd w:fill="auto" w:val="clear"/>
+        <w:spacing w:after="0" w:before="120" w:line="288" w:lineRule="auto"/>
+        <w:ind w:left="0" w:right="0" w:firstLine="0"/>
+        <w:jc w:val="center"/>
+        <w:rPr>
           <w:sz w:val="48"/>
           <w:szCs w:val="48"/>
-          <w:u w:val="none"/>
-          <w:shd w:fill="auto" w:val="clear"/>
-          <w:vertAlign w:val="baseline"/>
         </w:rPr>
       </w:pPr>
       <w:r>
@@ -729,16 +747,8 @@
         <w:ind w:left="0" w:right="0" w:firstLine="0"/>
         <w:jc w:val="center"/>
         <w:rPr>
-          <w:i w:val="0"/>
-          <w:iCs w:val="0"/>
-          <w:smallCaps w:val="0"/>
-          <w:strike w:val="0"/>
-          <w:color w:val="000000"/>
           <w:sz w:val="48"/>
           <w:szCs w:val="48"/>
-          <w:u w:val="none"/>
-          <w:shd w:fill="auto" w:val="clear"/>
-          <w:vertAlign w:val="baseline"/>
         </w:rPr>
       </w:pPr>
       <w:r>
@@ -765,17 +775,15 @@
         <w:ind w:left="0" w:right="0" w:firstLine="0"/>
         <w:jc w:val="center"/>
         <w:rPr>
-          <w:i w:val="0"/>
-          <w:iCs w:val="0"/>
-          <w:smallCaps w:val="0"/>
-          <w:strike w:val="0"/>
-          <w:color w:val="000000"/>
-          <w:sz w:val="28"/>
-          <w:szCs w:val="28"/>
-          <w:u w:val="none"/>
-          <w:shd w:fill="auto" w:val="clear"/>
           <w:vertAlign w:val="baseline"/>
         </w:rPr>
+        <w:sectPr>
+          <w:headerReference r:id="rId7" w:type="default"/>
+          <w:footerReference r:id="rId8" w:type="default"/>
+          <w:pgSz w:h="15840" w:w="12240" w:orient="portrait"/>
+          <w:pgMar w:bottom="1134" w:top="1134" w:left="1701" w:right="1134" w:header="720" w:footer="720"/>
+          <w:pgNumType w:start="1"/>
+        </w:sectPr>
       </w:pPr>
       <w:bookmarkStart w:colFirst="0" w:colLast="0" w:name="_heading=h.jgfzyjw5yekj" w:id="1"/>
       <w:bookmarkEnd w:id="1"/>
@@ -793,50 +801,74 @@
           <w:vertAlign w:val="baseline"/>
           <w:rtl w:val="0"/>
         </w:rPr>
-        <w:t xml:space="preserve">Hà Nội, ngày … tháng … năm …</w:t>
+        <w:t xml:space="preserve">Hà Nội, ngày </w:t>
+      </w:r>
+      <w:r>
+        <w:rPr>
+          <w:i w:val="1"/>
+          <w:iCs w:val="1"/>
+          <w:sz w:val="28"/>
+          <w:szCs w:val="28"/>
+          <w:rtl w:val="0"/>
+        </w:rPr>
+        <w:t xml:space="preserve">x</w:t>
+      </w:r>
+      <w:r>
+        <w:rPr>
+          <w:i w:val="1"/>
+          <w:iCs w:val="1"/>
+          <w:smallCaps w:val="0"/>
+          <w:strike w:val="0"/>
+          <w:color w:val="000000"/>
+          <w:sz w:val="28"/>
+          <w:szCs w:val="28"/>
+          <w:u w:val="none"/>
+          <w:shd w:fill="auto" w:val="clear"/>
+          <w:vertAlign w:val="baseline"/>
+          <w:rtl w:val="0"/>
+        </w:rPr>
+        <w:t xml:space="preserve"> tháng </w:t>
+      </w:r>
+      <w:r>
+        <w:rPr>
+          <w:i w:val="1"/>
+          <w:iCs w:val="1"/>
+          <w:sz w:val="28"/>
+          <w:szCs w:val="28"/>
+          <w:rtl w:val="0"/>
+        </w:rPr>
+        <w:t xml:space="preserve">6</w:t>
+      </w:r>
+      <w:r>
+        <w:rPr>
+          <w:i w:val="1"/>
+          <w:iCs w:val="1"/>
+          <w:smallCaps w:val="0"/>
+          <w:strike w:val="0"/>
+          <w:color w:val="000000"/>
+          <w:sz w:val="28"/>
+          <w:szCs w:val="28"/>
+          <w:u w:val="none"/>
+          <w:shd w:fill="auto" w:val="clear"/>
+          <w:vertAlign w:val="baseline"/>
+          <w:rtl w:val="0"/>
+        </w:rPr>
+        <w:t xml:space="preserve"> năm</w:t>
+      </w:r>
+      <w:r>
+        <w:rPr>
+          <w:i w:val="1"/>
+          <w:iCs w:val="1"/>
+          <w:sz w:val="28"/>
+          <w:szCs w:val="28"/>
+          <w:rtl w:val="0"/>
+        </w:rPr>
+        <w:t xml:space="preserve"> 2026</w:t>
       </w:r>
       <w:r>
         <w:rPr>
           <w:rtl w:val="0"/>
         </w:rPr>
-      </w:r>
-    </w:p>
-    <w:p>
-      <w:pPr>
-        <w:spacing w:line="480" w:lineRule="auto"/>
-        <w:rPr>
-          <w:vertAlign w:val="baseline"/>
-        </w:rPr>
-      </w:pPr>
-      <w:r>
-        <w:br w:type="page"/>
-      </w:r>
-      <w:r>
-        <w:rPr>
-          <w:vertAlign w:val="baseline"/>
-          <w:rtl w:val="0"/>
-        </w:rPr>
-        <w:t xml:space="preserve">&lt;Các chú thích nằm trong cặp dấu ngoặc nhọn không nằm trong tài liệu này, mục đích là để giải thích thêm. Khi sinh viên sử dụng tài liệu này, cần xoá các phần chú thích này trong bài làm của mình và điền nội dung theo chỉ dẫn&gt;</w:t>
-      </w:r>
-    </w:p>
-    <w:p>
-      <w:pPr>
-        <w:rPr>
-          <w:vertAlign w:val="baseline"/>
-        </w:rPr>
-        <w:sectPr>
-          <w:footerReference r:id="rId7" w:type="default"/>
-          <w:pgSz w:h="15840" w:w="12240" w:orient="portrait"/>
-          <w:pgMar w:bottom="1134" w:top="1134" w:left="1701" w:right="1134" w:header="720" w:footer="720"/>
-          <w:pgNumType w:start="1"/>
-        </w:sectPr>
-      </w:pPr>
-      <w:r>
-        <w:rPr>
-          <w:vertAlign w:val="baseline"/>
-          <w:rtl w:val="0"/>
-        </w:rPr>
-        <w:t xml:space="preserve">&lt;Tài liệu này được viết bởi TS. Nguyễn Thị Thu Trang, như một case study dùng cho sinh viên trong các học phần liên quan. Nghiêm cấm mọi hành vi sửa đổi hoặc sử dụng khi chưa có sự đồng ý của tác giả.&gt;</w:t>
       </w:r>
     </w:p>
     <w:p>
@@ -906,7 +938,7 @@
     </w:p>
     <w:sdt>
       <w:sdtPr>
-        <w:id w:val="-1302215534"/>
+        <w:id w:val="-1945722354"/>
         <w:docPartObj>
           <w:docPartGallery w:val="Table of Contents"/>
           <w:docPartUnique w:val="1"/>
@@ -915,32 +947,20 @@
       <w:sdtContent>
         <w:p>
           <w:pPr>
-            <w:keepNext w:val="0"/>
-            <w:keepLines w:val="0"/>
-            <w:pageBreakBefore w:val="0"/>
-            <w:widowControl w:val="1"/>
-            <w:pBdr>
-              <w:top w:space="0" w:sz="0" w:val="nil"/>
-              <w:left w:space="0" w:sz="0" w:val="nil"/>
-              <w:bottom w:space="0" w:sz="0" w:val="nil"/>
-              <w:right w:space="0" w:sz="0" w:val="nil"/>
-              <w:between w:space="0" w:sz="0" w:val="nil"/>
-            </w:pBdr>
-            <w:shd w:fill="auto" w:val="clear"/>
+            <w:widowControl w:val="0"/>
             <w:tabs>
-              <w:tab w:val="right" w:leader="dot" w:pos="8630"/>
+              <w:tab w:val="right" w:leader="dot" w:pos="12000"/>
             </w:tabs>
-            <w:spacing w:after="0" w:before="120" w:line="288" w:lineRule="auto"/>
-            <w:ind w:left="0" w:right="0" w:firstLine="0"/>
-            <w:jc w:val="both"/>
+            <w:spacing w:before="60" w:line="240" w:lineRule="auto"/>
+            <w:jc w:val="left"/>
             <w:rPr>
+              <w:b w:val="1"/>
+              <w:bCs w:val="1"/>
               <w:i w:val="0"/>
               <w:iCs w:val="0"/>
               <w:smallCaps w:val="0"/>
               <w:strike w:val="0"/>
               <w:color w:val="000000"/>
-              <w:sz w:val="24"/>
-              <w:szCs w:val="24"/>
               <w:u w:val="none"/>
               <w:shd w:fill="auto" w:val="clear"/>
               <w:vertAlign w:val="baseline"/>
@@ -951,47 +971,47 @@
             <w:instrText xml:space="preserve"> TOC \h \u \z \t "Heading 1,1,Heading 2,2,Heading 3,3,"</w:instrText>
             <w:fldChar w:fldCharType="separate"/>
           </w:r>
-          <w:r>
-            <w:rPr>
-              <w:i w:val="0"/>
-              <w:iCs w:val="0"/>
-              <w:smallCaps w:val="0"/>
-              <w:strike w:val="0"/>
-              <w:color w:val="000000"/>
-              <w:sz w:val="24"/>
-              <w:szCs w:val="24"/>
-              <w:u w:val="none"/>
-              <w:shd w:fill="auto" w:val="clear"/>
-              <w:vertAlign w:val="baseline"/>
-              <w:rtl w:val="0"/>
-            </w:rPr>
-            <w:t xml:space="preserve">Mục lục</w:t>
-            <w:tab/>
-          </w:r>
-          <w:r>
-            <w:fldChar w:fldCharType="begin"/>
-            <w:instrText xml:space="preserve"> PAGEREF _heading=h.1mn5iq7io1rb \h </w:instrText>
-            <w:fldChar w:fldCharType="separate"/>
-          </w:r>
-          <w:r>
-            <w:rPr>
-              <w:i w:val="0"/>
-              <w:iCs w:val="0"/>
-              <w:smallCaps w:val="0"/>
-              <w:strike w:val="0"/>
-              <w:color w:val="000000"/>
-              <w:sz w:val="24"/>
-              <w:szCs w:val="24"/>
-              <w:u w:val="none"/>
-              <w:shd w:fill="auto" w:val="clear"/>
-              <w:vertAlign w:val="baseline"/>
-              <w:rtl w:val="0"/>
-            </w:rPr>
-            <w:t xml:space="preserve">1</w:t>
-          </w:r>
-          <w:r>
-            <w:fldChar w:fldCharType="end"/>
-          </w:r>
+          <w:hyperlink w:anchor="_heading=h.6khyzxo45tnl">
+            <w:r>
+              <w:rPr>
+                <w:rFonts w:ascii="Times New Roman" w:cs="Times New Roman" w:eastAsia="Times New Roman" w:hAnsi="Times New Roman"/>
+                <w:b w:val="1"/>
+                <w:bCs w:val="1"/>
+                <w:i w:val="0"/>
+                <w:iCs w:val="0"/>
+                <w:smallCaps w:val="0"/>
+                <w:strike w:val="0"/>
+                <w:color w:val="000000"/>
+                <w:sz w:val="22"/>
+                <w:szCs w:val="22"/>
+                <w:u w:val="none"/>
+                <w:shd w:fill="auto" w:val="clear"/>
+                <w:vertAlign w:val="baseline"/>
+                <w:rtl w:val="0"/>
+              </w:rPr>
+              <w:t xml:space="preserve">1</w:t>
+            </w:r>
+          </w:hyperlink>
+          <w:hyperlink w:anchor="_heading=h.6khyzxo45tnl">
+            <w:r>
+              <w:rPr>
+                <w:b w:val="1"/>
+                <w:bCs w:val="1"/>
+                <w:i w:val="0"/>
+                <w:iCs w:val="0"/>
+                <w:smallCaps w:val="0"/>
+                <w:strike w:val="0"/>
+                <w:color w:val="000000"/>
+                <w:u w:val="none"/>
+                <w:shd w:fill="auto" w:val="clear"/>
+                <w:vertAlign w:val="baseline"/>
+                <w:rtl w:val="0"/>
+              </w:rPr>
+              <w:t xml:space="preserve"> Giới thiệu</w:t>
+              <w:tab/>
+              <w:t xml:space="preserve">3</w:t>
+            </w:r>
+          </w:hyperlink>
           <w:r>
             <w:rPr>
               <w:rtl w:val="0"/>
@@ -1000,111 +1020,42 @@
         </w:p>
         <w:p>
           <w:pPr>
-            <w:keepNext w:val="0"/>
-            <w:keepLines w:val="0"/>
-            <w:pageBreakBefore w:val="0"/>
-            <w:widowControl w:val="1"/>
-            <w:pBdr>
-              <w:top w:space="0" w:sz="0" w:val="nil"/>
-              <w:left w:space="0" w:sz="0" w:val="nil"/>
-              <w:bottom w:space="0" w:sz="0" w:val="nil"/>
-              <w:right w:space="0" w:sz="0" w:val="nil"/>
-              <w:between w:space="0" w:sz="0" w:val="nil"/>
-            </w:pBdr>
-            <w:shd w:fill="auto" w:val="clear"/>
+            <w:widowControl w:val="0"/>
             <w:tabs>
-              <w:tab w:val="left" w:leader="none" w:pos="360"/>
-              <w:tab w:val="right" w:leader="dot" w:pos="8630"/>
+              <w:tab w:val="right" w:leader="dot" w:pos="12000"/>
             </w:tabs>
-            <w:spacing w:after="0" w:before="120" w:line="288" w:lineRule="auto"/>
-            <w:ind w:left="0" w:right="0" w:firstLine="0"/>
-            <w:jc w:val="both"/>
+            <w:spacing w:before="60" w:line="240" w:lineRule="auto"/>
+            <w:ind w:left="360" w:firstLine="0"/>
+            <w:jc w:val="left"/>
             <w:rPr>
               <w:i w:val="0"/>
               <w:iCs w:val="0"/>
               <w:smallCaps w:val="0"/>
               <w:strike w:val="0"/>
               <w:color w:val="000000"/>
-              <w:sz w:val="24"/>
-              <w:szCs w:val="24"/>
               <w:u w:val="none"/>
               <w:shd w:fill="auto" w:val="clear"/>
               <w:vertAlign w:val="baseline"/>
             </w:rPr>
           </w:pPr>
-          <w:r>
-            <w:rPr>
-              <w:i w:val="0"/>
-              <w:iCs w:val="0"/>
-              <w:smallCaps w:val="0"/>
-              <w:strike w:val="0"/>
-              <w:color w:val="000000"/>
-              <w:sz w:val="24"/>
-              <w:szCs w:val="24"/>
-              <w:u w:val="none"/>
-              <w:shd w:fill="auto" w:val="clear"/>
-              <w:vertAlign w:val="baseline"/>
-              <w:rtl w:val="0"/>
-            </w:rPr>
-            <w:t xml:space="preserve">1</w:t>
-          </w:r>
-          <w:r>
-            <w:rPr>
-              <w:i w:val="0"/>
-              <w:iCs w:val="0"/>
-              <w:smallCaps w:val="0"/>
-              <w:strike w:val="0"/>
-              <w:color w:val="000000"/>
-              <w:sz w:val="24"/>
-              <w:szCs w:val="24"/>
-              <w:u w:val="none"/>
-              <w:shd w:fill="auto" w:val="clear"/>
-              <w:vertAlign w:val="baseline"/>
-              <w:rtl w:val="0"/>
-            </w:rPr>
-            <w:tab/>
-          </w:r>
-          <w:r>
-            <w:rPr>
-              <w:i w:val="0"/>
-              <w:iCs w:val="0"/>
-              <w:smallCaps w:val="0"/>
-              <w:strike w:val="0"/>
-              <w:color w:val="000000"/>
-              <w:sz w:val="24"/>
-              <w:szCs w:val="24"/>
-              <w:u w:val="none"/>
-              <w:shd w:fill="auto" w:val="clear"/>
-              <w:vertAlign w:val="baseline"/>
-              <w:rtl w:val="0"/>
-            </w:rPr>
-            <w:t xml:space="preserve">Giới thiệu</w:t>
-            <w:tab/>
-          </w:r>
-          <w:r>
-            <w:fldChar w:fldCharType="begin"/>
-            <w:instrText xml:space="preserve"> PAGEREF _heading=h.6khyzxo45tnl \h </w:instrText>
-            <w:fldChar w:fldCharType="separate"/>
-          </w:r>
-          <w:r>
-            <w:rPr>
-              <w:i w:val="0"/>
-              <w:iCs w:val="0"/>
-              <w:smallCaps w:val="0"/>
-              <w:strike w:val="0"/>
-              <w:color w:val="000000"/>
-              <w:sz w:val="24"/>
-              <w:szCs w:val="24"/>
-              <w:u w:val="none"/>
-              <w:shd w:fill="auto" w:val="clear"/>
-              <w:vertAlign w:val="baseline"/>
-              <w:rtl w:val="0"/>
-            </w:rPr>
-            <w:t xml:space="preserve">3</w:t>
-          </w:r>
-          <w:r>
-            <w:fldChar w:fldCharType="end"/>
-          </w:r>
+          <w:hyperlink w:anchor="_heading=">
+            <w:r>
+              <w:rPr>
+                <w:i w:val="0"/>
+                <w:iCs w:val="0"/>
+                <w:smallCaps w:val="0"/>
+                <w:strike w:val="0"/>
+                <w:color w:val="000000"/>
+                <w:u w:val="none"/>
+                <w:shd w:fill="auto" w:val="clear"/>
+                <w:vertAlign w:val="baseline"/>
+                <w:rtl w:val="0"/>
+              </w:rPr>
+              <w:t xml:space="preserve">1.1 Mục đích</w:t>
+              <w:tab/>
+              <w:t xml:space="preserve">3</w:t>
+            </w:r>
+          </w:hyperlink>
           <w:r>
             <w:rPr>
               <w:rtl w:val="0"/>
@@ -1113,111 +1064,42 @@
         </w:p>
         <w:p>
           <w:pPr>
-            <w:keepNext w:val="0"/>
-            <w:keepLines w:val="0"/>
-            <w:pageBreakBefore w:val="0"/>
-            <w:widowControl w:val="1"/>
-            <w:pBdr>
-              <w:top w:space="0" w:sz="0" w:val="nil"/>
-              <w:left w:space="0" w:sz="0" w:val="nil"/>
-              <w:bottom w:space="0" w:sz="0" w:val="nil"/>
-              <w:right w:space="0" w:sz="0" w:val="nil"/>
-              <w:between w:space="0" w:sz="0" w:val="nil"/>
-            </w:pBdr>
-            <w:shd w:fill="auto" w:val="clear"/>
+            <w:widowControl w:val="0"/>
             <w:tabs>
-              <w:tab w:val="left" w:leader="none" w:pos="740"/>
-              <w:tab w:val="right" w:leader="dot" w:pos="8630"/>
+              <w:tab w:val="right" w:leader="dot" w:pos="12000"/>
             </w:tabs>
-            <w:spacing w:after="0" w:before="120" w:line="288" w:lineRule="auto"/>
-            <w:ind w:left="200" w:right="0" w:firstLine="0"/>
-            <w:jc w:val="both"/>
+            <w:spacing w:before="60" w:line="240" w:lineRule="auto"/>
+            <w:ind w:left="360" w:firstLine="0"/>
+            <w:jc w:val="left"/>
             <w:rPr>
               <w:i w:val="0"/>
               <w:iCs w:val="0"/>
               <w:smallCaps w:val="0"/>
               <w:strike w:val="0"/>
               <w:color w:val="000000"/>
-              <w:sz w:val="24"/>
-              <w:szCs w:val="24"/>
               <w:u w:val="none"/>
               <w:shd w:fill="auto" w:val="clear"/>
               <w:vertAlign w:val="baseline"/>
             </w:rPr>
           </w:pPr>
-          <w:r>
-            <w:rPr>
-              <w:i w:val="0"/>
-              <w:iCs w:val="0"/>
-              <w:smallCaps w:val="0"/>
-              <w:strike w:val="0"/>
-              <w:color w:val="000000"/>
-              <w:sz w:val="24"/>
-              <w:szCs w:val="24"/>
-              <w:u w:val="none"/>
-              <w:shd w:fill="auto" w:val="clear"/>
-              <w:vertAlign w:val="baseline"/>
-              <w:rtl w:val="0"/>
-            </w:rPr>
-            <w:t xml:space="preserve">1.1</w:t>
-          </w:r>
-          <w:r>
-            <w:rPr>
-              <w:i w:val="0"/>
-              <w:iCs w:val="0"/>
-              <w:smallCaps w:val="0"/>
-              <w:strike w:val="0"/>
-              <w:color w:val="000000"/>
-              <w:sz w:val="24"/>
-              <w:szCs w:val="24"/>
-              <w:u w:val="none"/>
-              <w:shd w:fill="auto" w:val="clear"/>
-              <w:vertAlign w:val="baseline"/>
-              <w:rtl w:val="0"/>
-            </w:rPr>
-            <w:tab/>
-          </w:r>
-          <w:r>
-            <w:rPr>
-              <w:i w:val="0"/>
-              <w:iCs w:val="0"/>
-              <w:smallCaps w:val="0"/>
-              <w:strike w:val="0"/>
-              <w:color w:val="000000"/>
-              <w:sz w:val="24"/>
-              <w:szCs w:val="24"/>
-              <w:u w:val="none"/>
-              <w:shd w:fill="auto" w:val="clear"/>
-              <w:vertAlign w:val="baseline"/>
-              <w:rtl w:val="0"/>
-            </w:rPr>
-            <w:t xml:space="preserve">Mục đích</w:t>
-            <w:tab/>
-          </w:r>
-          <w:r>
-            <w:fldChar w:fldCharType="begin"/>
-            <w:instrText xml:space="preserve"> PAGEREF _heading=h.6khyzxo45tnl \h </w:instrText>
-            <w:fldChar w:fldCharType="separate"/>
-          </w:r>
-          <w:r>
-            <w:rPr>
-              <w:i w:val="0"/>
-              <w:iCs w:val="0"/>
-              <w:smallCaps w:val="0"/>
-              <w:strike w:val="0"/>
-              <w:color w:val="000000"/>
-              <w:sz w:val="24"/>
-              <w:szCs w:val="24"/>
-              <w:u w:val="none"/>
-              <w:shd w:fill="auto" w:val="clear"/>
-              <w:vertAlign w:val="baseline"/>
-              <w:rtl w:val="0"/>
-            </w:rPr>
-            <w:t xml:space="preserve">3</w:t>
-          </w:r>
-          <w:r>
-            <w:fldChar w:fldCharType="end"/>
-          </w:r>
+          <w:hyperlink w:anchor="_heading=">
+            <w:r>
+              <w:rPr>
+                <w:i w:val="0"/>
+                <w:iCs w:val="0"/>
+                <w:smallCaps w:val="0"/>
+                <w:strike w:val="0"/>
+                <w:color w:val="000000"/>
+                <w:u w:val="none"/>
+                <w:shd w:fill="auto" w:val="clear"/>
+                <w:vertAlign w:val="baseline"/>
+                <w:rtl w:val="0"/>
+              </w:rPr>
+              <w:t xml:space="preserve">1.2 Phạm vi</w:t>
+              <w:tab/>
+              <w:t xml:space="preserve">3</w:t>
+            </w:r>
+          </w:hyperlink>
           <w:r>
             <w:rPr>
               <w:rtl w:val="0"/>
@@ -1226,111 +1108,42 @@
         </w:p>
         <w:p>
           <w:pPr>
-            <w:keepNext w:val="0"/>
-            <w:keepLines w:val="0"/>
-            <w:pageBreakBefore w:val="0"/>
-            <w:widowControl w:val="1"/>
-            <w:pBdr>
-              <w:top w:space="0" w:sz="0" w:val="nil"/>
-              <w:left w:space="0" w:sz="0" w:val="nil"/>
-              <w:bottom w:space="0" w:sz="0" w:val="nil"/>
-              <w:right w:space="0" w:sz="0" w:val="nil"/>
-              <w:between w:space="0" w:sz="0" w:val="nil"/>
-            </w:pBdr>
-            <w:shd w:fill="auto" w:val="clear"/>
+            <w:widowControl w:val="0"/>
             <w:tabs>
-              <w:tab w:val="left" w:leader="none" w:pos="740"/>
-              <w:tab w:val="right" w:leader="dot" w:pos="8630"/>
+              <w:tab w:val="right" w:leader="dot" w:pos="12000"/>
             </w:tabs>
-            <w:spacing w:after="0" w:before="120" w:line="288" w:lineRule="auto"/>
-            <w:ind w:left="200" w:right="0" w:firstLine="0"/>
-            <w:jc w:val="both"/>
+            <w:spacing w:before="60" w:line="240" w:lineRule="auto"/>
+            <w:ind w:left="360" w:firstLine="0"/>
+            <w:jc w:val="left"/>
             <w:rPr>
               <w:i w:val="0"/>
               <w:iCs w:val="0"/>
               <w:smallCaps w:val="0"/>
               <w:strike w:val="0"/>
               <w:color w:val="000000"/>
-              <w:sz w:val="24"/>
-              <w:szCs w:val="24"/>
               <w:u w:val="none"/>
               <w:shd w:fill="auto" w:val="clear"/>
               <w:vertAlign w:val="baseline"/>
             </w:rPr>
           </w:pPr>
-          <w:r>
-            <w:rPr>
-              <w:i w:val="0"/>
-              <w:iCs w:val="0"/>
-              <w:smallCaps w:val="0"/>
-              <w:strike w:val="0"/>
-              <w:color w:val="000000"/>
-              <w:sz w:val="24"/>
-              <w:szCs w:val="24"/>
-              <w:u w:val="none"/>
-              <w:shd w:fill="auto" w:val="clear"/>
-              <w:vertAlign w:val="baseline"/>
-              <w:rtl w:val="0"/>
-            </w:rPr>
-            <w:t xml:space="preserve">1.2</w:t>
-          </w:r>
-          <w:r>
-            <w:rPr>
-              <w:i w:val="0"/>
-              <w:iCs w:val="0"/>
-              <w:smallCaps w:val="0"/>
-              <w:strike w:val="0"/>
-              <w:color w:val="000000"/>
-              <w:sz w:val="24"/>
-              <w:szCs w:val="24"/>
-              <w:u w:val="none"/>
-              <w:shd w:fill="auto" w:val="clear"/>
-              <w:vertAlign w:val="baseline"/>
-              <w:rtl w:val="0"/>
-            </w:rPr>
-            <w:tab/>
-          </w:r>
-          <w:r>
-            <w:rPr>
-              <w:i w:val="0"/>
-              <w:iCs w:val="0"/>
-              <w:smallCaps w:val="0"/>
-              <w:strike w:val="0"/>
-              <w:color w:val="000000"/>
-              <w:sz w:val="24"/>
-              <w:szCs w:val="24"/>
-              <w:u w:val="none"/>
-              <w:shd w:fill="auto" w:val="clear"/>
-              <w:vertAlign w:val="baseline"/>
-              <w:rtl w:val="0"/>
-            </w:rPr>
-            <w:t xml:space="preserve">Phạm vi</w:t>
-            <w:tab/>
-          </w:r>
-          <w:r>
-            <w:fldChar w:fldCharType="begin"/>
-            <w:instrText xml:space="preserve"> PAGEREF _heading=h.198wghpsryz0 \h </w:instrText>
-            <w:fldChar w:fldCharType="separate"/>
-          </w:r>
-          <w:r>
-            <w:rPr>
-              <w:i w:val="0"/>
-              <w:iCs w:val="0"/>
-              <w:smallCaps w:val="0"/>
-              <w:strike w:val="0"/>
-              <w:color w:val="000000"/>
-              <w:sz w:val="24"/>
-              <w:szCs w:val="24"/>
-              <w:u w:val="none"/>
-              <w:shd w:fill="auto" w:val="clear"/>
-              <w:vertAlign w:val="baseline"/>
-              <w:rtl w:val="0"/>
-            </w:rPr>
-            <w:t xml:space="preserve">3</w:t>
-          </w:r>
-          <w:r>
-            <w:fldChar w:fldCharType="end"/>
-          </w:r>
+          <w:hyperlink w:anchor="_heading=">
+            <w:r>
+              <w:rPr>
+                <w:i w:val="0"/>
+                <w:iCs w:val="0"/>
+                <w:smallCaps w:val="0"/>
+                <w:strike w:val="0"/>
+                <w:color w:val="000000"/>
+                <w:u w:val="none"/>
+                <w:shd w:fill="auto" w:val="clear"/>
+                <w:vertAlign w:val="baseline"/>
+                <w:rtl w:val="0"/>
+              </w:rPr>
+              <w:t xml:space="preserve">1.3 Từ điển thuật ngữ</w:t>
+              <w:tab/>
+              <w:t xml:space="preserve">4</w:t>
+            </w:r>
+          </w:hyperlink>
           <w:r>
             <w:rPr>
               <w:rtl w:val="0"/>
@@ -1339,111 +1152,42 @@
         </w:p>
         <w:p>
           <w:pPr>
-            <w:keepNext w:val="0"/>
-            <w:keepLines w:val="0"/>
-            <w:pageBreakBefore w:val="0"/>
-            <w:widowControl w:val="1"/>
-            <w:pBdr>
-              <w:top w:space="0" w:sz="0" w:val="nil"/>
-              <w:left w:space="0" w:sz="0" w:val="nil"/>
-              <w:bottom w:space="0" w:sz="0" w:val="nil"/>
-              <w:right w:space="0" w:sz="0" w:val="nil"/>
-              <w:between w:space="0" w:sz="0" w:val="nil"/>
-            </w:pBdr>
-            <w:shd w:fill="auto" w:val="clear"/>
+            <w:widowControl w:val="0"/>
             <w:tabs>
-              <w:tab w:val="left" w:leader="none" w:pos="740"/>
-              <w:tab w:val="right" w:leader="dot" w:pos="8630"/>
+              <w:tab w:val="right" w:leader="dot" w:pos="12000"/>
             </w:tabs>
-            <w:spacing w:after="0" w:before="120" w:line="288" w:lineRule="auto"/>
-            <w:ind w:left="200" w:right="0" w:firstLine="0"/>
-            <w:jc w:val="both"/>
+            <w:spacing w:before="60" w:line="240" w:lineRule="auto"/>
+            <w:ind w:left="360" w:firstLine="0"/>
+            <w:jc w:val="left"/>
             <w:rPr>
               <w:i w:val="0"/>
               <w:iCs w:val="0"/>
               <w:smallCaps w:val="0"/>
               <w:strike w:val="0"/>
               <w:color w:val="000000"/>
-              <w:sz w:val="24"/>
-              <w:szCs w:val="24"/>
               <w:u w:val="none"/>
               <w:shd w:fill="auto" w:val="clear"/>
               <w:vertAlign w:val="baseline"/>
             </w:rPr>
           </w:pPr>
-          <w:r>
-            <w:rPr>
-              <w:i w:val="0"/>
-              <w:iCs w:val="0"/>
-              <w:smallCaps w:val="0"/>
-              <w:strike w:val="0"/>
-              <w:color w:val="000000"/>
-              <w:sz w:val="24"/>
-              <w:szCs w:val="24"/>
-              <w:u w:val="none"/>
-              <w:shd w:fill="auto" w:val="clear"/>
-              <w:vertAlign w:val="baseline"/>
-              <w:rtl w:val="0"/>
-            </w:rPr>
-            <w:t xml:space="preserve">1.3</w:t>
-          </w:r>
-          <w:r>
-            <w:rPr>
-              <w:i w:val="0"/>
-              <w:iCs w:val="0"/>
-              <w:smallCaps w:val="0"/>
-              <w:strike w:val="0"/>
-              <w:color w:val="000000"/>
-              <w:sz w:val="24"/>
-              <w:szCs w:val="24"/>
-              <w:u w:val="none"/>
-              <w:shd w:fill="auto" w:val="clear"/>
-              <w:vertAlign w:val="baseline"/>
-              <w:rtl w:val="0"/>
-            </w:rPr>
-            <w:tab/>
-          </w:r>
-          <w:r>
-            <w:rPr>
-              <w:i w:val="0"/>
-              <w:iCs w:val="0"/>
-              <w:smallCaps w:val="0"/>
-              <w:strike w:val="0"/>
-              <w:color w:val="000000"/>
-              <w:sz w:val="24"/>
-              <w:szCs w:val="24"/>
-              <w:u w:val="none"/>
-              <w:shd w:fill="auto" w:val="clear"/>
-              <w:vertAlign w:val="baseline"/>
-              <w:rtl w:val="0"/>
-            </w:rPr>
-            <w:t xml:space="preserve">Từ điển thuật ngữ</w:t>
-            <w:tab/>
-          </w:r>
-          <w:r>
-            <w:fldChar w:fldCharType="begin"/>
-            <w:instrText xml:space="preserve"> PAGEREF _heading=h.6s2dma78r03b \h </w:instrText>
-            <w:fldChar w:fldCharType="separate"/>
-          </w:r>
-          <w:r>
-            <w:rPr>
-              <w:i w:val="0"/>
-              <w:iCs w:val="0"/>
-              <w:smallCaps w:val="0"/>
-              <w:strike w:val="0"/>
-              <w:color w:val="000000"/>
-              <w:sz w:val="24"/>
-              <w:szCs w:val="24"/>
-              <w:u w:val="none"/>
-              <w:shd w:fill="auto" w:val="clear"/>
-              <w:vertAlign w:val="baseline"/>
-              <w:rtl w:val="0"/>
-            </w:rPr>
-            <w:t xml:space="preserve">3</w:t>
-          </w:r>
-          <w:r>
-            <w:fldChar w:fldCharType="end"/>
-          </w:r>
+          <w:hyperlink w:anchor="_heading=">
+            <w:r>
+              <w:rPr>
+                <w:i w:val="0"/>
+                <w:iCs w:val="0"/>
+                <w:smallCaps w:val="0"/>
+                <w:strike w:val="0"/>
+                <w:color w:val="000000"/>
+                <w:u w:val="none"/>
+                <w:shd w:fill="auto" w:val="clear"/>
+                <w:vertAlign w:val="baseline"/>
+                <w:rtl w:val="0"/>
+              </w:rPr>
+              <w:t xml:space="preserve">1.4 Tài liệu tham khảo</w:t>
+              <w:tab/>
+              <w:t xml:space="preserve">5</w:t>
+            </w:r>
+          </w:hyperlink>
           <w:r>
             <w:rPr>
               <w:rtl w:val="0"/>
@@ -1452,111 +1196,45 @@
         </w:p>
         <w:p>
           <w:pPr>
-            <w:keepNext w:val="0"/>
-            <w:keepLines w:val="0"/>
-            <w:pageBreakBefore w:val="0"/>
-            <w:widowControl w:val="1"/>
-            <w:pBdr>
-              <w:top w:space="0" w:sz="0" w:val="nil"/>
-              <w:left w:space="0" w:sz="0" w:val="nil"/>
-              <w:bottom w:space="0" w:sz="0" w:val="nil"/>
-              <w:right w:space="0" w:sz="0" w:val="nil"/>
-              <w:between w:space="0" w:sz="0" w:val="nil"/>
-            </w:pBdr>
-            <w:shd w:fill="auto" w:val="clear"/>
+            <w:widowControl w:val="0"/>
             <w:tabs>
-              <w:tab w:val="left" w:leader="none" w:pos="740"/>
-              <w:tab w:val="right" w:leader="dot" w:pos="8630"/>
+              <w:tab w:val="right" w:leader="dot" w:pos="12000"/>
             </w:tabs>
-            <w:spacing w:after="0" w:before="120" w:line="288" w:lineRule="auto"/>
-            <w:ind w:left="200" w:right="0" w:firstLine="0"/>
-            <w:jc w:val="both"/>
+            <w:spacing w:before="60" w:line="240" w:lineRule="auto"/>
+            <w:jc w:val="left"/>
             <w:rPr>
+              <w:b w:val="1"/>
+              <w:bCs w:val="1"/>
               <w:i w:val="0"/>
               <w:iCs w:val="0"/>
               <w:smallCaps w:val="0"/>
               <w:strike w:val="0"/>
               <w:color w:val="000000"/>
-              <w:sz w:val="24"/>
-              <w:szCs w:val="24"/>
               <w:u w:val="none"/>
               <w:shd w:fill="auto" w:val="clear"/>
               <w:vertAlign w:val="baseline"/>
             </w:rPr>
           </w:pPr>
-          <w:r>
-            <w:rPr>
-              <w:i w:val="0"/>
-              <w:iCs w:val="0"/>
-              <w:smallCaps w:val="0"/>
-              <w:strike w:val="0"/>
-              <w:color w:val="000000"/>
-              <w:sz w:val="24"/>
-              <w:szCs w:val="24"/>
-              <w:u w:val="none"/>
-              <w:shd w:fill="auto" w:val="clear"/>
-              <w:vertAlign w:val="baseline"/>
-              <w:rtl w:val="0"/>
-            </w:rPr>
-            <w:t xml:space="preserve">1.4</w:t>
-          </w:r>
-          <w:r>
-            <w:rPr>
-              <w:i w:val="0"/>
-              <w:iCs w:val="0"/>
-              <w:smallCaps w:val="0"/>
-              <w:strike w:val="0"/>
-              <w:color w:val="000000"/>
-              <w:sz w:val="24"/>
-              <w:szCs w:val="24"/>
-              <w:u w:val="none"/>
-              <w:shd w:fill="auto" w:val="clear"/>
-              <w:vertAlign w:val="baseline"/>
-              <w:rtl w:val="0"/>
-            </w:rPr>
-            <w:tab/>
-          </w:r>
-          <w:r>
-            <w:rPr>
-              <w:i w:val="0"/>
-              <w:iCs w:val="0"/>
-              <w:smallCaps w:val="0"/>
-              <w:strike w:val="0"/>
-              <w:color w:val="000000"/>
-              <w:sz w:val="24"/>
-              <w:szCs w:val="24"/>
-              <w:u w:val="none"/>
-              <w:shd w:fill="auto" w:val="clear"/>
-              <w:vertAlign w:val="baseline"/>
-              <w:rtl w:val="0"/>
-            </w:rPr>
-            <w:t xml:space="preserve">Tài liệu tham khảo</w:t>
-            <w:tab/>
-          </w:r>
-          <w:r>
-            <w:fldChar w:fldCharType="begin"/>
-            <w:instrText xml:space="preserve"> PAGEREF _heading=h.ooq8gpbun6ra \h </w:instrText>
-            <w:fldChar w:fldCharType="separate"/>
-          </w:r>
-          <w:r>
-            <w:rPr>
-              <w:i w:val="0"/>
-              <w:iCs w:val="0"/>
-              <w:smallCaps w:val="0"/>
-              <w:strike w:val="0"/>
-              <w:color w:val="000000"/>
-              <w:sz w:val="24"/>
-              <w:szCs w:val="24"/>
-              <w:u w:val="none"/>
-              <w:shd w:fill="auto" w:val="clear"/>
-              <w:vertAlign w:val="baseline"/>
-              <w:rtl w:val="0"/>
-            </w:rPr>
-            <w:t xml:space="preserve">4</w:t>
-          </w:r>
-          <w:r>
-            <w:fldChar w:fldCharType="end"/>
-          </w:r>
+          <w:hyperlink w:anchor="_heading=h.l1tszaq67wvq">
+            <w:r>
+              <w:rPr>
+                <w:b w:val="1"/>
+                <w:bCs w:val="1"/>
+                <w:i w:val="0"/>
+                <w:iCs w:val="0"/>
+                <w:smallCaps w:val="0"/>
+                <w:strike w:val="0"/>
+                <w:color w:val="000000"/>
+                <w:u w:val="none"/>
+                <w:shd w:fill="auto" w:val="clear"/>
+                <w:vertAlign w:val="baseline"/>
+                <w:rtl w:val="0"/>
+              </w:rPr>
+              <w:t xml:space="preserve">2 Mô tả tổng quan</w:t>
+              <w:tab/>
+              <w:t xml:space="preserve">6</w:t>
+            </w:r>
+          </w:hyperlink>
           <w:r>
             <w:rPr>
               <w:rtl w:val="0"/>
@@ -1565,111 +1243,42 @@
         </w:p>
         <w:p>
           <w:pPr>
-            <w:keepNext w:val="0"/>
-            <w:keepLines w:val="0"/>
-            <w:pageBreakBefore w:val="0"/>
-            <w:widowControl w:val="1"/>
-            <w:pBdr>
-              <w:top w:space="0" w:sz="0" w:val="nil"/>
-              <w:left w:space="0" w:sz="0" w:val="nil"/>
-              <w:bottom w:space="0" w:sz="0" w:val="nil"/>
-              <w:right w:space="0" w:sz="0" w:val="nil"/>
-              <w:between w:space="0" w:sz="0" w:val="nil"/>
-            </w:pBdr>
-            <w:shd w:fill="auto" w:val="clear"/>
+            <w:widowControl w:val="0"/>
             <w:tabs>
-              <w:tab w:val="left" w:leader="none" w:pos="360"/>
-              <w:tab w:val="right" w:leader="dot" w:pos="8630"/>
+              <w:tab w:val="right" w:leader="dot" w:pos="12000"/>
             </w:tabs>
-            <w:spacing w:after="0" w:before="120" w:line="288" w:lineRule="auto"/>
-            <w:ind w:left="0" w:right="0" w:firstLine="0"/>
-            <w:jc w:val="both"/>
+            <w:spacing w:before="60" w:line="240" w:lineRule="auto"/>
+            <w:ind w:left="360" w:firstLine="0"/>
+            <w:jc w:val="left"/>
             <w:rPr>
               <w:i w:val="0"/>
               <w:iCs w:val="0"/>
               <w:smallCaps w:val="0"/>
               <w:strike w:val="0"/>
               <w:color w:val="000000"/>
-              <w:sz w:val="24"/>
-              <w:szCs w:val="24"/>
               <w:u w:val="none"/>
               <w:shd w:fill="auto" w:val="clear"/>
               <w:vertAlign w:val="baseline"/>
             </w:rPr>
           </w:pPr>
-          <w:r>
-            <w:rPr>
-              <w:i w:val="0"/>
-              <w:iCs w:val="0"/>
-              <w:smallCaps w:val="0"/>
-              <w:strike w:val="0"/>
-              <w:color w:val="000000"/>
-              <w:sz w:val="24"/>
-              <w:szCs w:val="24"/>
-              <w:u w:val="none"/>
-              <w:shd w:fill="auto" w:val="clear"/>
-              <w:vertAlign w:val="baseline"/>
-              <w:rtl w:val="0"/>
-            </w:rPr>
-            <w:t xml:space="preserve">2</w:t>
-          </w:r>
-          <w:r>
-            <w:rPr>
-              <w:i w:val="0"/>
-              <w:iCs w:val="0"/>
-              <w:smallCaps w:val="0"/>
-              <w:strike w:val="0"/>
-              <w:color w:val="000000"/>
-              <w:sz w:val="24"/>
-              <w:szCs w:val="24"/>
-              <w:u w:val="none"/>
-              <w:shd w:fill="auto" w:val="clear"/>
-              <w:vertAlign w:val="baseline"/>
-              <w:rtl w:val="0"/>
-            </w:rPr>
-            <w:tab/>
-          </w:r>
-          <w:r>
-            <w:rPr>
-              <w:i w:val="0"/>
-              <w:iCs w:val="0"/>
-              <w:smallCaps w:val="0"/>
-              <w:strike w:val="0"/>
-              <w:color w:val="000000"/>
-              <w:sz w:val="24"/>
-              <w:szCs w:val="24"/>
-              <w:u w:val="none"/>
-              <w:shd w:fill="auto" w:val="clear"/>
-              <w:vertAlign w:val="baseline"/>
-              <w:rtl w:val="0"/>
-            </w:rPr>
-            <w:t xml:space="preserve">Mô tả tổng quan</w:t>
-            <w:tab/>
-          </w:r>
-          <w:r>
-            <w:fldChar w:fldCharType="begin"/>
-            <w:instrText xml:space="preserve"> PAGEREF _heading=h.z87e2qkplxsl \h </w:instrText>
-            <w:fldChar w:fldCharType="separate"/>
-          </w:r>
-          <w:r>
-            <w:rPr>
-              <w:i w:val="0"/>
-              <w:iCs w:val="0"/>
-              <w:smallCaps w:val="0"/>
-              <w:strike w:val="0"/>
-              <w:color w:val="000000"/>
-              <w:sz w:val="24"/>
-              <w:szCs w:val="24"/>
-              <w:u w:val="none"/>
-              <w:shd w:fill="auto" w:val="clear"/>
-              <w:vertAlign w:val="baseline"/>
-              <w:rtl w:val="0"/>
-            </w:rPr>
-            <w:t xml:space="preserve">5</w:t>
-          </w:r>
-          <w:r>
-            <w:fldChar w:fldCharType="end"/>
-          </w:r>
+          <w:hyperlink w:anchor="_heading=">
+            <w:r>
+              <w:rPr>
+                <w:i w:val="0"/>
+                <w:iCs w:val="0"/>
+                <w:smallCaps w:val="0"/>
+                <w:strike w:val="0"/>
+                <w:color w:val="000000"/>
+                <w:u w:val="none"/>
+                <w:shd w:fill="auto" w:val="clear"/>
+                <w:vertAlign w:val="baseline"/>
+                <w:rtl w:val="0"/>
+              </w:rPr>
+              <w:t xml:space="preserve">2.1 Các tác nhân</w:t>
+              <w:tab/>
+              <w:t xml:space="preserve">6</w:t>
+            </w:r>
+          </w:hyperlink>
           <w:r>
             <w:rPr>
               <w:rtl w:val="0"/>
@@ -1678,111 +1287,42 @@
         </w:p>
         <w:p>
           <w:pPr>
-            <w:keepNext w:val="0"/>
-            <w:keepLines w:val="0"/>
-            <w:pageBreakBefore w:val="0"/>
-            <w:widowControl w:val="1"/>
-            <w:pBdr>
-              <w:top w:space="0" w:sz="0" w:val="nil"/>
-              <w:left w:space="0" w:sz="0" w:val="nil"/>
-              <w:bottom w:space="0" w:sz="0" w:val="nil"/>
-              <w:right w:space="0" w:sz="0" w:val="nil"/>
-              <w:between w:space="0" w:sz="0" w:val="nil"/>
-            </w:pBdr>
-            <w:shd w:fill="auto" w:val="clear"/>
+            <w:widowControl w:val="0"/>
             <w:tabs>
-              <w:tab w:val="left" w:leader="none" w:pos="740"/>
-              <w:tab w:val="right" w:leader="dot" w:pos="8630"/>
+              <w:tab w:val="right" w:leader="dot" w:pos="12000"/>
             </w:tabs>
-            <w:spacing w:after="0" w:before="120" w:line="288" w:lineRule="auto"/>
-            <w:ind w:left="200" w:right="0" w:firstLine="0"/>
-            <w:jc w:val="both"/>
+            <w:spacing w:before="60" w:line="240" w:lineRule="auto"/>
+            <w:ind w:left="360" w:firstLine="0"/>
+            <w:jc w:val="left"/>
             <w:rPr>
               <w:i w:val="0"/>
               <w:iCs w:val="0"/>
               <w:smallCaps w:val="0"/>
               <w:strike w:val="0"/>
               <w:color w:val="000000"/>
-              <w:sz w:val="24"/>
-              <w:szCs w:val="24"/>
               <w:u w:val="none"/>
               <w:shd w:fill="auto" w:val="clear"/>
               <w:vertAlign w:val="baseline"/>
             </w:rPr>
           </w:pPr>
-          <w:r>
-            <w:rPr>
-              <w:i w:val="0"/>
-              <w:iCs w:val="0"/>
-              <w:smallCaps w:val="0"/>
-              <w:strike w:val="0"/>
-              <w:color w:val="000000"/>
-              <w:sz w:val="24"/>
-              <w:szCs w:val="24"/>
-              <w:u w:val="none"/>
-              <w:shd w:fill="auto" w:val="clear"/>
-              <w:vertAlign w:val="baseline"/>
-              <w:rtl w:val="0"/>
-            </w:rPr>
-            <w:t xml:space="preserve">2.1</w:t>
-          </w:r>
-          <w:r>
-            <w:rPr>
-              <w:i w:val="0"/>
-              <w:iCs w:val="0"/>
-              <w:smallCaps w:val="0"/>
-              <w:strike w:val="0"/>
-              <w:color w:val="000000"/>
-              <w:sz w:val="24"/>
-              <w:szCs w:val="24"/>
-              <w:u w:val="none"/>
-              <w:shd w:fill="auto" w:val="clear"/>
-              <w:vertAlign w:val="baseline"/>
-              <w:rtl w:val="0"/>
-            </w:rPr>
-            <w:tab/>
-          </w:r>
-          <w:r>
-            <w:rPr>
-              <w:i w:val="0"/>
-              <w:iCs w:val="0"/>
-              <w:smallCaps w:val="0"/>
-              <w:strike w:val="0"/>
-              <w:color w:val="000000"/>
-              <w:sz w:val="24"/>
-              <w:szCs w:val="24"/>
-              <w:u w:val="none"/>
-              <w:shd w:fill="auto" w:val="clear"/>
-              <w:vertAlign w:val="baseline"/>
-              <w:rtl w:val="0"/>
-            </w:rPr>
-            <w:t xml:space="preserve">Các tác nhân</w:t>
-            <w:tab/>
-          </w:r>
-          <w:r>
-            <w:fldChar w:fldCharType="begin"/>
-            <w:instrText xml:space="preserve"> PAGEREF _heading=h.l1tszaq67wvq \h </w:instrText>
-            <w:fldChar w:fldCharType="separate"/>
-          </w:r>
-          <w:r>
-            <w:rPr>
-              <w:i w:val="0"/>
-              <w:iCs w:val="0"/>
-              <w:smallCaps w:val="0"/>
-              <w:strike w:val="0"/>
-              <w:color w:val="000000"/>
-              <w:sz w:val="24"/>
-              <w:szCs w:val="24"/>
-              <w:u w:val="none"/>
-              <w:shd w:fill="auto" w:val="clear"/>
-              <w:vertAlign w:val="baseline"/>
-              <w:rtl w:val="0"/>
-            </w:rPr>
-            <w:t xml:space="preserve">5</w:t>
-          </w:r>
-          <w:r>
-            <w:fldChar w:fldCharType="end"/>
-          </w:r>
+          <w:hyperlink w:anchor="_heading=">
+            <w:r>
+              <w:rPr>
+                <w:i w:val="0"/>
+                <w:iCs w:val="0"/>
+                <w:smallCaps w:val="0"/>
+                <w:strike w:val="0"/>
+                <w:color w:val="000000"/>
+                <w:u w:val="none"/>
+                <w:shd w:fill="auto" w:val="clear"/>
+                <w:vertAlign w:val="baseline"/>
+                <w:rtl w:val="0"/>
+              </w:rPr>
+              <w:t xml:space="preserve">2.2 Biểu đồ use case tổng quan</w:t>
+              <w:tab/>
+              <w:t xml:space="preserve">6</w:t>
+            </w:r>
+          </w:hyperlink>
           <w:r>
             <w:rPr>
               <w:rtl w:val="0"/>
@@ -1791,111 +1331,42 @@
         </w:p>
         <w:p>
           <w:pPr>
-            <w:keepNext w:val="0"/>
-            <w:keepLines w:val="0"/>
-            <w:pageBreakBefore w:val="0"/>
-            <w:widowControl w:val="1"/>
-            <w:pBdr>
-              <w:top w:space="0" w:sz="0" w:val="nil"/>
-              <w:left w:space="0" w:sz="0" w:val="nil"/>
-              <w:bottom w:space="0" w:sz="0" w:val="nil"/>
-              <w:right w:space="0" w:sz="0" w:val="nil"/>
-              <w:between w:space="0" w:sz="0" w:val="nil"/>
-            </w:pBdr>
-            <w:shd w:fill="auto" w:val="clear"/>
+            <w:widowControl w:val="0"/>
             <w:tabs>
-              <w:tab w:val="left" w:leader="none" w:pos="740"/>
-              <w:tab w:val="right" w:leader="dot" w:pos="8630"/>
+              <w:tab w:val="right" w:leader="dot" w:pos="12000"/>
             </w:tabs>
-            <w:spacing w:after="0" w:before="120" w:line="288" w:lineRule="auto"/>
-            <w:ind w:left="200" w:right="0" w:firstLine="0"/>
-            <w:jc w:val="both"/>
+            <w:spacing w:before="60" w:line="240" w:lineRule="auto"/>
+            <w:ind w:left="360" w:firstLine="0"/>
+            <w:jc w:val="left"/>
             <w:rPr>
               <w:i w:val="0"/>
               <w:iCs w:val="0"/>
               <w:smallCaps w:val="0"/>
               <w:strike w:val="0"/>
               <w:color w:val="000000"/>
-              <w:sz w:val="24"/>
-              <w:szCs w:val="24"/>
               <w:u w:val="none"/>
               <w:shd w:fill="auto" w:val="clear"/>
               <w:vertAlign w:val="baseline"/>
             </w:rPr>
           </w:pPr>
-          <w:r>
-            <w:rPr>
-              <w:i w:val="0"/>
-              <w:iCs w:val="0"/>
-              <w:smallCaps w:val="0"/>
-              <w:strike w:val="0"/>
-              <w:color w:val="000000"/>
-              <w:sz w:val="24"/>
-              <w:szCs w:val="24"/>
-              <w:u w:val="none"/>
-              <w:shd w:fill="auto" w:val="clear"/>
-              <w:vertAlign w:val="baseline"/>
-              <w:rtl w:val="0"/>
-            </w:rPr>
-            <w:t xml:space="preserve">2.2</w:t>
-          </w:r>
-          <w:r>
-            <w:rPr>
-              <w:i w:val="0"/>
-              <w:iCs w:val="0"/>
-              <w:smallCaps w:val="0"/>
-              <w:strike w:val="0"/>
-              <w:color w:val="000000"/>
-              <w:sz w:val="24"/>
-              <w:szCs w:val="24"/>
-              <w:u w:val="none"/>
-              <w:shd w:fill="auto" w:val="clear"/>
-              <w:vertAlign w:val="baseline"/>
-              <w:rtl w:val="0"/>
-            </w:rPr>
-            <w:tab/>
-          </w:r>
-          <w:r>
-            <w:rPr>
-              <w:i w:val="0"/>
-              <w:iCs w:val="0"/>
-              <w:smallCaps w:val="0"/>
-              <w:strike w:val="0"/>
-              <w:color w:val="000000"/>
-              <w:sz w:val="24"/>
-              <w:szCs w:val="24"/>
-              <w:u w:val="none"/>
-              <w:shd w:fill="auto" w:val="clear"/>
-              <w:vertAlign w:val="baseline"/>
-              <w:rtl w:val="0"/>
-            </w:rPr>
-            <w:t xml:space="preserve">Biểu đồ use case tổng quan</w:t>
-            <w:tab/>
-          </w:r>
-          <w:r>
-            <w:fldChar w:fldCharType="begin"/>
-            <w:instrText xml:space="preserve"> PAGEREF _heading=h.va3d6c8p2mla \h </w:instrText>
-            <w:fldChar w:fldCharType="separate"/>
-          </w:r>
-          <w:r>
-            <w:rPr>
-              <w:i w:val="0"/>
-              <w:iCs w:val="0"/>
-              <w:smallCaps w:val="0"/>
-              <w:strike w:val="0"/>
-              <w:color w:val="000000"/>
-              <w:sz w:val="24"/>
-              <w:szCs w:val="24"/>
-              <w:u w:val="none"/>
-              <w:shd w:fill="auto" w:val="clear"/>
-              <w:vertAlign w:val="baseline"/>
-              <w:rtl w:val="0"/>
-            </w:rPr>
-            <w:t xml:space="preserve">5</w:t>
-          </w:r>
-          <w:r>
-            <w:fldChar w:fldCharType="end"/>
-          </w:r>
+          <w:hyperlink w:anchor="_heading=">
+            <w:r>
+              <w:rPr>
+                <w:i w:val="0"/>
+                <w:iCs w:val="0"/>
+                <w:smallCaps w:val="0"/>
+                <w:strike w:val="0"/>
+                <w:color w:val="000000"/>
+                <w:u w:val="none"/>
+                <w:shd w:fill="auto" w:val="clear"/>
+                <w:vertAlign w:val="baseline"/>
+                <w:rtl w:val="0"/>
+              </w:rPr>
+              <w:t xml:space="preserve">2.3 Biểu đồ use case phân rã</w:t>
+              <w:tab/>
+              <w:t xml:space="preserve">8</w:t>
+            </w:r>
+          </w:hyperlink>
           <w:r>
             <w:rPr>
               <w:rtl w:val="0"/>
@@ -1904,111 +1375,42 @@
         </w:p>
         <w:p>
           <w:pPr>
-            <w:keepNext w:val="0"/>
-            <w:keepLines w:val="0"/>
-            <w:pageBreakBefore w:val="0"/>
-            <w:widowControl w:val="1"/>
-            <w:pBdr>
-              <w:top w:space="0" w:sz="0" w:val="nil"/>
-              <w:left w:space="0" w:sz="0" w:val="nil"/>
-              <w:bottom w:space="0" w:sz="0" w:val="nil"/>
-              <w:right w:space="0" w:sz="0" w:val="nil"/>
-              <w:between w:space="0" w:sz="0" w:val="nil"/>
-            </w:pBdr>
-            <w:shd w:fill="auto" w:val="clear"/>
+            <w:widowControl w:val="0"/>
             <w:tabs>
-              <w:tab w:val="left" w:leader="none" w:pos="740"/>
-              <w:tab w:val="right" w:leader="dot" w:pos="8630"/>
+              <w:tab w:val="right" w:leader="dot" w:pos="12000"/>
             </w:tabs>
-            <w:spacing w:after="0" w:before="120" w:line="288" w:lineRule="auto"/>
-            <w:ind w:left="200" w:right="0" w:firstLine="0"/>
-            <w:jc w:val="both"/>
+            <w:spacing w:before="60" w:line="240" w:lineRule="auto"/>
+            <w:ind w:left="720" w:firstLine="0"/>
+            <w:jc w:val="left"/>
             <w:rPr>
               <w:i w:val="0"/>
               <w:iCs w:val="0"/>
               <w:smallCaps w:val="0"/>
               <w:strike w:val="0"/>
               <w:color w:val="000000"/>
-              <w:sz w:val="24"/>
-              <w:szCs w:val="24"/>
               <w:u w:val="none"/>
               <w:shd w:fill="auto" w:val="clear"/>
               <w:vertAlign w:val="baseline"/>
             </w:rPr>
           </w:pPr>
-          <w:r>
-            <w:rPr>
-              <w:i w:val="0"/>
-              <w:iCs w:val="0"/>
-              <w:smallCaps w:val="0"/>
-              <w:strike w:val="0"/>
-              <w:color w:val="000000"/>
-              <w:sz w:val="24"/>
-              <w:szCs w:val="24"/>
-              <w:u w:val="none"/>
-              <w:shd w:fill="auto" w:val="clear"/>
-              <w:vertAlign w:val="baseline"/>
-              <w:rtl w:val="0"/>
-            </w:rPr>
-            <w:t xml:space="preserve">2.3</w:t>
-          </w:r>
-          <w:r>
-            <w:rPr>
-              <w:i w:val="0"/>
-              <w:iCs w:val="0"/>
-              <w:smallCaps w:val="0"/>
-              <w:strike w:val="0"/>
-              <w:color w:val="000000"/>
-              <w:sz w:val="24"/>
-              <w:szCs w:val="24"/>
-              <w:u w:val="none"/>
-              <w:shd w:fill="auto" w:val="clear"/>
-              <w:vertAlign w:val="baseline"/>
-              <w:rtl w:val="0"/>
-            </w:rPr>
-            <w:tab/>
-          </w:r>
-          <w:r>
-            <w:rPr>
-              <w:i w:val="0"/>
-              <w:iCs w:val="0"/>
-              <w:smallCaps w:val="0"/>
-              <w:strike w:val="0"/>
-              <w:color w:val="000000"/>
-              <w:sz w:val="24"/>
-              <w:szCs w:val="24"/>
-              <w:u w:val="none"/>
-              <w:shd w:fill="auto" w:val="clear"/>
-              <w:vertAlign w:val="baseline"/>
-              <w:rtl w:val="0"/>
-            </w:rPr>
-            <w:t xml:space="preserve">Biểu đồ use case phân rã</w:t>
-            <w:tab/>
-          </w:r>
-          <w:r>
-            <w:fldChar w:fldCharType="begin"/>
-            <w:instrText xml:space="preserve"> PAGEREF _heading=h.tzqv8kws1wsr \h </w:instrText>
-            <w:fldChar w:fldCharType="separate"/>
-          </w:r>
-          <w:r>
-            <w:rPr>
-              <w:i w:val="0"/>
-              <w:iCs w:val="0"/>
-              <w:smallCaps w:val="0"/>
-              <w:strike w:val="0"/>
-              <w:color w:val="000000"/>
-              <w:sz w:val="24"/>
-              <w:szCs w:val="24"/>
-              <w:u w:val="none"/>
-              <w:shd w:fill="auto" w:val="clear"/>
-              <w:vertAlign w:val="baseline"/>
-              <w:rtl w:val="0"/>
-            </w:rPr>
-            <w:t xml:space="preserve">6</w:t>
-          </w:r>
-          <w:r>
-            <w:fldChar w:fldCharType="end"/>
-          </w:r>
+          <w:hyperlink w:anchor="_heading=h.ndtfc59r7bqp">
+            <w:r>
+              <w:rPr>
+                <w:i w:val="0"/>
+                <w:iCs w:val="0"/>
+                <w:smallCaps w:val="0"/>
+                <w:strike w:val="0"/>
+                <w:color w:val="000000"/>
+                <w:u w:val="none"/>
+                <w:shd w:fill="auto" w:val="clear"/>
+                <w:vertAlign w:val="baseline"/>
+                <w:rtl w:val="0"/>
+              </w:rPr>
+              <w:t xml:space="preserve">2.3.1 Phân rã use case “Xử lý thanh toán”</w:t>
+              <w:tab/>
+              <w:t xml:space="preserve">8</w:t>
+            </w:r>
+          </w:hyperlink>
           <w:r>
             <w:rPr>
               <w:rtl w:val="0"/>
@@ -2017,111 +1419,42 @@
         </w:p>
         <w:p>
           <w:pPr>
-            <w:keepNext w:val="0"/>
-            <w:keepLines w:val="0"/>
-            <w:pageBreakBefore w:val="0"/>
-            <w:widowControl w:val="1"/>
-            <w:pBdr>
-              <w:top w:space="0" w:sz="0" w:val="nil"/>
-              <w:left w:space="0" w:sz="0" w:val="nil"/>
-              <w:bottom w:space="0" w:sz="0" w:val="nil"/>
-              <w:right w:space="0" w:sz="0" w:val="nil"/>
-              <w:between w:space="0" w:sz="0" w:val="nil"/>
-            </w:pBdr>
-            <w:shd w:fill="auto" w:val="clear"/>
+            <w:widowControl w:val="0"/>
             <w:tabs>
-              <w:tab w:val="left" w:leader="none" w:pos="1120"/>
-              <w:tab w:val="right" w:leader="dot" w:pos="8630"/>
+              <w:tab w:val="right" w:leader="dot" w:pos="12000"/>
             </w:tabs>
-            <w:spacing w:after="0" w:before="120" w:line="288" w:lineRule="auto"/>
-            <w:ind w:left="400" w:right="0" w:firstLine="0"/>
-            <w:jc w:val="both"/>
+            <w:spacing w:before="60" w:line="240" w:lineRule="auto"/>
+            <w:ind w:left="720" w:firstLine="0"/>
+            <w:jc w:val="left"/>
             <w:rPr>
               <w:i w:val="0"/>
               <w:iCs w:val="0"/>
               <w:smallCaps w:val="0"/>
               <w:strike w:val="0"/>
               <w:color w:val="000000"/>
-              <w:sz w:val="24"/>
-              <w:szCs w:val="24"/>
               <w:u w:val="none"/>
               <w:shd w:fill="auto" w:val="clear"/>
               <w:vertAlign w:val="baseline"/>
             </w:rPr>
           </w:pPr>
-          <w:r>
-            <w:rPr>
-              <w:i w:val="0"/>
-              <w:iCs w:val="0"/>
-              <w:smallCaps w:val="0"/>
-              <w:strike w:val="0"/>
-              <w:color w:val="000000"/>
-              <w:sz w:val="24"/>
-              <w:szCs w:val="24"/>
-              <w:u w:val="none"/>
-              <w:shd w:fill="auto" w:val="clear"/>
-              <w:vertAlign w:val="baseline"/>
-              <w:rtl w:val="0"/>
-            </w:rPr>
-            <w:t xml:space="preserve">2.3.1</w:t>
-          </w:r>
-          <w:r>
-            <w:rPr>
-              <w:i w:val="0"/>
-              <w:iCs w:val="0"/>
-              <w:smallCaps w:val="0"/>
-              <w:strike w:val="0"/>
-              <w:color w:val="000000"/>
-              <w:sz w:val="24"/>
-              <w:szCs w:val="24"/>
-              <w:u w:val="none"/>
-              <w:shd w:fill="auto" w:val="clear"/>
-              <w:vertAlign w:val="baseline"/>
-              <w:rtl w:val="0"/>
-            </w:rPr>
-            <w:tab/>
-          </w:r>
-          <w:r>
-            <w:rPr>
-              <w:i w:val="0"/>
-              <w:iCs w:val="0"/>
-              <w:smallCaps w:val="0"/>
-              <w:strike w:val="0"/>
-              <w:color w:val="000000"/>
-              <w:sz w:val="24"/>
-              <w:szCs w:val="24"/>
-              <w:u w:val="none"/>
-              <w:shd w:fill="auto" w:val="clear"/>
-              <w:vertAlign w:val="baseline"/>
-              <w:rtl w:val="0"/>
-            </w:rPr>
-            <w:t xml:space="preserve">Phân rã use case “Quản trị người dùng”</w:t>
-            <w:tab/>
-          </w:r>
-          <w:r>
-            <w:fldChar w:fldCharType="begin"/>
-            <w:instrText xml:space="preserve"> PAGEREF _heading=h.ndtfc59r7bqp \h </w:instrText>
-            <w:fldChar w:fldCharType="separate"/>
-          </w:r>
-          <w:r>
-            <w:rPr>
-              <w:i w:val="0"/>
-              <w:iCs w:val="0"/>
-              <w:smallCaps w:val="0"/>
-              <w:strike w:val="0"/>
-              <w:color w:val="000000"/>
-              <w:sz w:val="24"/>
-              <w:szCs w:val="24"/>
-              <w:u w:val="none"/>
-              <w:shd w:fill="auto" w:val="clear"/>
-              <w:vertAlign w:val="baseline"/>
-              <w:rtl w:val="0"/>
-            </w:rPr>
-            <w:t xml:space="preserve">6</w:t>
-          </w:r>
-          <w:r>
-            <w:fldChar w:fldCharType="end"/>
-          </w:r>
+          <w:hyperlink w:anchor="_heading=h.k13jxj6kr67n">
+            <w:r>
+              <w:rPr>
+                <w:i w:val="0"/>
+                <w:iCs w:val="0"/>
+                <w:smallCaps w:val="0"/>
+                <w:strike w:val="0"/>
+                <w:color w:val="000000"/>
+                <w:u w:val="none"/>
+                <w:shd w:fill="auto" w:val="clear"/>
+                <w:vertAlign w:val="baseline"/>
+                <w:rtl w:val="0"/>
+              </w:rPr>
+              <w:t xml:space="preserve">2.3.2 Phân rã use case “Quản lý gói tập”</w:t>
+              <w:tab/>
+              <w:t xml:space="preserve">9</w:t>
+            </w:r>
+          </w:hyperlink>
           <w:r>
             <w:rPr>
               <w:rtl w:val="0"/>
@@ -2130,111 +1463,42 @@
         </w:p>
         <w:p>
           <w:pPr>
-            <w:keepNext w:val="0"/>
-            <w:keepLines w:val="0"/>
-            <w:pageBreakBefore w:val="0"/>
-            <w:widowControl w:val="1"/>
-            <w:pBdr>
-              <w:top w:space="0" w:sz="0" w:val="nil"/>
-              <w:left w:space="0" w:sz="0" w:val="nil"/>
-              <w:bottom w:space="0" w:sz="0" w:val="nil"/>
-              <w:right w:space="0" w:sz="0" w:val="nil"/>
-              <w:between w:space="0" w:sz="0" w:val="nil"/>
-            </w:pBdr>
-            <w:shd w:fill="auto" w:val="clear"/>
+            <w:widowControl w:val="0"/>
             <w:tabs>
-              <w:tab w:val="left" w:leader="none" w:pos="1120"/>
-              <w:tab w:val="right" w:leader="dot" w:pos="8630"/>
+              <w:tab w:val="right" w:leader="dot" w:pos="12000"/>
             </w:tabs>
-            <w:spacing w:after="0" w:before="120" w:line="288" w:lineRule="auto"/>
-            <w:ind w:left="400" w:right="0" w:firstLine="0"/>
-            <w:jc w:val="both"/>
+            <w:spacing w:before="60" w:line="240" w:lineRule="auto"/>
+            <w:ind w:left="720" w:firstLine="0"/>
+            <w:jc w:val="left"/>
             <w:rPr>
               <w:i w:val="0"/>
               <w:iCs w:val="0"/>
               <w:smallCaps w:val="0"/>
               <w:strike w:val="0"/>
               <w:color w:val="000000"/>
-              <w:sz w:val="24"/>
-              <w:szCs w:val="24"/>
               <w:u w:val="none"/>
               <w:shd w:fill="auto" w:val="clear"/>
               <w:vertAlign w:val="baseline"/>
             </w:rPr>
           </w:pPr>
-          <w:r>
-            <w:rPr>
-              <w:i w:val="0"/>
-              <w:iCs w:val="0"/>
-              <w:smallCaps w:val="0"/>
-              <w:strike w:val="0"/>
-              <w:color w:val="000000"/>
-              <w:sz w:val="24"/>
-              <w:szCs w:val="24"/>
-              <w:u w:val="none"/>
-              <w:shd w:fill="auto" w:val="clear"/>
-              <w:vertAlign w:val="baseline"/>
-              <w:rtl w:val="0"/>
-            </w:rPr>
-            <w:t xml:space="preserve">2.3.2</w:t>
-          </w:r>
-          <w:r>
-            <w:rPr>
-              <w:i w:val="0"/>
-              <w:iCs w:val="0"/>
-              <w:smallCaps w:val="0"/>
-              <w:strike w:val="0"/>
-              <w:color w:val="000000"/>
-              <w:sz w:val="24"/>
-              <w:szCs w:val="24"/>
-              <w:u w:val="none"/>
-              <w:shd w:fill="auto" w:val="clear"/>
-              <w:vertAlign w:val="baseline"/>
-              <w:rtl w:val="0"/>
-            </w:rPr>
-            <w:tab/>
-          </w:r>
-          <w:r>
-            <w:rPr>
-              <w:i w:val="0"/>
-              <w:iCs w:val="0"/>
-              <w:smallCaps w:val="0"/>
-              <w:strike w:val="0"/>
-              <w:color w:val="000000"/>
-              <w:sz w:val="24"/>
-              <w:szCs w:val="24"/>
-              <w:u w:val="none"/>
-              <w:shd w:fill="auto" w:val="clear"/>
-              <w:vertAlign w:val="baseline"/>
-              <w:rtl w:val="0"/>
-            </w:rPr>
-            <w:t xml:space="preserve">Phân rã use case “Phân nhóm người dùng”</w:t>
-            <w:tab/>
-          </w:r>
-          <w:r>
-            <w:fldChar w:fldCharType="begin"/>
-            <w:instrText xml:space="preserve"> PAGEREF _heading=h.9opzkexlm0rx \h </w:instrText>
-            <w:fldChar w:fldCharType="separate"/>
-          </w:r>
-          <w:r>
-            <w:rPr>
-              <w:i w:val="0"/>
-              <w:iCs w:val="0"/>
-              <w:smallCaps w:val="0"/>
-              <w:strike w:val="0"/>
-              <w:color w:val="000000"/>
-              <w:sz w:val="24"/>
-              <w:szCs w:val="24"/>
-              <w:u w:val="none"/>
-              <w:shd w:fill="auto" w:val="clear"/>
-              <w:vertAlign w:val="baseline"/>
-              <w:rtl w:val="0"/>
-            </w:rPr>
-            <w:t xml:space="preserve">6</w:t>
-          </w:r>
-          <w:r>
-            <w:fldChar w:fldCharType="end"/>
-          </w:r>
+          <w:hyperlink w:anchor="_heading=h.evan95d8d6dq">
+            <w:r>
+              <w:rPr>
+                <w:i w:val="0"/>
+                <w:iCs w:val="0"/>
+                <w:smallCaps w:val="0"/>
+                <w:strike w:val="0"/>
+                <w:color w:val="000000"/>
+                <w:u w:val="none"/>
+                <w:shd w:fill="auto" w:val="clear"/>
+                <w:vertAlign w:val="baseline"/>
+                <w:rtl w:val="0"/>
+              </w:rPr>
+              <w:t xml:space="preserve">2.3.3 Phân rã use case “Quản lý nhân sự”</w:t>
+              <w:tab/>
+              <w:t xml:space="preserve">9</w:t>
+            </w:r>
+          </w:hyperlink>
           <w:r>
             <w:rPr>
               <w:rtl w:val="0"/>
@@ -2243,111 +1507,42 @@
         </w:p>
         <w:p>
           <w:pPr>
-            <w:keepNext w:val="0"/>
-            <w:keepLines w:val="0"/>
-            <w:pageBreakBefore w:val="0"/>
-            <w:widowControl w:val="1"/>
-            <w:pBdr>
-              <w:top w:space="0" w:sz="0" w:val="nil"/>
-              <w:left w:space="0" w:sz="0" w:val="nil"/>
-              <w:bottom w:space="0" w:sz="0" w:val="nil"/>
-              <w:right w:space="0" w:sz="0" w:val="nil"/>
-              <w:between w:space="0" w:sz="0" w:val="nil"/>
-            </w:pBdr>
-            <w:shd w:fill="auto" w:val="clear"/>
+            <w:widowControl w:val="0"/>
             <w:tabs>
-              <w:tab w:val="left" w:leader="none" w:pos="1120"/>
-              <w:tab w:val="right" w:leader="dot" w:pos="8630"/>
+              <w:tab w:val="right" w:leader="dot" w:pos="12000"/>
             </w:tabs>
-            <w:spacing w:after="0" w:before="120" w:line="288" w:lineRule="auto"/>
-            <w:ind w:left="400" w:right="0" w:firstLine="0"/>
-            <w:jc w:val="both"/>
+            <w:spacing w:before="60" w:line="240" w:lineRule="auto"/>
+            <w:ind w:left="720" w:firstLine="0"/>
+            <w:jc w:val="left"/>
             <w:rPr>
               <w:i w:val="0"/>
               <w:iCs w:val="0"/>
               <w:smallCaps w:val="0"/>
               <w:strike w:val="0"/>
               <w:color w:val="000000"/>
-              <w:sz w:val="24"/>
-              <w:szCs w:val="24"/>
               <w:u w:val="none"/>
               <w:shd w:fill="auto" w:val="clear"/>
               <w:vertAlign w:val="baseline"/>
             </w:rPr>
           </w:pPr>
-          <w:r>
-            <w:rPr>
-              <w:i w:val="0"/>
-              <w:iCs w:val="0"/>
-              <w:smallCaps w:val="0"/>
-              <w:strike w:val="0"/>
-              <w:color w:val="000000"/>
-              <w:sz w:val="24"/>
-              <w:szCs w:val="24"/>
-              <w:u w:val="none"/>
-              <w:shd w:fill="auto" w:val="clear"/>
-              <w:vertAlign w:val="baseline"/>
-              <w:rtl w:val="0"/>
-            </w:rPr>
-            <w:t xml:space="preserve">2.3.3</w:t>
-          </w:r>
-          <w:r>
-            <w:rPr>
-              <w:i w:val="0"/>
-              <w:iCs w:val="0"/>
-              <w:smallCaps w:val="0"/>
-              <w:strike w:val="0"/>
-              <w:color w:val="000000"/>
-              <w:sz w:val="24"/>
-              <w:szCs w:val="24"/>
-              <w:u w:val="none"/>
-              <w:shd w:fill="auto" w:val="clear"/>
-              <w:vertAlign w:val="baseline"/>
-              <w:rtl w:val="0"/>
-            </w:rPr>
-            <w:tab/>
-          </w:r>
-          <w:r>
-            <w:rPr>
-              <w:i w:val="0"/>
-              <w:iCs w:val="0"/>
-              <w:smallCaps w:val="0"/>
-              <w:strike w:val="0"/>
-              <w:color w:val="000000"/>
-              <w:sz w:val="24"/>
-              <w:szCs w:val="24"/>
-              <w:u w:val="none"/>
-              <w:shd w:fill="auto" w:val="clear"/>
-              <w:vertAlign w:val="baseline"/>
-              <w:rtl w:val="0"/>
-            </w:rPr>
-            <w:t xml:space="preserve">Phân rã use case “Phân quyền sử dụng chức năng”</w:t>
-            <w:tab/>
-          </w:r>
-          <w:r>
-            <w:fldChar w:fldCharType="begin"/>
-            <w:instrText xml:space="preserve"> PAGEREF _heading=h.hci3wr5psn4i \h </w:instrText>
-            <w:fldChar w:fldCharType="separate"/>
-          </w:r>
-          <w:r>
-            <w:rPr>
-              <w:i w:val="0"/>
-              <w:iCs w:val="0"/>
-              <w:smallCaps w:val="0"/>
-              <w:strike w:val="0"/>
-              <w:color w:val="000000"/>
-              <w:sz w:val="24"/>
-              <w:szCs w:val="24"/>
-              <w:u w:val="none"/>
-              <w:shd w:fill="auto" w:val="clear"/>
-              <w:vertAlign w:val="baseline"/>
-              <w:rtl w:val="0"/>
-            </w:rPr>
-            <w:t xml:space="preserve">7</w:t>
-          </w:r>
-          <w:r>
-            <w:fldChar w:fldCharType="end"/>
-          </w:r>
+          <w:hyperlink w:anchor="_heading=h.a6nvxutpjrbm">
+            <w:r>
+              <w:rPr>
+                <w:i w:val="0"/>
+                <w:iCs w:val="0"/>
+                <w:smallCaps w:val="0"/>
+                <w:strike w:val="0"/>
+                <w:color w:val="000000"/>
+                <w:u w:val="none"/>
+                <w:shd w:fill="auto" w:val="clear"/>
+                <w:vertAlign w:val="baseline"/>
+                <w:rtl w:val="0"/>
+              </w:rPr>
+              <w:t xml:space="preserve">2.3.4 Phân rã use case “Đăng ký/Gia hạn gói tập”</w:t>
+              <w:tab/>
+              <w:t xml:space="preserve">10</w:t>
+            </w:r>
+          </w:hyperlink>
           <w:r>
             <w:rPr>
               <w:rtl w:val="0"/>
@@ -2356,111 +1551,42 @@
         </w:p>
         <w:p>
           <w:pPr>
-            <w:keepNext w:val="0"/>
-            <w:keepLines w:val="0"/>
-            <w:pageBreakBefore w:val="0"/>
-            <w:widowControl w:val="1"/>
-            <w:pBdr>
-              <w:top w:space="0" w:sz="0" w:val="nil"/>
-              <w:left w:space="0" w:sz="0" w:val="nil"/>
-              <w:bottom w:space="0" w:sz="0" w:val="nil"/>
-              <w:right w:space="0" w:sz="0" w:val="nil"/>
-              <w:between w:space="0" w:sz="0" w:val="nil"/>
-            </w:pBdr>
-            <w:shd w:fill="auto" w:val="clear"/>
+            <w:widowControl w:val="0"/>
             <w:tabs>
-              <w:tab w:val="left" w:leader="none" w:pos="740"/>
-              <w:tab w:val="right" w:leader="dot" w:pos="8630"/>
+              <w:tab w:val="right" w:leader="dot" w:pos="12000"/>
             </w:tabs>
-            <w:spacing w:after="0" w:before="120" w:line="288" w:lineRule="auto"/>
-            <w:ind w:left="200" w:right="0" w:firstLine="0"/>
-            <w:jc w:val="both"/>
+            <w:spacing w:before="60" w:line="240" w:lineRule="auto"/>
+            <w:ind w:left="720" w:firstLine="0"/>
+            <w:jc w:val="left"/>
             <w:rPr>
               <w:i w:val="0"/>
               <w:iCs w:val="0"/>
               <w:smallCaps w:val="0"/>
               <w:strike w:val="0"/>
               <w:color w:val="000000"/>
-              <w:sz w:val="24"/>
-              <w:szCs w:val="24"/>
               <w:u w:val="none"/>
               <w:shd w:fill="auto" w:val="clear"/>
               <w:vertAlign w:val="baseline"/>
             </w:rPr>
           </w:pPr>
-          <w:r>
-            <w:rPr>
-              <w:i w:val="0"/>
-              <w:iCs w:val="0"/>
-              <w:smallCaps w:val="0"/>
-              <w:strike w:val="0"/>
-              <w:color w:val="000000"/>
-              <w:sz w:val="24"/>
-              <w:szCs w:val="24"/>
-              <w:u w:val="none"/>
-              <w:shd w:fill="auto" w:val="clear"/>
-              <w:vertAlign w:val="baseline"/>
-              <w:rtl w:val="0"/>
-            </w:rPr>
-            <w:t xml:space="preserve">2.4</w:t>
-          </w:r>
-          <w:r>
-            <w:rPr>
-              <w:i w:val="0"/>
-              <w:iCs w:val="0"/>
-              <w:smallCaps w:val="0"/>
-              <w:strike w:val="0"/>
-              <w:color w:val="000000"/>
-              <w:sz w:val="24"/>
-              <w:szCs w:val="24"/>
-              <w:u w:val="none"/>
-              <w:shd w:fill="auto" w:val="clear"/>
-              <w:vertAlign w:val="baseline"/>
-              <w:rtl w:val="0"/>
-            </w:rPr>
-            <w:tab/>
-          </w:r>
-          <w:r>
-            <w:rPr>
-              <w:i w:val="0"/>
-              <w:iCs w:val="0"/>
-              <w:smallCaps w:val="0"/>
-              <w:strike w:val="0"/>
-              <w:color w:val="000000"/>
-              <w:sz w:val="24"/>
-              <w:szCs w:val="24"/>
-              <w:u w:val="none"/>
-              <w:shd w:fill="auto" w:val="clear"/>
-              <w:vertAlign w:val="baseline"/>
-              <w:rtl w:val="0"/>
-            </w:rPr>
-            <w:t xml:space="preserve">Quy trình nghiệp vụ</w:t>
-            <w:tab/>
-          </w:r>
-          <w:r>
-            <w:fldChar w:fldCharType="begin"/>
-            <w:instrText xml:space="preserve"> PAGEREF _heading=h.9w6s7s3ihba9 \h </w:instrText>
-            <w:fldChar w:fldCharType="separate"/>
-          </w:r>
-          <w:r>
-            <w:rPr>
-              <w:i w:val="0"/>
-              <w:iCs w:val="0"/>
-              <w:smallCaps w:val="0"/>
-              <w:strike w:val="0"/>
-              <w:color w:val="000000"/>
-              <w:sz w:val="24"/>
-              <w:szCs w:val="24"/>
-              <w:u w:val="none"/>
-              <w:shd w:fill="auto" w:val="clear"/>
-              <w:vertAlign w:val="baseline"/>
-              <w:rtl w:val="0"/>
-            </w:rPr>
-            <w:t xml:space="preserve">7</w:t>
-          </w:r>
-          <w:r>
-            <w:fldChar w:fldCharType="end"/>
-          </w:r>
+          <w:hyperlink w:anchor="_heading=h.fxdhk7h1k5b">
+            <w:r>
+              <w:rPr>
+                <w:i w:val="0"/>
+                <w:iCs w:val="0"/>
+                <w:smallCaps w:val="0"/>
+                <w:strike w:val="0"/>
+                <w:color w:val="000000"/>
+                <w:u w:val="none"/>
+                <w:shd w:fill="auto" w:val="clear"/>
+                <w:vertAlign w:val="baseline"/>
+                <w:rtl w:val="0"/>
+              </w:rPr>
+              <w:t xml:space="preserve">2.3.5 Phân rã use case “Quản lý hội viên”</w:t>
+              <w:tab/>
+              <w:t xml:space="preserve">11</w:t>
+            </w:r>
+          </w:hyperlink>
           <w:r>
             <w:rPr>
               <w:rtl w:val="0"/>
@@ -2469,111 +1595,42 @@
         </w:p>
         <w:p>
           <w:pPr>
-            <w:keepNext w:val="0"/>
-            <w:keepLines w:val="0"/>
-            <w:pageBreakBefore w:val="0"/>
-            <w:widowControl w:val="1"/>
-            <w:pBdr>
-              <w:top w:space="0" w:sz="0" w:val="nil"/>
-              <w:left w:space="0" w:sz="0" w:val="nil"/>
-              <w:bottom w:space="0" w:sz="0" w:val="nil"/>
-              <w:right w:space="0" w:sz="0" w:val="nil"/>
-              <w:between w:space="0" w:sz="0" w:val="nil"/>
-            </w:pBdr>
-            <w:shd w:fill="auto" w:val="clear"/>
+            <w:widowControl w:val="0"/>
             <w:tabs>
-              <w:tab w:val="left" w:leader="none" w:pos="1120"/>
-              <w:tab w:val="right" w:leader="dot" w:pos="8630"/>
+              <w:tab w:val="right" w:leader="dot" w:pos="12000"/>
             </w:tabs>
-            <w:spacing w:after="0" w:before="120" w:line="288" w:lineRule="auto"/>
-            <w:ind w:left="400" w:right="0" w:firstLine="0"/>
-            <w:jc w:val="both"/>
+            <w:spacing w:before="60" w:line="240" w:lineRule="auto"/>
+            <w:ind w:left="360" w:firstLine="0"/>
+            <w:jc w:val="left"/>
             <w:rPr>
               <w:i w:val="0"/>
               <w:iCs w:val="0"/>
               <w:smallCaps w:val="0"/>
               <w:strike w:val="0"/>
               <w:color w:val="000000"/>
-              <w:sz w:val="24"/>
-              <w:szCs w:val="24"/>
               <w:u w:val="none"/>
               <w:shd w:fill="auto" w:val="clear"/>
               <w:vertAlign w:val="baseline"/>
             </w:rPr>
           </w:pPr>
-          <w:r>
-            <w:rPr>
-              <w:i w:val="0"/>
-              <w:iCs w:val="0"/>
-              <w:smallCaps w:val="0"/>
-              <w:strike w:val="0"/>
-              <w:color w:val="000000"/>
-              <w:sz w:val="24"/>
-              <w:szCs w:val="24"/>
-              <w:u w:val="none"/>
-              <w:shd w:fill="auto" w:val="clear"/>
-              <w:vertAlign w:val="baseline"/>
-              <w:rtl w:val="0"/>
-            </w:rPr>
-            <w:t xml:space="preserve">2.4.1</w:t>
-          </w:r>
-          <w:r>
-            <w:rPr>
-              <w:i w:val="0"/>
-              <w:iCs w:val="0"/>
-              <w:smallCaps w:val="0"/>
-              <w:strike w:val="0"/>
-              <w:color w:val="000000"/>
-              <w:sz w:val="24"/>
-              <w:szCs w:val="24"/>
-              <w:u w:val="none"/>
-              <w:shd w:fill="auto" w:val="clear"/>
-              <w:vertAlign w:val="baseline"/>
-              <w:rtl w:val="0"/>
-            </w:rPr>
-            <w:tab/>
-          </w:r>
-          <w:r>
-            <w:rPr>
-              <w:i w:val="0"/>
-              <w:iCs w:val="0"/>
-              <w:smallCaps w:val="0"/>
-              <w:strike w:val="0"/>
-              <w:color w:val="000000"/>
-              <w:sz w:val="24"/>
-              <w:szCs w:val="24"/>
-              <w:u w:val="none"/>
-              <w:shd w:fill="auto" w:val="clear"/>
-              <w:vertAlign w:val="baseline"/>
-              <w:rtl w:val="0"/>
-            </w:rPr>
-            <w:t xml:space="preserve">Quy trình sử dụng phần mềm</w:t>
-            <w:tab/>
-          </w:r>
-          <w:r>
-            <w:fldChar w:fldCharType="begin"/>
-            <w:instrText xml:space="preserve"> PAGEREF _heading=h.h5ozuw2ohef \h </w:instrText>
-            <w:fldChar w:fldCharType="separate"/>
-          </w:r>
-          <w:r>
-            <w:rPr>
-              <w:i w:val="0"/>
-              <w:iCs w:val="0"/>
-              <w:smallCaps w:val="0"/>
-              <w:strike w:val="0"/>
-              <w:color w:val="000000"/>
-              <w:sz w:val="24"/>
-              <w:szCs w:val="24"/>
-              <w:u w:val="none"/>
-              <w:shd w:fill="auto" w:val="clear"/>
-              <w:vertAlign w:val="baseline"/>
-              <w:rtl w:val="0"/>
-            </w:rPr>
-            <w:t xml:space="preserve">7</w:t>
-          </w:r>
-          <w:r>
-            <w:fldChar w:fldCharType="end"/>
-          </w:r>
+          <w:hyperlink w:anchor="_heading=">
+            <w:r>
+              <w:rPr>
+                <w:i w:val="0"/>
+                <w:iCs w:val="0"/>
+                <w:smallCaps w:val="0"/>
+                <w:strike w:val="0"/>
+                <w:color w:val="000000"/>
+                <w:u w:val="none"/>
+                <w:shd w:fill="auto" w:val="clear"/>
+                <w:vertAlign w:val="baseline"/>
+                <w:rtl w:val="0"/>
+              </w:rPr>
+              <w:t xml:space="preserve">2.4 Quy trình nghiệp vụ</w:t>
+              <w:tab/>
+              <w:t xml:space="preserve">12</w:t>
+            </w:r>
+          </w:hyperlink>
           <w:r>
             <w:rPr>
               <w:rtl w:val="0"/>
@@ -2582,111 +1639,42 @@
         </w:p>
         <w:p>
           <w:pPr>
-            <w:keepNext w:val="0"/>
-            <w:keepLines w:val="0"/>
-            <w:pageBreakBefore w:val="0"/>
-            <w:widowControl w:val="1"/>
-            <w:pBdr>
-              <w:top w:space="0" w:sz="0" w:val="nil"/>
-              <w:left w:space="0" w:sz="0" w:val="nil"/>
-              <w:bottom w:space="0" w:sz="0" w:val="nil"/>
-              <w:right w:space="0" w:sz="0" w:val="nil"/>
-              <w:between w:space="0" w:sz="0" w:val="nil"/>
-            </w:pBdr>
-            <w:shd w:fill="auto" w:val="clear"/>
+            <w:widowControl w:val="0"/>
             <w:tabs>
-              <w:tab w:val="left" w:leader="none" w:pos="1120"/>
-              <w:tab w:val="right" w:leader="dot" w:pos="8630"/>
+              <w:tab w:val="right" w:leader="dot" w:pos="12000"/>
             </w:tabs>
-            <w:spacing w:after="0" w:before="120" w:line="288" w:lineRule="auto"/>
-            <w:ind w:left="400" w:right="0" w:firstLine="0"/>
-            <w:jc w:val="both"/>
+            <w:spacing w:before="60" w:line="240" w:lineRule="auto"/>
+            <w:ind w:left="720" w:firstLine="0"/>
+            <w:jc w:val="left"/>
             <w:rPr>
               <w:i w:val="0"/>
               <w:iCs w:val="0"/>
               <w:smallCaps w:val="0"/>
               <w:strike w:val="0"/>
               <w:color w:val="000000"/>
-              <w:sz w:val="24"/>
-              <w:szCs w:val="24"/>
               <w:u w:val="none"/>
               <w:shd w:fill="auto" w:val="clear"/>
               <w:vertAlign w:val="baseline"/>
             </w:rPr>
           </w:pPr>
-          <w:r>
-            <w:rPr>
-              <w:i w:val="0"/>
-              <w:iCs w:val="0"/>
-              <w:smallCaps w:val="0"/>
-              <w:strike w:val="0"/>
-              <w:color w:val="000000"/>
-              <w:sz w:val="24"/>
-              <w:szCs w:val="24"/>
-              <w:u w:val="none"/>
-              <w:shd w:fill="auto" w:val="clear"/>
-              <w:vertAlign w:val="baseline"/>
-              <w:rtl w:val="0"/>
-            </w:rPr>
-            <w:t xml:space="preserve">2.4.2</w:t>
-          </w:r>
-          <w:r>
-            <w:rPr>
-              <w:i w:val="0"/>
-              <w:iCs w:val="0"/>
-              <w:smallCaps w:val="0"/>
-              <w:strike w:val="0"/>
-              <w:color w:val="000000"/>
-              <w:sz w:val="24"/>
-              <w:szCs w:val="24"/>
-              <w:u w:val="none"/>
-              <w:shd w:fill="auto" w:val="clear"/>
-              <w:vertAlign w:val="baseline"/>
-              <w:rtl w:val="0"/>
-            </w:rPr>
-            <w:tab/>
-          </w:r>
-          <w:r>
-            <w:rPr>
-              <w:i w:val="0"/>
-              <w:iCs w:val="0"/>
-              <w:smallCaps w:val="0"/>
-              <w:strike w:val="0"/>
-              <w:color w:val="000000"/>
-              <w:sz w:val="24"/>
-              <w:szCs w:val="24"/>
-              <w:u w:val="none"/>
-              <w:shd w:fill="auto" w:val="clear"/>
-              <w:vertAlign w:val="baseline"/>
-              <w:rtl w:val="0"/>
-            </w:rPr>
-            <w:t xml:space="preserve">Quy trình quản lý nhóm cho người dùng</w:t>
-            <w:tab/>
-          </w:r>
-          <w:r>
-            <w:fldChar w:fldCharType="begin"/>
-            <w:instrText xml:space="preserve"> PAGEREF _heading=h.8psi9xwihmw \h </w:instrText>
-            <w:fldChar w:fldCharType="separate"/>
-          </w:r>
-          <w:r>
-            <w:rPr>
-              <w:i w:val="0"/>
-              <w:iCs w:val="0"/>
-              <w:smallCaps w:val="0"/>
-              <w:strike w:val="0"/>
-              <w:color w:val="000000"/>
-              <w:sz w:val="24"/>
-              <w:szCs w:val="24"/>
-              <w:u w:val="none"/>
-              <w:shd w:fill="auto" w:val="clear"/>
-              <w:vertAlign w:val="baseline"/>
-              <w:rtl w:val="0"/>
-            </w:rPr>
-            <w:t xml:space="preserve">8</w:t>
-          </w:r>
-          <w:r>
-            <w:fldChar w:fldCharType="end"/>
-          </w:r>
+          <w:hyperlink w:anchor="_heading=">
+            <w:r>
+              <w:rPr>
+                <w:i w:val="0"/>
+                <w:iCs w:val="0"/>
+                <w:smallCaps w:val="0"/>
+                <w:strike w:val="0"/>
+                <w:color w:val="000000"/>
+                <w:u w:val="none"/>
+                <w:shd w:fill="auto" w:val="clear"/>
+                <w:vertAlign w:val="baseline"/>
+                <w:rtl w:val="0"/>
+              </w:rPr>
+              <w:t xml:space="preserve">2.4.1 Quy trình đăng ký hội viên mới</w:t>
+              <w:tab/>
+              <w:t xml:space="preserve">12</w:t>
+            </w:r>
+          </w:hyperlink>
           <w:r>
             <w:rPr>
               <w:rtl w:val="0"/>
@@ -2695,111 +1683,42 @@
         </w:p>
         <w:p>
           <w:pPr>
-            <w:keepNext w:val="0"/>
-            <w:keepLines w:val="0"/>
-            <w:pageBreakBefore w:val="0"/>
-            <w:widowControl w:val="1"/>
-            <w:pBdr>
-              <w:top w:space="0" w:sz="0" w:val="nil"/>
-              <w:left w:space="0" w:sz="0" w:val="nil"/>
-              <w:bottom w:space="0" w:sz="0" w:val="nil"/>
-              <w:right w:space="0" w:sz="0" w:val="nil"/>
-              <w:between w:space="0" w:sz="0" w:val="nil"/>
-            </w:pBdr>
-            <w:shd w:fill="auto" w:val="clear"/>
+            <w:widowControl w:val="0"/>
             <w:tabs>
-              <w:tab w:val="left" w:leader="none" w:pos="1120"/>
-              <w:tab w:val="right" w:leader="dot" w:pos="8630"/>
+              <w:tab w:val="right" w:leader="dot" w:pos="12000"/>
             </w:tabs>
-            <w:spacing w:after="0" w:before="120" w:line="288" w:lineRule="auto"/>
-            <w:ind w:left="400" w:right="0" w:firstLine="0"/>
-            <w:jc w:val="both"/>
+            <w:spacing w:before="60" w:line="240" w:lineRule="auto"/>
+            <w:ind w:left="720" w:firstLine="0"/>
+            <w:jc w:val="left"/>
             <w:rPr>
               <w:i w:val="0"/>
               <w:iCs w:val="0"/>
               <w:smallCaps w:val="0"/>
               <w:strike w:val="0"/>
               <w:color w:val="000000"/>
-              <w:sz w:val="24"/>
-              <w:szCs w:val="24"/>
               <w:u w:val="none"/>
               <w:shd w:fill="auto" w:val="clear"/>
               <w:vertAlign w:val="baseline"/>
             </w:rPr>
           </w:pPr>
-          <w:r>
-            <w:rPr>
-              <w:i w:val="0"/>
-              <w:iCs w:val="0"/>
-              <w:smallCaps w:val="0"/>
-              <w:strike w:val="0"/>
-              <w:color w:val="000000"/>
-              <w:sz w:val="24"/>
-              <w:szCs w:val="24"/>
-              <w:u w:val="none"/>
-              <w:shd w:fill="auto" w:val="clear"/>
-              <w:vertAlign w:val="baseline"/>
-              <w:rtl w:val="0"/>
-            </w:rPr>
-            <w:t xml:space="preserve">2.4.3</w:t>
-          </w:r>
-          <w:r>
-            <w:rPr>
-              <w:i w:val="0"/>
-              <w:iCs w:val="0"/>
-              <w:smallCaps w:val="0"/>
-              <w:strike w:val="0"/>
-              <w:color w:val="000000"/>
-              <w:sz w:val="24"/>
-              <w:szCs w:val="24"/>
-              <w:u w:val="none"/>
-              <w:shd w:fill="auto" w:val="clear"/>
-              <w:vertAlign w:val="baseline"/>
-              <w:rtl w:val="0"/>
-            </w:rPr>
-            <w:tab/>
-          </w:r>
-          <w:r>
-            <w:rPr>
-              <w:i w:val="0"/>
-              <w:iCs w:val="0"/>
-              <w:smallCaps w:val="0"/>
-              <w:strike w:val="0"/>
-              <w:color w:val="000000"/>
-              <w:sz w:val="24"/>
-              <w:szCs w:val="24"/>
-              <w:u w:val="none"/>
-              <w:shd w:fill="auto" w:val="clear"/>
-              <w:vertAlign w:val="baseline"/>
-              <w:rtl w:val="0"/>
-            </w:rPr>
-            <w:t xml:space="preserve">Quy trình quản lý người dùng cho nhóm</w:t>
-            <w:tab/>
-          </w:r>
-          <w:r>
-            <w:fldChar w:fldCharType="begin"/>
-            <w:instrText xml:space="preserve"> PAGEREF _heading=h.jpqzatn9bgt1 \h </w:instrText>
-            <w:fldChar w:fldCharType="separate"/>
-          </w:r>
-          <w:r>
-            <w:rPr>
-              <w:i w:val="0"/>
-              <w:iCs w:val="0"/>
-              <w:smallCaps w:val="0"/>
-              <w:strike w:val="0"/>
-              <w:color w:val="000000"/>
-              <w:sz w:val="24"/>
-              <w:szCs w:val="24"/>
-              <w:u w:val="none"/>
-              <w:shd w:fill="auto" w:val="clear"/>
-              <w:vertAlign w:val="baseline"/>
-              <w:rtl w:val="0"/>
-            </w:rPr>
-            <w:t xml:space="preserve">9</w:t>
-          </w:r>
-          <w:r>
-            <w:fldChar w:fldCharType="end"/>
-          </w:r>
+          <w:hyperlink w:anchor="_heading=">
+            <w:r>
+              <w:rPr>
+                <w:i w:val="0"/>
+                <w:iCs w:val="0"/>
+                <w:smallCaps w:val="0"/>
+                <w:strike w:val="0"/>
+                <w:color w:val="000000"/>
+                <w:u w:val="none"/>
+                <w:shd w:fill="auto" w:val="clear"/>
+                <w:vertAlign w:val="baseline"/>
+                <w:rtl w:val="0"/>
+              </w:rPr>
+              <w:t xml:space="preserve">2.4.2 Quy trình xử lý thanh toán</w:t>
+              <w:tab/>
+              <w:t xml:space="preserve">13</w:t>
+            </w:r>
+          </w:hyperlink>
           <w:r>
             <w:rPr>
               <w:rtl w:val="0"/>
@@ -2808,111 +1727,42 @@
         </w:p>
         <w:p>
           <w:pPr>
-            <w:keepNext w:val="0"/>
-            <w:keepLines w:val="0"/>
-            <w:pageBreakBefore w:val="0"/>
-            <w:widowControl w:val="1"/>
-            <w:pBdr>
-              <w:top w:space="0" w:sz="0" w:val="nil"/>
-              <w:left w:space="0" w:sz="0" w:val="nil"/>
-              <w:bottom w:space="0" w:sz="0" w:val="nil"/>
-              <w:right w:space="0" w:sz="0" w:val="nil"/>
-              <w:between w:space="0" w:sz="0" w:val="nil"/>
-            </w:pBdr>
-            <w:shd w:fill="auto" w:val="clear"/>
+            <w:widowControl w:val="0"/>
             <w:tabs>
-              <w:tab w:val="left" w:leader="none" w:pos="1120"/>
-              <w:tab w:val="right" w:leader="dot" w:pos="8630"/>
+              <w:tab w:val="right" w:leader="dot" w:pos="12000"/>
             </w:tabs>
-            <w:spacing w:after="0" w:before="120" w:line="288" w:lineRule="auto"/>
-            <w:ind w:left="400" w:right="0" w:firstLine="0"/>
-            <w:jc w:val="both"/>
+            <w:spacing w:before="60" w:line="240" w:lineRule="auto"/>
+            <w:ind w:left="720" w:firstLine="0"/>
+            <w:jc w:val="left"/>
             <w:rPr>
               <w:i w:val="0"/>
               <w:iCs w:val="0"/>
               <w:smallCaps w:val="0"/>
               <w:strike w:val="0"/>
               <w:color w:val="000000"/>
-              <w:sz w:val="24"/>
-              <w:szCs w:val="24"/>
               <w:u w:val="none"/>
               <w:shd w:fill="auto" w:val="clear"/>
               <w:vertAlign w:val="baseline"/>
             </w:rPr>
           </w:pPr>
-          <w:r>
-            <w:rPr>
-              <w:i w:val="0"/>
-              <w:iCs w:val="0"/>
-              <w:smallCaps w:val="0"/>
-              <w:strike w:val="0"/>
-              <w:color w:val="000000"/>
-              <w:sz w:val="24"/>
-              <w:szCs w:val="24"/>
-              <w:u w:val="none"/>
-              <w:shd w:fill="auto" w:val="clear"/>
-              <w:vertAlign w:val="baseline"/>
-              <w:rtl w:val="0"/>
-            </w:rPr>
-            <w:t xml:space="preserve">2.4.4</w:t>
-          </w:r>
-          <w:r>
-            <w:rPr>
-              <w:i w:val="0"/>
-              <w:iCs w:val="0"/>
-              <w:smallCaps w:val="0"/>
-              <w:strike w:val="0"/>
-              <w:color w:val="000000"/>
-              <w:sz w:val="24"/>
-              <w:szCs w:val="24"/>
-              <w:u w:val="none"/>
-              <w:shd w:fill="auto" w:val="clear"/>
-              <w:vertAlign w:val="baseline"/>
-              <w:rtl w:val="0"/>
-            </w:rPr>
-            <w:tab/>
-          </w:r>
-          <w:r>
-            <w:rPr>
-              <w:i w:val="0"/>
-              <w:iCs w:val="0"/>
-              <w:smallCaps w:val="0"/>
-              <w:strike w:val="0"/>
-              <w:color w:val="000000"/>
-              <w:sz w:val="24"/>
-              <w:szCs w:val="24"/>
-              <w:u w:val="none"/>
-              <w:shd w:fill="auto" w:val="clear"/>
-              <w:vertAlign w:val="baseline"/>
-              <w:rtl w:val="0"/>
-            </w:rPr>
-            <w:t xml:space="preserve">Quy trình quản lý chức năng cho nhóm</w:t>
-            <w:tab/>
-          </w:r>
-          <w:r>
-            <w:fldChar w:fldCharType="begin"/>
-            <w:instrText xml:space="preserve"> PAGEREF _heading=h.y8immq5tbqad \h </w:instrText>
-            <w:fldChar w:fldCharType="separate"/>
-          </w:r>
-          <w:r>
-            <w:rPr>
-              <w:i w:val="0"/>
-              <w:iCs w:val="0"/>
-              <w:smallCaps w:val="0"/>
-              <w:strike w:val="0"/>
-              <w:color w:val="000000"/>
-              <w:sz w:val="24"/>
-              <w:szCs w:val="24"/>
-              <w:u w:val="none"/>
-              <w:shd w:fill="auto" w:val="clear"/>
-              <w:vertAlign w:val="baseline"/>
-              <w:rtl w:val="0"/>
-            </w:rPr>
-            <w:t xml:space="preserve">10</w:t>
-          </w:r>
-          <w:r>
-            <w:fldChar w:fldCharType="end"/>
-          </w:r>
+          <w:hyperlink w:anchor="_heading=h.dxfsdpxldt4d">
+            <w:r>
+              <w:rPr>
+                <w:i w:val="0"/>
+                <w:iCs w:val="0"/>
+                <w:smallCaps w:val="0"/>
+                <w:strike w:val="0"/>
+                <w:color w:val="000000"/>
+                <w:u w:val="none"/>
+                <w:shd w:fill="auto" w:val="clear"/>
+                <w:vertAlign w:val="baseline"/>
+                <w:rtl w:val="0"/>
+              </w:rPr>
+              <w:t xml:space="preserve">2.4.3 Quy trình quản lý gói tập</w:t>
+              <w:tab/>
+              <w:t xml:space="preserve">14</w:t>
+            </w:r>
+          </w:hyperlink>
           <w:r>
             <w:rPr>
               <w:rtl w:val="0"/>
@@ -2921,111 +1771,42 @@
         </w:p>
         <w:p>
           <w:pPr>
-            <w:keepNext w:val="0"/>
-            <w:keepLines w:val="0"/>
-            <w:pageBreakBefore w:val="0"/>
-            <w:widowControl w:val="1"/>
-            <w:pBdr>
-              <w:top w:space="0" w:sz="0" w:val="nil"/>
-              <w:left w:space="0" w:sz="0" w:val="nil"/>
-              <w:bottom w:space="0" w:sz="0" w:val="nil"/>
-              <w:right w:space="0" w:sz="0" w:val="nil"/>
-              <w:between w:space="0" w:sz="0" w:val="nil"/>
-            </w:pBdr>
-            <w:shd w:fill="auto" w:val="clear"/>
+            <w:widowControl w:val="0"/>
             <w:tabs>
-              <w:tab w:val="left" w:leader="none" w:pos="360"/>
-              <w:tab w:val="right" w:leader="dot" w:pos="8630"/>
+              <w:tab w:val="right" w:leader="dot" w:pos="12000"/>
             </w:tabs>
-            <w:spacing w:after="0" w:before="120" w:line="288" w:lineRule="auto"/>
-            <w:ind w:left="0" w:right="0" w:firstLine="0"/>
-            <w:jc w:val="both"/>
+            <w:spacing w:before="60" w:line="240" w:lineRule="auto"/>
+            <w:ind w:left="720" w:firstLine="0"/>
+            <w:jc w:val="left"/>
             <w:rPr>
               <w:i w:val="0"/>
               <w:iCs w:val="0"/>
               <w:smallCaps w:val="0"/>
               <w:strike w:val="0"/>
               <w:color w:val="000000"/>
-              <w:sz w:val="24"/>
-              <w:szCs w:val="24"/>
               <w:u w:val="none"/>
               <w:shd w:fill="auto" w:val="clear"/>
               <w:vertAlign w:val="baseline"/>
             </w:rPr>
           </w:pPr>
-          <w:r>
-            <w:rPr>
-              <w:i w:val="0"/>
-              <w:iCs w:val="0"/>
-              <w:smallCaps w:val="0"/>
-              <w:strike w:val="0"/>
-              <w:color w:val="000000"/>
-              <w:sz w:val="24"/>
-              <w:szCs w:val="24"/>
-              <w:u w:val="none"/>
-              <w:shd w:fill="auto" w:val="clear"/>
-              <w:vertAlign w:val="baseline"/>
-              <w:rtl w:val="0"/>
-            </w:rPr>
-            <w:t xml:space="preserve">3</w:t>
-          </w:r>
-          <w:r>
-            <w:rPr>
-              <w:i w:val="0"/>
-              <w:iCs w:val="0"/>
-              <w:smallCaps w:val="0"/>
-              <w:strike w:val="0"/>
-              <w:color w:val="000000"/>
-              <w:sz w:val="24"/>
-              <w:szCs w:val="24"/>
-              <w:u w:val="none"/>
-              <w:shd w:fill="auto" w:val="clear"/>
-              <w:vertAlign w:val="baseline"/>
-              <w:rtl w:val="0"/>
-            </w:rPr>
-            <w:tab/>
-          </w:r>
-          <w:r>
-            <w:rPr>
-              <w:i w:val="0"/>
-              <w:iCs w:val="0"/>
-              <w:smallCaps w:val="0"/>
-              <w:strike w:val="0"/>
-              <w:color w:val="000000"/>
-              <w:sz w:val="24"/>
-              <w:szCs w:val="24"/>
-              <w:u w:val="none"/>
-              <w:shd w:fill="auto" w:val="clear"/>
-              <w:vertAlign w:val="baseline"/>
-              <w:rtl w:val="0"/>
-            </w:rPr>
-            <w:t xml:space="preserve">Đặc tả các chức năng</w:t>
-            <w:tab/>
-          </w:r>
-          <w:r>
-            <w:fldChar w:fldCharType="begin"/>
-            <w:instrText xml:space="preserve"> PAGEREF _heading=h.q7366gxjha1x \h </w:instrText>
-            <w:fldChar w:fldCharType="separate"/>
-          </w:r>
-          <w:r>
-            <w:rPr>
-              <w:i w:val="0"/>
-              <w:iCs w:val="0"/>
-              <w:smallCaps w:val="0"/>
-              <w:strike w:val="0"/>
-              <w:color w:val="000000"/>
-              <w:sz w:val="24"/>
-              <w:szCs w:val="24"/>
-              <w:u w:val="none"/>
-              <w:shd w:fill="auto" w:val="clear"/>
-              <w:vertAlign w:val="baseline"/>
-              <w:rtl w:val="0"/>
-            </w:rPr>
-            <w:t xml:space="preserve">12</w:t>
-          </w:r>
-          <w:r>
-            <w:fldChar w:fldCharType="end"/>
-          </w:r>
+          <w:hyperlink w:anchor="_heading=h.clmwhfapzlib">
+            <w:r>
+              <w:rPr>
+                <w:i w:val="0"/>
+                <w:iCs w:val="0"/>
+                <w:smallCaps w:val="0"/>
+                <w:strike w:val="0"/>
+                <w:color w:val="000000"/>
+                <w:u w:val="none"/>
+                <w:shd w:fill="auto" w:val="clear"/>
+                <w:vertAlign w:val="baseline"/>
+                <w:rtl w:val="0"/>
+              </w:rPr>
+              <w:t xml:space="preserve">2.4.4 Quy trình theo dõi và đánh giá tiến độ tập luyện</w:t>
+              <w:tab/>
+              <w:t xml:space="preserve">15</w:t>
+            </w:r>
+          </w:hyperlink>
           <w:r>
             <w:rPr>
               <w:rtl w:val="0"/>
@@ -3034,111 +1815,42 @@
         </w:p>
         <w:p>
           <w:pPr>
-            <w:keepNext w:val="0"/>
-            <w:keepLines w:val="0"/>
-            <w:pageBreakBefore w:val="0"/>
-            <w:widowControl w:val="1"/>
-            <w:pBdr>
-              <w:top w:space="0" w:sz="0" w:val="nil"/>
-              <w:left w:space="0" w:sz="0" w:val="nil"/>
-              <w:bottom w:space="0" w:sz="0" w:val="nil"/>
-              <w:right w:space="0" w:sz="0" w:val="nil"/>
-              <w:between w:space="0" w:sz="0" w:val="nil"/>
-            </w:pBdr>
-            <w:shd w:fill="auto" w:val="clear"/>
+            <w:widowControl w:val="0"/>
             <w:tabs>
-              <w:tab w:val="left" w:leader="none" w:pos="740"/>
-              <w:tab w:val="right" w:leader="dot" w:pos="8630"/>
+              <w:tab w:val="right" w:leader="dot" w:pos="12000"/>
             </w:tabs>
-            <w:spacing w:after="0" w:before="120" w:line="288" w:lineRule="auto"/>
-            <w:ind w:left="200" w:right="0" w:firstLine="0"/>
-            <w:jc w:val="both"/>
+            <w:spacing w:before="60" w:line="240" w:lineRule="auto"/>
+            <w:ind w:left="720" w:firstLine="0"/>
+            <w:jc w:val="left"/>
             <w:rPr>
               <w:i w:val="0"/>
               <w:iCs w:val="0"/>
               <w:smallCaps w:val="0"/>
               <w:strike w:val="0"/>
               <w:color w:val="000000"/>
-              <w:sz w:val="24"/>
-              <w:szCs w:val="24"/>
               <w:u w:val="none"/>
               <w:shd w:fill="auto" w:val="clear"/>
               <w:vertAlign w:val="baseline"/>
             </w:rPr>
           </w:pPr>
-          <w:r>
-            <w:rPr>
-              <w:i w:val="0"/>
-              <w:iCs w:val="0"/>
-              <w:smallCaps w:val="0"/>
-              <w:strike w:val="0"/>
-              <w:color w:val="000000"/>
-              <w:sz w:val="24"/>
-              <w:szCs w:val="24"/>
-              <w:u w:val="none"/>
-              <w:shd w:fill="auto" w:val="clear"/>
-              <w:vertAlign w:val="baseline"/>
-              <w:rtl w:val="0"/>
-            </w:rPr>
-            <w:t xml:space="preserve">3.1</w:t>
-          </w:r>
-          <w:r>
-            <w:rPr>
-              <w:i w:val="0"/>
-              <w:iCs w:val="0"/>
-              <w:smallCaps w:val="0"/>
-              <w:strike w:val="0"/>
-              <w:color w:val="000000"/>
-              <w:sz w:val="24"/>
-              <w:szCs w:val="24"/>
-              <w:u w:val="none"/>
-              <w:shd w:fill="auto" w:val="clear"/>
-              <w:vertAlign w:val="baseline"/>
-              <w:rtl w:val="0"/>
-            </w:rPr>
-            <w:tab/>
-          </w:r>
-          <w:r>
-            <w:rPr>
-              <w:i w:val="0"/>
-              <w:iCs w:val="0"/>
-              <w:smallCaps w:val="0"/>
-              <w:strike w:val="0"/>
-              <w:color w:val="000000"/>
-              <w:sz w:val="24"/>
-              <w:szCs w:val="24"/>
-              <w:u w:val="none"/>
-              <w:shd w:fill="auto" w:val="clear"/>
-              <w:vertAlign w:val="baseline"/>
-              <w:rtl w:val="0"/>
-            </w:rPr>
-            <w:t xml:space="preserve">Đặc tả use case UC001 “Đăng nhập”</w:t>
-            <w:tab/>
-          </w:r>
-          <w:r>
-            <w:fldChar w:fldCharType="begin"/>
-            <w:instrText xml:space="preserve"> PAGEREF _heading=h.d945y8crukzo \h </w:instrText>
-            <w:fldChar w:fldCharType="separate"/>
-          </w:r>
-          <w:r>
-            <w:rPr>
-              <w:i w:val="0"/>
-              <w:iCs w:val="0"/>
-              <w:smallCaps w:val="0"/>
-              <w:strike w:val="0"/>
-              <w:color w:val="000000"/>
-              <w:sz w:val="24"/>
-              <w:szCs w:val="24"/>
-              <w:u w:val="none"/>
-              <w:shd w:fill="auto" w:val="clear"/>
-              <w:vertAlign w:val="baseline"/>
-              <w:rtl w:val="0"/>
-            </w:rPr>
-            <w:t xml:space="preserve">12</w:t>
-          </w:r>
-          <w:r>
-            <w:fldChar w:fldCharType="end"/>
-          </w:r>
+          <w:hyperlink w:anchor="_heading=h.5mwin0h3vj3k">
+            <w:r>
+              <w:rPr>
+                <w:i w:val="0"/>
+                <w:iCs w:val="0"/>
+                <w:smallCaps w:val="0"/>
+                <w:strike w:val="0"/>
+                <w:color w:val="000000"/>
+                <w:u w:val="none"/>
+                <w:shd w:fill="auto" w:val="clear"/>
+                <w:vertAlign w:val="baseline"/>
+                <w:rtl w:val="0"/>
+              </w:rPr>
+              <w:t xml:space="preserve">2.4.5 Quy trình quản lý lịch tập học viên</w:t>
+              <w:tab/>
+              <w:t xml:space="preserve">16</w:t>
+            </w:r>
+          </w:hyperlink>
           <w:r>
             <w:rPr>
               <w:rtl w:val="0"/>
@@ -3147,111 +1859,42 @@
         </w:p>
         <w:p>
           <w:pPr>
-            <w:keepNext w:val="0"/>
-            <w:keepLines w:val="0"/>
-            <w:pageBreakBefore w:val="0"/>
-            <w:widowControl w:val="1"/>
-            <w:pBdr>
-              <w:top w:space="0" w:sz="0" w:val="nil"/>
-              <w:left w:space="0" w:sz="0" w:val="nil"/>
-              <w:bottom w:space="0" w:sz="0" w:val="nil"/>
-              <w:right w:space="0" w:sz="0" w:val="nil"/>
-              <w:between w:space="0" w:sz="0" w:val="nil"/>
-            </w:pBdr>
-            <w:shd w:fill="auto" w:val="clear"/>
+            <w:widowControl w:val="0"/>
             <w:tabs>
-              <w:tab w:val="left" w:leader="none" w:pos="740"/>
-              <w:tab w:val="right" w:leader="dot" w:pos="8630"/>
+              <w:tab w:val="right" w:leader="dot" w:pos="12000"/>
             </w:tabs>
-            <w:spacing w:after="0" w:before="120" w:line="288" w:lineRule="auto"/>
-            <w:ind w:left="200" w:right="0" w:firstLine="0"/>
-            <w:jc w:val="both"/>
+            <w:spacing w:before="60" w:line="240" w:lineRule="auto"/>
+            <w:ind w:left="720" w:firstLine="0"/>
+            <w:jc w:val="left"/>
             <w:rPr>
               <w:i w:val="0"/>
               <w:iCs w:val="0"/>
               <w:smallCaps w:val="0"/>
               <w:strike w:val="0"/>
               <w:color w:val="000000"/>
-              <w:sz w:val="24"/>
-              <w:szCs w:val="24"/>
               <w:u w:val="none"/>
               <w:shd w:fill="auto" w:val="clear"/>
               <w:vertAlign w:val="baseline"/>
             </w:rPr>
           </w:pPr>
-          <w:r>
-            <w:rPr>
-              <w:i w:val="0"/>
-              <w:iCs w:val="0"/>
-              <w:smallCaps w:val="0"/>
-              <w:strike w:val="0"/>
-              <w:color w:val="000000"/>
-              <w:sz w:val="24"/>
-              <w:szCs w:val="24"/>
-              <w:u w:val="none"/>
-              <w:shd w:fill="auto" w:val="clear"/>
-              <w:vertAlign w:val="baseline"/>
-              <w:rtl w:val="0"/>
-            </w:rPr>
-            <w:t xml:space="preserve">3.2</w:t>
-          </w:r>
-          <w:r>
-            <w:rPr>
-              <w:i w:val="0"/>
-              <w:iCs w:val="0"/>
-              <w:smallCaps w:val="0"/>
-              <w:strike w:val="0"/>
-              <w:color w:val="000000"/>
-              <w:sz w:val="24"/>
-              <w:szCs w:val="24"/>
-              <w:u w:val="none"/>
-              <w:shd w:fill="auto" w:val="clear"/>
-              <w:vertAlign w:val="baseline"/>
-              <w:rtl w:val="0"/>
-            </w:rPr>
-            <w:tab/>
-          </w:r>
-          <w:r>
-            <w:rPr>
-              <w:i w:val="0"/>
-              <w:iCs w:val="0"/>
-              <w:smallCaps w:val="0"/>
-              <w:strike w:val="0"/>
-              <w:color w:val="000000"/>
-              <w:sz w:val="24"/>
-              <w:szCs w:val="24"/>
-              <w:u w:val="none"/>
-              <w:shd w:fill="auto" w:val="clear"/>
-              <w:vertAlign w:val="baseline"/>
-              <w:rtl w:val="0"/>
-            </w:rPr>
-            <w:t xml:space="preserve">Đặc tả use case UC002 “Tạo menu”</w:t>
-            <w:tab/>
-          </w:r>
-          <w:r>
-            <w:fldChar w:fldCharType="begin"/>
-            <w:instrText xml:space="preserve"> PAGEREF _heading=h.yhhcl0d5af \h </w:instrText>
-            <w:fldChar w:fldCharType="separate"/>
-          </w:r>
-          <w:r>
-            <w:rPr>
-              <w:i w:val="0"/>
-              <w:iCs w:val="0"/>
-              <w:smallCaps w:val="0"/>
-              <w:strike w:val="0"/>
-              <w:color w:val="000000"/>
-              <w:sz w:val="24"/>
-              <w:szCs w:val="24"/>
-              <w:u w:val="none"/>
-              <w:shd w:fill="auto" w:val="clear"/>
-              <w:vertAlign w:val="baseline"/>
-              <w:rtl w:val="0"/>
-            </w:rPr>
-            <w:t xml:space="preserve">13</w:t>
-          </w:r>
-          <w:r>
-            <w:fldChar w:fldCharType="end"/>
-          </w:r>
+          <w:hyperlink w:anchor="_heading=h.6a7f6cydjwm9">
+            <w:r>
+              <w:rPr>
+                <w:i w:val="0"/>
+                <w:iCs w:val="0"/>
+                <w:smallCaps w:val="0"/>
+                <w:strike w:val="0"/>
+                <w:color w:val="000000"/>
+                <w:u w:val="none"/>
+                <w:shd w:fill="auto" w:val="clear"/>
+                <w:vertAlign w:val="baseline"/>
+                <w:rtl w:val="0"/>
+              </w:rPr>
+              <w:t xml:space="preserve">2.4.6 Quy trình check-in hội viên</w:t>
+              <w:tab/>
+              <w:t xml:space="preserve">18</w:t>
+            </w:r>
+          </w:hyperlink>
           <w:r>
             <w:rPr>
               <w:rtl w:val="0"/>
@@ -3260,111 +1903,42 @@
         </w:p>
         <w:p>
           <w:pPr>
-            <w:keepNext w:val="0"/>
-            <w:keepLines w:val="0"/>
-            <w:pageBreakBefore w:val="0"/>
-            <w:widowControl w:val="1"/>
-            <w:pBdr>
-              <w:top w:space="0" w:sz="0" w:val="nil"/>
-              <w:left w:space="0" w:sz="0" w:val="nil"/>
-              <w:bottom w:space="0" w:sz="0" w:val="nil"/>
-              <w:right w:space="0" w:sz="0" w:val="nil"/>
-              <w:between w:space="0" w:sz="0" w:val="nil"/>
-            </w:pBdr>
-            <w:shd w:fill="auto" w:val="clear"/>
+            <w:widowControl w:val="0"/>
             <w:tabs>
-              <w:tab w:val="left" w:leader="none" w:pos="740"/>
-              <w:tab w:val="right" w:leader="dot" w:pos="8630"/>
+              <w:tab w:val="right" w:leader="dot" w:pos="12000"/>
             </w:tabs>
-            <w:spacing w:after="0" w:before="120" w:line="288" w:lineRule="auto"/>
-            <w:ind w:left="200" w:right="0" w:firstLine="0"/>
-            <w:jc w:val="both"/>
+            <w:spacing w:before="60" w:line="240" w:lineRule="auto"/>
+            <w:ind w:left="720" w:firstLine="0"/>
+            <w:jc w:val="left"/>
             <w:rPr>
               <w:i w:val="0"/>
               <w:iCs w:val="0"/>
               <w:smallCaps w:val="0"/>
               <w:strike w:val="0"/>
               <w:color w:val="000000"/>
-              <w:sz w:val="24"/>
-              <w:szCs w:val="24"/>
               <w:u w:val="none"/>
               <w:shd w:fill="auto" w:val="clear"/>
               <w:vertAlign w:val="baseline"/>
             </w:rPr>
           </w:pPr>
-          <w:r>
-            <w:rPr>
-              <w:i w:val="0"/>
-              <w:iCs w:val="0"/>
-              <w:smallCaps w:val="0"/>
-              <w:strike w:val="0"/>
-              <w:color w:val="000000"/>
-              <w:sz w:val="24"/>
-              <w:szCs w:val="24"/>
-              <w:u w:val="none"/>
-              <w:shd w:fill="auto" w:val="clear"/>
-              <w:vertAlign w:val="baseline"/>
-              <w:rtl w:val="0"/>
-            </w:rPr>
-            <w:t xml:space="preserve">3.3</w:t>
-          </w:r>
-          <w:r>
-            <w:rPr>
-              <w:i w:val="0"/>
-              <w:iCs w:val="0"/>
-              <w:smallCaps w:val="0"/>
-              <w:strike w:val="0"/>
-              <w:color w:val="000000"/>
-              <w:sz w:val="24"/>
-              <w:szCs w:val="24"/>
-              <w:u w:val="none"/>
-              <w:shd w:fill="auto" w:val="clear"/>
-              <w:vertAlign w:val="baseline"/>
-              <w:rtl w:val="0"/>
-            </w:rPr>
-            <w:tab/>
-          </w:r>
-          <w:r>
-            <w:rPr>
-              <w:i w:val="0"/>
-              <w:iCs w:val="0"/>
-              <w:smallCaps w:val="0"/>
-              <w:strike w:val="0"/>
-              <w:color w:val="000000"/>
-              <w:sz w:val="24"/>
-              <w:szCs w:val="24"/>
-              <w:u w:val="none"/>
-              <w:shd w:fill="auto" w:val="clear"/>
-              <w:vertAlign w:val="baseline"/>
-              <w:rtl w:val="0"/>
-            </w:rPr>
-            <w:t xml:space="preserve">Đặc tả use case UC003 “Đăng ký”</w:t>
-            <w:tab/>
-          </w:r>
-          <w:r>
-            <w:fldChar w:fldCharType="begin"/>
-            <w:instrText xml:space="preserve"> PAGEREF _heading=h.bm2ah4nlqugw \h </w:instrText>
-            <w:fldChar w:fldCharType="separate"/>
-          </w:r>
-          <w:r>
-            <w:rPr>
-              <w:i w:val="0"/>
-              <w:iCs w:val="0"/>
-              <w:smallCaps w:val="0"/>
-              <w:strike w:val="0"/>
-              <w:color w:val="000000"/>
-              <w:sz w:val="24"/>
-              <w:szCs w:val="24"/>
-              <w:u w:val="none"/>
-              <w:shd w:fill="auto" w:val="clear"/>
-              <w:vertAlign w:val="baseline"/>
-              <w:rtl w:val="0"/>
-            </w:rPr>
-            <w:t xml:space="preserve">13</w:t>
-          </w:r>
-          <w:r>
-            <w:fldChar w:fldCharType="end"/>
-          </w:r>
+          <w:hyperlink w:anchor="_heading=h.48ea1udxl2wv">
+            <w:r>
+              <w:rPr>
+                <w:i w:val="0"/>
+                <w:iCs w:val="0"/>
+                <w:smallCaps w:val="0"/>
+                <w:strike w:val="0"/>
+                <w:color w:val="000000"/>
+                <w:u w:val="none"/>
+                <w:shd w:fill="auto" w:val="clear"/>
+                <w:vertAlign w:val="baseline"/>
+                <w:rtl w:val="0"/>
+              </w:rPr>
+              <w:t xml:space="preserve">2.4.7 Quy trình gửi và tiếp nhận phản hồi</w:t>
+              <w:tab/>
+              <w:t xml:space="preserve">19</w:t>
+            </w:r>
+          </w:hyperlink>
           <w:r>
             <w:rPr>
               <w:rtl w:val="0"/>
@@ -3373,111 +1947,45 @@
         </w:p>
         <w:p>
           <w:pPr>
-            <w:keepNext w:val="0"/>
-            <w:keepLines w:val="0"/>
-            <w:pageBreakBefore w:val="0"/>
-            <w:widowControl w:val="1"/>
-            <w:pBdr>
-              <w:top w:space="0" w:sz="0" w:val="nil"/>
-              <w:left w:space="0" w:sz="0" w:val="nil"/>
-              <w:bottom w:space="0" w:sz="0" w:val="nil"/>
-              <w:right w:space="0" w:sz="0" w:val="nil"/>
-              <w:between w:space="0" w:sz="0" w:val="nil"/>
-            </w:pBdr>
-            <w:shd w:fill="auto" w:val="clear"/>
+            <w:widowControl w:val="0"/>
             <w:tabs>
-              <w:tab w:val="left" w:leader="none" w:pos="740"/>
-              <w:tab w:val="right" w:leader="dot" w:pos="8630"/>
+              <w:tab w:val="right" w:leader="dot" w:pos="12000"/>
             </w:tabs>
-            <w:spacing w:after="0" w:before="120" w:line="288" w:lineRule="auto"/>
-            <w:ind w:left="200" w:right="0" w:firstLine="0"/>
-            <w:jc w:val="both"/>
+            <w:spacing w:before="60" w:line="240" w:lineRule="auto"/>
+            <w:jc w:val="left"/>
             <w:rPr>
+              <w:b w:val="1"/>
+              <w:bCs w:val="1"/>
               <w:i w:val="0"/>
               <w:iCs w:val="0"/>
               <w:smallCaps w:val="0"/>
               <w:strike w:val="0"/>
               <w:color w:val="000000"/>
-              <w:sz w:val="24"/>
-              <w:szCs w:val="24"/>
               <w:u w:val="none"/>
               <w:shd w:fill="auto" w:val="clear"/>
               <w:vertAlign w:val="baseline"/>
             </w:rPr>
           </w:pPr>
-          <w:r>
-            <w:rPr>
-              <w:i w:val="0"/>
-              <w:iCs w:val="0"/>
-              <w:smallCaps w:val="0"/>
-              <w:strike w:val="0"/>
-              <w:color w:val="000000"/>
-              <w:sz w:val="24"/>
-              <w:szCs w:val="24"/>
-              <w:u w:val="none"/>
-              <w:shd w:fill="auto" w:val="clear"/>
-              <w:vertAlign w:val="baseline"/>
-              <w:rtl w:val="0"/>
-            </w:rPr>
-            <w:t xml:space="preserve">3.4</w:t>
-          </w:r>
-          <w:r>
-            <w:rPr>
-              <w:i w:val="0"/>
-              <w:iCs w:val="0"/>
-              <w:smallCaps w:val="0"/>
-              <w:strike w:val="0"/>
-              <w:color w:val="000000"/>
-              <w:sz w:val="24"/>
-              <w:szCs w:val="24"/>
-              <w:u w:val="none"/>
-              <w:shd w:fill="auto" w:val="clear"/>
-              <w:vertAlign w:val="baseline"/>
-              <w:rtl w:val="0"/>
-            </w:rPr>
-            <w:tab/>
-          </w:r>
-          <w:r>
-            <w:rPr>
-              <w:i w:val="0"/>
-              <w:iCs w:val="0"/>
-              <w:smallCaps w:val="0"/>
-              <w:strike w:val="0"/>
-              <w:color w:val="000000"/>
-              <w:sz w:val="24"/>
-              <w:szCs w:val="24"/>
-              <w:u w:val="none"/>
-              <w:shd w:fill="auto" w:val="clear"/>
-              <w:vertAlign w:val="baseline"/>
-              <w:rtl w:val="0"/>
-            </w:rPr>
-            <w:t xml:space="preserve">Đặc tả use case UC004 “Tìm kiếm người dùng”</w:t>
-            <w:tab/>
-          </w:r>
-          <w:r>
-            <w:fldChar w:fldCharType="begin"/>
-            <w:instrText xml:space="preserve"> PAGEREF _heading=h.kdo4qxysge2g \h </w:instrText>
-            <w:fldChar w:fldCharType="separate"/>
-          </w:r>
-          <w:r>
-            <w:rPr>
-              <w:i w:val="0"/>
-              <w:iCs w:val="0"/>
-              <w:smallCaps w:val="0"/>
-              <w:strike w:val="0"/>
-              <w:color w:val="000000"/>
-              <w:sz w:val="24"/>
-              <w:szCs w:val="24"/>
-              <w:u w:val="none"/>
-              <w:shd w:fill="auto" w:val="clear"/>
-              <w:vertAlign w:val="baseline"/>
-              <w:rtl w:val="0"/>
-            </w:rPr>
-            <w:t xml:space="preserve">15</w:t>
-          </w:r>
-          <w:r>
-            <w:fldChar w:fldCharType="end"/>
-          </w:r>
+          <w:hyperlink w:anchor="_heading=">
+            <w:r>
+              <w:rPr>
+                <w:b w:val="1"/>
+                <w:bCs w:val="1"/>
+                <w:i w:val="0"/>
+                <w:iCs w:val="0"/>
+                <w:smallCaps w:val="0"/>
+                <w:strike w:val="0"/>
+                <w:color w:val="000000"/>
+                <w:u w:val="none"/>
+                <w:shd w:fill="auto" w:val="clear"/>
+                <w:vertAlign w:val="baseline"/>
+                <w:rtl w:val="0"/>
+              </w:rPr>
+              <w:t xml:space="preserve">3 Đặc tả các chức năng</w:t>
+              <w:tab/>
+              <w:t xml:space="preserve">20</w:t>
+            </w:r>
+          </w:hyperlink>
           <w:r>
             <w:rPr>
               <w:rtl w:val="0"/>
@@ -3486,111 +1994,42 @@
         </w:p>
         <w:p>
           <w:pPr>
-            <w:keepNext w:val="0"/>
-            <w:keepLines w:val="0"/>
-            <w:pageBreakBefore w:val="0"/>
-            <w:widowControl w:val="1"/>
-            <w:pBdr>
-              <w:top w:space="0" w:sz="0" w:val="nil"/>
-              <w:left w:space="0" w:sz="0" w:val="nil"/>
-              <w:bottom w:space="0" w:sz="0" w:val="nil"/>
-              <w:right w:space="0" w:sz="0" w:val="nil"/>
-              <w:between w:space="0" w:sz="0" w:val="nil"/>
-            </w:pBdr>
-            <w:shd w:fill="auto" w:val="clear"/>
+            <w:widowControl w:val="0"/>
             <w:tabs>
-              <w:tab w:val="left" w:leader="none" w:pos="740"/>
-              <w:tab w:val="right" w:leader="dot" w:pos="8630"/>
+              <w:tab w:val="right" w:leader="dot" w:pos="12000"/>
             </w:tabs>
-            <w:spacing w:after="0" w:before="120" w:line="288" w:lineRule="auto"/>
-            <w:ind w:left="200" w:right="0" w:firstLine="0"/>
-            <w:jc w:val="both"/>
+            <w:spacing w:before="60" w:line="240" w:lineRule="auto"/>
+            <w:ind w:left="360" w:firstLine="0"/>
+            <w:jc w:val="left"/>
             <w:rPr>
               <w:i w:val="0"/>
               <w:iCs w:val="0"/>
               <w:smallCaps w:val="0"/>
               <w:strike w:val="0"/>
               <w:color w:val="000000"/>
-              <w:sz w:val="24"/>
-              <w:szCs w:val="24"/>
               <w:u w:val="none"/>
               <w:shd w:fill="auto" w:val="clear"/>
               <w:vertAlign w:val="baseline"/>
             </w:rPr>
           </w:pPr>
-          <w:r>
-            <w:rPr>
-              <w:i w:val="0"/>
-              <w:iCs w:val="0"/>
-              <w:smallCaps w:val="0"/>
-              <w:strike w:val="0"/>
-              <w:color w:val="000000"/>
-              <w:sz w:val="24"/>
-              <w:szCs w:val="24"/>
-              <w:u w:val="none"/>
-              <w:shd w:fill="auto" w:val="clear"/>
-              <w:vertAlign w:val="baseline"/>
-              <w:rtl w:val="0"/>
-            </w:rPr>
-            <w:t xml:space="preserve">3.5</w:t>
-          </w:r>
-          <w:r>
-            <w:rPr>
-              <w:i w:val="0"/>
-              <w:iCs w:val="0"/>
-              <w:smallCaps w:val="0"/>
-              <w:strike w:val="0"/>
-              <w:color w:val="000000"/>
-              <w:sz w:val="24"/>
-              <w:szCs w:val="24"/>
-              <w:u w:val="none"/>
-              <w:shd w:fill="auto" w:val="clear"/>
-              <w:vertAlign w:val="baseline"/>
-              <w:rtl w:val="0"/>
-            </w:rPr>
-            <w:tab/>
-          </w:r>
-          <w:r>
-            <w:rPr>
-              <w:i w:val="0"/>
-              <w:iCs w:val="0"/>
-              <w:smallCaps w:val="0"/>
-              <w:strike w:val="0"/>
-              <w:color w:val="000000"/>
-              <w:sz w:val="24"/>
-              <w:szCs w:val="24"/>
-              <w:u w:val="none"/>
-              <w:shd w:fill="auto" w:val="clear"/>
-              <w:vertAlign w:val="baseline"/>
-              <w:rtl w:val="0"/>
-            </w:rPr>
-            <w:t xml:space="preserve">Đặc tả use case UC005 “CRUD chức năng”</w:t>
-            <w:tab/>
-          </w:r>
-          <w:r>
-            <w:fldChar w:fldCharType="begin"/>
-            <w:instrText xml:space="preserve"> PAGEREF _heading=h.8ctlgar0azp5 \h </w:instrText>
-            <w:fldChar w:fldCharType="separate"/>
-          </w:r>
-          <w:r>
-            <w:rPr>
-              <w:i w:val="0"/>
-              <w:iCs w:val="0"/>
-              <w:smallCaps w:val="0"/>
-              <w:strike w:val="0"/>
-              <w:color w:val="000000"/>
-              <w:sz w:val="24"/>
-              <w:szCs w:val="24"/>
-              <w:u w:val="none"/>
-              <w:shd w:fill="auto" w:val="clear"/>
-              <w:vertAlign w:val="baseline"/>
-              <w:rtl w:val="0"/>
-            </w:rPr>
-            <w:t xml:space="preserve">16</w:t>
-          </w:r>
-          <w:r>
-            <w:fldChar w:fldCharType="end"/>
-          </w:r>
+          <w:hyperlink w:anchor="_heading=">
+            <w:r>
+              <w:rPr>
+                <w:i w:val="0"/>
+                <w:iCs w:val="0"/>
+                <w:smallCaps w:val="0"/>
+                <w:strike w:val="0"/>
+                <w:color w:val="000000"/>
+                <w:u w:val="none"/>
+                <w:shd w:fill="auto" w:val="clear"/>
+                <w:vertAlign w:val="baseline"/>
+                <w:rtl w:val="0"/>
+              </w:rPr>
+              <w:t xml:space="preserve">3.1 Đặc tả use case UC001 "Tạo tài khoản"</w:t>
+              <w:tab/>
+              <w:t xml:space="preserve">20</w:t>
+            </w:r>
+          </w:hyperlink>
           <w:r>
             <w:rPr>
               <w:rtl w:val="0"/>
@@ -3599,111 +2038,42 @@
         </w:p>
         <w:p>
           <w:pPr>
-            <w:keepNext w:val="0"/>
-            <w:keepLines w:val="0"/>
-            <w:pageBreakBefore w:val="0"/>
-            <w:widowControl w:val="1"/>
-            <w:pBdr>
-              <w:top w:space="0" w:sz="0" w:val="nil"/>
-              <w:left w:space="0" w:sz="0" w:val="nil"/>
-              <w:bottom w:space="0" w:sz="0" w:val="nil"/>
-              <w:right w:space="0" w:sz="0" w:val="nil"/>
-              <w:between w:space="0" w:sz="0" w:val="nil"/>
-            </w:pBdr>
-            <w:shd w:fill="auto" w:val="clear"/>
+            <w:widowControl w:val="0"/>
             <w:tabs>
-              <w:tab w:val="left" w:leader="none" w:pos="360"/>
-              <w:tab w:val="right" w:leader="dot" w:pos="8630"/>
+              <w:tab w:val="right" w:leader="dot" w:pos="12000"/>
             </w:tabs>
-            <w:spacing w:after="0" w:before="120" w:line="288" w:lineRule="auto"/>
-            <w:ind w:left="0" w:right="0" w:firstLine="0"/>
-            <w:jc w:val="both"/>
+            <w:spacing w:before="60" w:line="240" w:lineRule="auto"/>
+            <w:ind w:left="360" w:firstLine="0"/>
+            <w:jc w:val="left"/>
             <w:rPr>
               <w:i w:val="0"/>
               <w:iCs w:val="0"/>
               <w:smallCaps w:val="0"/>
               <w:strike w:val="0"/>
               <w:color w:val="000000"/>
-              <w:sz w:val="24"/>
-              <w:szCs w:val="24"/>
               <w:u w:val="none"/>
               <w:shd w:fill="auto" w:val="clear"/>
               <w:vertAlign w:val="baseline"/>
             </w:rPr>
           </w:pPr>
-          <w:r>
-            <w:rPr>
-              <w:i w:val="0"/>
-              <w:iCs w:val="0"/>
-              <w:smallCaps w:val="0"/>
-              <w:strike w:val="0"/>
-              <w:color w:val="000000"/>
-              <w:sz w:val="24"/>
-              <w:szCs w:val="24"/>
-              <w:u w:val="none"/>
-              <w:shd w:fill="auto" w:val="clear"/>
-              <w:vertAlign w:val="baseline"/>
-              <w:rtl w:val="0"/>
-            </w:rPr>
-            <w:t xml:space="preserve">4</w:t>
-          </w:r>
-          <w:r>
-            <w:rPr>
-              <w:i w:val="0"/>
-              <w:iCs w:val="0"/>
-              <w:smallCaps w:val="0"/>
-              <w:strike w:val="0"/>
-              <w:color w:val="000000"/>
-              <w:sz w:val="24"/>
-              <w:szCs w:val="24"/>
-              <w:u w:val="none"/>
-              <w:shd w:fill="auto" w:val="clear"/>
-              <w:vertAlign w:val="baseline"/>
-              <w:rtl w:val="0"/>
-            </w:rPr>
-            <w:tab/>
-          </w:r>
-          <w:r>
-            <w:rPr>
-              <w:i w:val="0"/>
-              <w:iCs w:val="0"/>
-              <w:smallCaps w:val="0"/>
-              <w:strike w:val="0"/>
-              <w:color w:val="000000"/>
-              <w:sz w:val="24"/>
-              <w:szCs w:val="24"/>
-              <w:u w:val="none"/>
-              <w:shd w:fill="auto" w:val="clear"/>
-              <w:vertAlign w:val="baseline"/>
-              <w:rtl w:val="0"/>
-            </w:rPr>
-            <w:t xml:space="preserve">Các yêu cầu khác</w:t>
-            <w:tab/>
-          </w:r>
-          <w:r>
-            <w:fldChar w:fldCharType="begin"/>
-            <w:instrText xml:space="preserve"> PAGEREF _heading=h.woyfe0jzhl5b \h </w:instrText>
-            <w:fldChar w:fldCharType="separate"/>
-          </w:r>
-          <w:r>
-            <w:rPr>
-              <w:i w:val="0"/>
-              <w:iCs w:val="0"/>
-              <w:smallCaps w:val="0"/>
-              <w:strike w:val="0"/>
-              <w:color w:val="000000"/>
-              <w:sz w:val="24"/>
-              <w:szCs w:val="24"/>
-              <w:u w:val="none"/>
-              <w:shd w:fill="auto" w:val="clear"/>
-              <w:vertAlign w:val="baseline"/>
-              <w:rtl w:val="0"/>
-            </w:rPr>
-            <w:t xml:space="preserve">19</w:t>
-          </w:r>
-          <w:r>
-            <w:fldChar w:fldCharType="end"/>
-          </w:r>
+          <w:hyperlink w:anchor="_heading=h.yhhcl0d5af">
+            <w:r>
+              <w:rPr>
+                <w:i w:val="0"/>
+                <w:iCs w:val="0"/>
+                <w:smallCaps w:val="0"/>
+                <w:strike w:val="0"/>
+                <w:color w:val="000000"/>
+                <w:u w:val="none"/>
+                <w:shd w:fill="auto" w:val="clear"/>
+                <w:vertAlign w:val="baseline"/>
+                <w:rtl w:val="0"/>
+              </w:rPr>
+              <w:t xml:space="preserve">3.2 Đặc tả use case UC002 "Đăng ký hoặc gia hạn gói tập"</w:t>
+              <w:tab/>
+              <w:t xml:space="preserve">21</w:t>
+            </w:r>
+          </w:hyperlink>
           <w:r>
             <w:rPr>
               <w:rtl w:val="0"/>
@@ -3712,111 +2082,42 @@
         </w:p>
         <w:p>
           <w:pPr>
-            <w:keepNext w:val="0"/>
-            <w:keepLines w:val="0"/>
-            <w:pageBreakBefore w:val="0"/>
-            <w:widowControl w:val="1"/>
-            <w:pBdr>
-              <w:top w:space="0" w:sz="0" w:val="nil"/>
-              <w:left w:space="0" w:sz="0" w:val="nil"/>
-              <w:bottom w:space="0" w:sz="0" w:val="nil"/>
-              <w:right w:space="0" w:sz="0" w:val="nil"/>
-              <w:between w:space="0" w:sz="0" w:val="nil"/>
-            </w:pBdr>
-            <w:shd w:fill="auto" w:val="clear"/>
+            <w:widowControl w:val="0"/>
             <w:tabs>
-              <w:tab w:val="left" w:leader="none" w:pos="740"/>
-              <w:tab w:val="right" w:leader="dot" w:pos="8630"/>
+              <w:tab w:val="right" w:leader="dot" w:pos="12000"/>
             </w:tabs>
-            <w:spacing w:after="0" w:before="120" w:line="288" w:lineRule="auto"/>
-            <w:ind w:left="200" w:right="0" w:firstLine="0"/>
-            <w:jc w:val="both"/>
+            <w:spacing w:before="60" w:line="240" w:lineRule="auto"/>
+            <w:ind w:left="360" w:firstLine="0"/>
+            <w:jc w:val="left"/>
             <w:rPr>
               <w:i w:val="0"/>
               <w:iCs w:val="0"/>
               <w:smallCaps w:val="0"/>
               <w:strike w:val="0"/>
               <w:color w:val="000000"/>
-              <w:sz w:val="24"/>
-              <w:szCs w:val="24"/>
               <w:u w:val="none"/>
               <w:shd w:fill="auto" w:val="clear"/>
               <w:vertAlign w:val="baseline"/>
             </w:rPr>
           </w:pPr>
-          <w:r>
-            <w:rPr>
-              <w:i w:val="0"/>
-              <w:iCs w:val="0"/>
-              <w:smallCaps w:val="0"/>
-              <w:strike w:val="0"/>
-              <w:color w:val="000000"/>
-              <w:sz w:val="24"/>
-              <w:szCs w:val="24"/>
-              <w:u w:val="none"/>
-              <w:shd w:fill="auto" w:val="clear"/>
-              <w:vertAlign w:val="baseline"/>
-              <w:rtl w:val="0"/>
-            </w:rPr>
-            <w:t xml:space="preserve">4.1</w:t>
-          </w:r>
-          <w:r>
-            <w:rPr>
-              <w:i w:val="0"/>
-              <w:iCs w:val="0"/>
-              <w:smallCaps w:val="0"/>
-              <w:strike w:val="0"/>
-              <w:color w:val="000000"/>
-              <w:sz w:val="24"/>
-              <w:szCs w:val="24"/>
-              <w:u w:val="none"/>
-              <w:shd w:fill="auto" w:val="clear"/>
-              <w:vertAlign w:val="baseline"/>
-              <w:rtl w:val="0"/>
-            </w:rPr>
-            <w:tab/>
-          </w:r>
-          <w:r>
-            <w:rPr>
-              <w:i w:val="0"/>
-              <w:iCs w:val="0"/>
-              <w:smallCaps w:val="0"/>
-              <w:strike w:val="0"/>
-              <w:color w:val="000000"/>
-              <w:sz w:val="24"/>
-              <w:szCs w:val="24"/>
-              <w:u w:val="none"/>
-              <w:shd w:fill="auto" w:val="clear"/>
-              <w:vertAlign w:val="baseline"/>
-              <w:rtl w:val="0"/>
-            </w:rPr>
-            <w:t xml:space="preserve">Chức năng (Functionality)</w:t>
-            <w:tab/>
-          </w:r>
-          <w:r>
-            <w:fldChar w:fldCharType="begin"/>
-            <w:instrText xml:space="preserve"> PAGEREF _heading=h.5hf8d4jxr2zo \h </w:instrText>
-            <w:fldChar w:fldCharType="separate"/>
-          </w:r>
-          <w:r>
-            <w:rPr>
-              <w:i w:val="0"/>
-              <w:iCs w:val="0"/>
-              <w:smallCaps w:val="0"/>
-              <w:strike w:val="0"/>
-              <w:color w:val="000000"/>
-              <w:sz w:val="24"/>
-              <w:szCs w:val="24"/>
-              <w:u w:val="none"/>
-              <w:shd w:fill="auto" w:val="clear"/>
-              <w:vertAlign w:val="baseline"/>
-              <w:rtl w:val="0"/>
-            </w:rPr>
-            <w:t xml:space="preserve">19</w:t>
-          </w:r>
-          <w:r>
-            <w:fldChar w:fldCharType="end"/>
-          </w:r>
+          <w:hyperlink w:anchor="_heading=h.bm2ah4nlqugw">
+            <w:r>
+              <w:rPr>
+                <w:i w:val="0"/>
+                <w:iCs w:val="0"/>
+                <w:smallCaps w:val="0"/>
+                <w:strike w:val="0"/>
+                <w:color w:val="000000"/>
+                <w:u w:val="none"/>
+                <w:shd w:fill="auto" w:val="clear"/>
+                <w:vertAlign w:val="baseline"/>
+                <w:rtl w:val="0"/>
+              </w:rPr>
+              <w:t xml:space="preserve">3.3 Đặc tả use case UC003 "Xử lý thanh toán"</w:t>
+              <w:tab/>
+              <w:t xml:space="preserve">22</w:t>
+            </w:r>
+          </w:hyperlink>
           <w:r>
             <w:rPr>
               <w:rtl w:val="0"/>
@@ -3825,111 +2126,42 @@
         </w:p>
         <w:p>
           <w:pPr>
-            <w:keepNext w:val="0"/>
-            <w:keepLines w:val="0"/>
-            <w:pageBreakBefore w:val="0"/>
-            <w:widowControl w:val="1"/>
-            <w:pBdr>
-              <w:top w:space="0" w:sz="0" w:val="nil"/>
-              <w:left w:space="0" w:sz="0" w:val="nil"/>
-              <w:bottom w:space="0" w:sz="0" w:val="nil"/>
-              <w:right w:space="0" w:sz="0" w:val="nil"/>
-              <w:between w:space="0" w:sz="0" w:val="nil"/>
-            </w:pBdr>
-            <w:shd w:fill="auto" w:val="clear"/>
+            <w:widowControl w:val="0"/>
             <w:tabs>
-              <w:tab w:val="left" w:leader="none" w:pos="740"/>
-              <w:tab w:val="right" w:leader="dot" w:pos="8630"/>
+              <w:tab w:val="right" w:leader="dot" w:pos="12000"/>
             </w:tabs>
-            <w:spacing w:after="0" w:before="120" w:line="288" w:lineRule="auto"/>
-            <w:ind w:left="200" w:right="0" w:firstLine="0"/>
-            <w:jc w:val="both"/>
+            <w:spacing w:before="60" w:line="240" w:lineRule="auto"/>
+            <w:ind w:left="360" w:firstLine="0"/>
+            <w:jc w:val="left"/>
             <w:rPr>
               <w:i w:val="0"/>
               <w:iCs w:val="0"/>
               <w:smallCaps w:val="0"/>
               <w:strike w:val="0"/>
               <w:color w:val="000000"/>
-              <w:sz w:val="24"/>
-              <w:szCs w:val="24"/>
               <w:u w:val="none"/>
               <w:shd w:fill="auto" w:val="clear"/>
               <w:vertAlign w:val="baseline"/>
             </w:rPr>
           </w:pPr>
-          <w:r>
-            <w:rPr>
-              <w:i w:val="0"/>
-              <w:iCs w:val="0"/>
-              <w:smallCaps w:val="0"/>
-              <w:strike w:val="0"/>
-              <w:color w:val="000000"/>
-              <w:sz w:val="24"/>
-              <w:szCs w:val="24"/>
-              <w:u w:val="none"/>
-              <w:shd w:fill="auto" w:val="clear"/>
-              <w:vertAlign w:val="baseline"/>
-              <w:rtl w:val="0"/>
-            </w:rPr>
-            <w:t xml:space="preserve">4.2</w:t>
-          </w:r>
-          <w:r>
-            <w:rPr>
-              <w:i w:val="0"/>
-              <w:iCs w:val="0"/>
-              <w:smallCaps w:val="0"/>
-              <w:strike w:val="0"/>
-              <w:color w:val="000000"/>
-              <w:sz w:val="24"/>
-              <w:szCs w:val="24"/>
-              <w:u w:val="none"/>
-              <w:shd w:fill="auto" w:val="clear"/>
-              <w:vertAlign w:val="baseline"/>
-              <w:rtl w:val="0"/>
-            </w:rPr>
-            <w:tab/>
-          </w:r>
-          <w:r>
-            <w:rPr>
-              <w:i w:val="0"/>
-              <w:iCs w:val="0"/>
-              <w:smallCaps w:val="0"/>
-              <w:strike w:val="0"/>
-              <w:color w:val="000000"/>
-              <w:sz w:val="24"/>
-              <w:szCs w:val="24"/>
-              <w:u w:val="none"/>
-              <w:shd w:fill="auto" w:val="clear"/>
-              <w:vertAlign w:val="baseline"/>
-              <w:rtl w:val="0"/>
-            </w:rPr>
-            <w:t xml:space="preserve">Tính dễ dùng (Usability)</w:t>
-            <w:tab/>
-          </w:r>
-          <w:r>
-            <w:fldChar w:fldCharType="begin"/>
-            <w:instrText xml:space="preserve"> PAGEREF _heading=h.sp6678zan67e \h </w:instrText>
-            <w:fldChar w:fldCharType="separate"/>
-          </w:r>
-          <w:r>
-            <w:rPr>
-              <w:i w:val="0"/>
-              <w:iCs w:val="0"/>
-              <w:smallCaps w:val="0"/>
-              <w:strike w:val="0"/>
-              <w:color w:val="000000"/>
-              <w:sz w:val="24"/>
-              <w:szCs w:val="24"/>
-              <w:u w:val="none"/>
-              <w:shd w:fill="auto" w:val="clear"/>
-              <w:vertAlign w:val="baseline"/>
-              <w:rtl w:val="0"/>
-            </w:rPr>
-            <w:t xml:space="preserve">19</w:t>
-          </w:r>
-          <w:r>
-            <w:fldChar w:fldCharType="end"/>
-          </w:r>
+          <w:hyperlink w:anchor="_heading=h.g3d68rt2ybf0">
+            <w:r>
+              <w:rPr>
+                <w:i w:val="0"/>
+                <w:iCs w:val="0"/>
+                <w:smallCaps w:val="0"/>
+                <w:strike w:val="0"/>
+                <w:color w:val="000000"/>
+                <w:u w:val="none"/>
+                <w:shd w:fill="auto" w:val="clear"/>
+                <w:vertAlign w:val="baseline"/>
+                <w:rtl w:val="0"/>
+              </w:rPr>
+              <w:t xml:space="preserve">3.4 Đặc tả use case UC004 “Xem danh sách gói tập”</w:t>
+              <w:tab/>
+              <w:t xml:space="preserve">23</w:t>
+            </w:r>
+          </w:hyperlink>
           <w:r>
             <w:rPr>
               <w:rtl w:val="0"/>
@@ -3938,111 +2170,862 @@
         </w:p>
         <w:p>
           <w:pPr>
-            <w:keepNext w:val="0"/>
-            <w:keepLines w:val="0"/>
-            <w:pageBreakBefore w:val="0"/>
-            <w:widowControl w:val="1"/>
-            <w:pBdr>
-              <w:top w:space="0" w:sz="0" w:val="nil"/>
-              <w:left w:space="0" w:sz="0" w:val="nil"/>
-              <w:bottom w:space="0" w:sz="0" w:val="nil"/>
-              <w:right w:space="0" w:sz="0" w:val="nil"/>
-              <w:between w:space="0" w:sz="0" w:val="nil"/>
-            </w:pBdr>
-            <w:shd w:fill="auto" w:val="clear"/>
+            <w:widowControl w:val="0"/>
             <w:tabs>
-              <w:tab w:val="left" w:leader="none" w:pos="740"/>
-              <w:tab w:val="right" w:leader="dot" w:pos="8630"/>
+              <w:tab w:val="right" w:leader="dot" w:pos="12000"/>
             </w:tabs>
-            <w:spacing w:after="0" w:before="120" w:line="288" w:lineRule="auto"/>
-            <w:ind w:left="200" w:right="0" w:firstLine="0"/>
-            <w:jc w:val="both"/>
+            <w:spacing w:before="60" w:line="240" w:lineRule="auto"/>
+            <w:ind w:left="360" w:firstLine="0"/>
+            <w:jc w:val="left"/>
             <w:rPr>
               <w:i w:val="0"/>
               <w:iCs w:val="0"/>
               <w:smallCaps w:val="0"/>
               <w:strike w:val="0"/>
               <w:color w:val="000000"/>
-              <w:sz w:val="24"/>
-              <w:szCs w:val="24"/>
               <w:u w:val="none"/>
               <w:shd w:fill="auto" w:val="clear"/>
               <w:vertAlign w:val="baseline"/>
             </w:rPr>
           </w:pPr>
+          <w:hyperlink w:anchor="_heading=h.6jofuk7t9lf">
+            <w:r>
+              <w:rPr>
+                <w:i w:val="0"/>
+                <w:iCs w:val="0"/>
+                <w:smallCaps w:val="0"/>
+                <w:strike w:val="0"/>
+                <w:color w:val="000000"/>
+                <w:u w:val="none"/>
+                <w:shd w:fill="auto" w:val="clear"/>
+                <w:vertAlign w:val="baseline"/>
+                <w:rtl w:val="0"/>
+              </w:rPr>
+              <w:t xml:space="preserve">3.5 Đặc tả use case UC005 “Xem danh sách gói tập”</w:t>
+              <w:tab/>
+              <w:t xml:space="preserve">23</w:t>
+            </w:r>
+          </w:hyperlink>
           <w:r>
+            <w:rPr>
+              <w:rtl w:val="0"/>
+            </w:rPr>
+          </w:r>
+        </w:p>
+        <w:p>
+          <w:pPr>
+            <w:widowControl w:val="0"/>
+            <w:tabs>
+              <w:tab w:val="right" w:leader="dot" w:pos="12000"/>
+            </w:tabs>
+            <w:spacing w:before="60" w:line="240" w:lineRule="auto"/>
+            <w:ind w:left="360" w:firstLine="0"/>
+            <w:jc w:val="left"/>
             <w:rPr>
               <w:i w:val="0"/>
               <w:iCs w:val="0"/>
               <w:smallCaps w:val="0"/>
               <w:strike w:val="0"/>
               <w:color w:val="000000"/>
-              <w:sz w:val="24"/>
-              <w:szCs w:val="24"/>
               <w:u w:val="none"/>
               <w:shd w:fill="auto" w:val="clear"/>
               <w:vertAlign w:val="baseline"/>
+            </w:rPr>
+          </w:pPr>
+          <w:hyperlink w:anchor="_heading=h.rqp7wpc6gkkj">
+            <w:r>
+              <w:rPr>
+                <w:i w:val="0"/>
+                <w:iCs w:val="0"/>
+                <w:smallCaps w:val="0"/>
+                <w:strike w:val="0"/>
+                <w:color w:val="000000"/>
+                <w:u w:val="none"/>
+                <w:shd w:fill="auto" w:val="clear"/>
+                <w:vertAlign w:val="baseline"/>
+                <w:rtl w:val="0"/>
+              </w:rPr>
+              <w:t xml:space="preserve">3.6 Đặc tả use case UC006 "Gửi phản hồi"</w:t>
+              <w:tab/>
+              <w:t xml:space="preserve">24</w:t>
+            </w:r>
+          </w:hyperlink>
+          <w:r>
+            <w:rPr>
               <w:rtl w:val="0"/>
             </w:rPr>
-            <w:t xml:space="preserve">4.3</w:t>
           </w:r>
-          <w:r>
+        </w:p>
+        <w:p>
+          <w:pPr>
+            <w:widowControl w:val="0"/>
+            <w:tabs>
+              <w:tab w:val="right" w:leader="dot" w:pos="12000"/>
+            </w:tabs>
+            <w:spacing w:before="60" w:line="240" w:lineRule="auto"/>
+            <w:ind w:left="360" w:firstLine="0"/>
+            <w:jc w:val="left"/>
             <w:rPr>
               <w:i w:val="0"/>
               <w:iCs w:val="0"/>
               <w:smallCaps w:val="0"/>
               <w:strike w:val="0"/>
               <w:color w:val="000000"/>
-              <w:sz w:val="24"/>
-              <w:szCs w:val="24"/>
               <w:u w:val="none"/>
               <w:shd w:fill="auto" w:val="clear"/>
               <w:vertAlign w:val="baseline"/>
+            </w:rPr>
+          </w:pPr>
+          <w:hyperlink w:anchor="_heading=h.644askhgozto">
+            <w:r>
+              <w:rPr>
+                <w:i w:val="0"/>
+                <w:iCs w:val="0"/>
+                <w:smallCaps w:val="0"/>
+                <w:strike w:val="0"/>
+                <w:color w:val="000000"/>
+                <w:u w:val="none"/>
+                <w:shd w:fill="auto" w:val="clear"/>
+                <w:vertAlign w:val="baseline"/>
+                <w:rtl w:val="0"/>
+              </w:rPr>
+              <w:t xml:space="preserve">3.7 Đặc tả use case UC007 "Quản lý thông tin cá nhân"</w:t>
+              <w:tab/>
+              <w:t xml:space="preserve">25</w:t>
+            </w:r>
+          </w:hyperlink>
+          <w:r>
+            <w:rPr>
               <w:rtl w:val="0"/>
             </w:rPr>
-            <w:tab/>
           </w:r>
-          <w:r>
+        </w:p>
+        <w:p>
+          <w:pPr>
+            <w:widowControl w:val="0"/>
+            <w:tabs>
+              <w:tab w:val="right" w:leader="dot" w:pos="12000"/>
+            </w:tabs>
+            <w:spacing w:before="60" w:line="240" w:lineRule="auto"/>
+            <w:ind w:left="360" w:firstLine="0"/>
+            <w:jc w:val="left"/>
             <w:rPr>
               <w:i w:val="0"/>
               <w:iCs w:val="0"/>
               <w:smallCaps w:val="0"/>
               <w:strike w:val="0"/>
               <w:color w:val="000000"/>
-              <w:sz w:val="24"/>
-              <w:szCs w:val="24"/>
               <w:u w:val="none"/>
               <w:shd w:fill="auto" w:val="clear"/>
               <w:vertAlign w:val="baseline"/>
+            </w:rPr>
+          </w:pPr>
+          <w:hyperlink w:anchor="_heading=h.rxmhots2aox8">
+            <w:r>
+              <w:rPr>
+                <w:i w:val="0"/>
+                <w:iCs w:val="0"/>
+                <w:smallCaps w:val="0"/>
+                <w:strike w:val="0"/>
+                <w:color w:val="000000"/>
+                <w:u w:val="none"/>
+                <w:shd w:fill="auto" w:val="clear"/>
+                <w:vertAlign w:val="baseline"/>
+                <w:rtl w:val="0"/>
+              </w:rPr>
+              <w:t xml:space="preserve">3.8 Đặc tả use case UC008 "Quản lý hội viên"</w:t>
+              <w:tab/>
+              <w:t xml:space="preserve">26</w:t>
+            </w:r>
+          </w:hyperlink>
+          <w:r>
+            <w:rPr>
               <w:rtl w:val="0"/>
             </w:rPr>
-            <w:t xml:space="preserve">Các yêu cầu khác</w:t>
-            <w:tab/>
           </w:r>
-          <w:r>
-            <w:fldChar w:fldCharType="begin"/>
-            <w:instrText xml:space="preserve"> PAGEREF _heading=h.bss7y7c5lfi \h </w:instrText>
-            <w:fldChar w:fldCharType="separate"/>
-          </w:r>
-          <w:r>
+        </w:p>
+        <w:p>
+          <w:pPr>
+            <w:widowControl w:val="0"/>
+            <w:tabs>
+              <w:tab w:val="right" w:leader="dot" w:pos="12000"/>
+            </w:tabs>
+            <w:spacing w:before="60" w:line="240" w:lineRule="auto"/>
+            <w:ind w:left="360" w:firstLine="0"/>
+            <w:jc w:val="left"/>
             <w:rPr>
               <w:i w:val="0"/>
               <w:iCs w:val="0"/>
               <w:smallCaps w:val="0"/>
               <w:strike w:val="0"/>
               <w:color w:val="000000"/>
-              <w:sz w:val="24"/>
-              <w:szCs w:val="24"/>
               <w:u w:val="none"/>
               <w:shd w:fill="auto" w:val="clear"/>
               <w:vertAlign w:val="baseline"/>
+            </w:rPr>
+          </w:pPr>
+          <w:hyperlink w:anchor="_heading=h.dy1tcwz8ewlu">
+            <w:r>
+              <w:rPr>
+                <w:i w:val="0"/>
+                <w:iCs w:val="0"/>
+                <w:smallCaps w:val="0"/>
+                <w:strike w:val="0"/>
+                <w:color w:val="000000"/>
+                <w:u w:val="none"/>
+                <w:shd w:fill="auto" w:val="clear"/>
+                <w:vertAlign w:val="baseline"/>
+                <w:rtl w:val="0"/>
+              </w:rPr>
+              <w:t xml:space="preserve">3.9 Đặc tả use case UC009 "Check-in hội viên"</w:t>
+              <w:tab/>
+              <w:t xml:space="preserve">28</w:t>
+            </w:r>
+          </w:hyperlink>
+          <w:r>
+            <w:rPr>
               <w:rtl w:val="0"/>
             </w:rPr>
-            <w:t xml:space="preserve">19</w:t>
           </w:r>
+        </w:p>
+        <w:p>
+          <w:pPr>
+            <w:widowControl w:val="0"/>
+            <w:tabs>
+              <w:tab w:val="right" w:leader="dot" w:pos="12000"/>
+            </w:tabs>
+            <w:spacing w:before="60" w:line="240" w:lineRule="auto"/>
+            <w:ind w:left="360" w:firstLine="0"/>
+            <w:jc w:val="left"/>
+            <w:rPr>
+              <w:i w:val="0"/>
+              <w:iCs w:val="0"/>
+              <w:smallCaps w:val="0"/>
+              <w:strike w:val="0"/>
+              <w:color w:val="000000"/>
+              <w:u w:val="none"/>
+              <w:shd w:fill="auto" w:val="clear"/>
+              <w:vertAlign w:val="baseline"/>
+            </w:rPr>
+          </w:pPr>
+          <w:hyperlink w:anchor="_heading=h.fne2h478cnk8">
+            <w:r>
+              <w:rPr>
+                <w:i w:val="0"/>
+                <w:iCs w:val="0"/>
+                <w:smallCaps w:val="0"/>
+                <w:strike w:val="0"/>
+                <w:color w:val="000000"/>
+                <w:u w:val="none"/>
+                <w:shd w:fill="auto" w:val="clear"/>
+                <w:vertAlign w:val="baseline"/>
+                <w:rtl w:val="0"/>
+              </w:rPr>
+              <w:t xml:space="preserve">3.10 Đặc tả use case UC010 "Tiếp nhận và xử lý phản  hồi"</w:t>
+              <w:tab/>
+              <w:t xml:space="preserve">29</w:t>
+            </w:r>
+          </w:hyperlink>
           <w:r>
-            <w:fldChar w:fldCharType="end"/>
+            <w:rPr>
+              <w:rtl w:val="0"/>
+            </w:rPr>
           </w:r>
+        </w:p>
+        <w:p>
+          <w:pPr>
+            <w:widowControl w:val="0"/>
+            <w:tabs>
+              <w:tab w:val="right" w:leader="dot" w:pos="12000"/>
+            </w:tabs>
+            <w:spacing w:before="60" w:line="240" w:lineRule="auto"/>
+            <w:ind w:left="360" w:firstLine="0"/>
+            <w:jc w:val="left"/>
+            <w:rPr>
+              <w:i w:val="0"/>
+              <w:iCs w:val="0"/>
+              <w:smallCaps w:val="0"/>
+              <w:strike w:val="0"/>
+              <w:color w:val="000000"/>
+              <w:u w:val="none"/>
+              <w:shd w:fill="auto" w:val="clear"/>
+              <w:vertAlign w:val="baseline"/>
+            </w:rPr>
+          </w:pPr>
+          <w:hyperlink w:anchor="_heading=h.fjwf8zhp4wgt">
+            <w:r>
+              <w:rPr>
+                <w:i w:val="0"/>
+                <w:iCs w:val="0"/>
+                <w:smallCaps w:val="0"/>
+                <w:strike w:val="0"/>
+                <w:color w:val="000000"/>
+                <w:u w:val="none"/>
+                <w:shd w:fill="auto" w:val="clear"/>
+                <w:vertAlign w:val="baseline"/>
+                <w:rtl w:val="0"/>
+              </w:rPr>
+              <w:t xml:space="preserve">3.11 Đặc tả use case UC011 "Quản lý gói tập"</w:t>
+              <w:tab/>
+              <w:t xml:space="preserve">30</w:t>
+            </w:r>
+          </w:hyperlink>
+          <w:r>
+            <w:rPr>
+              <w:rtl w:val="0"/>
+            </w:rPr>
+          </w:r>
+        </w:p>
+        <w:p>
+          <w:pPr>
+            <w:widowControl w:val="0"/>
+            <w:tabs>
+              <w:tab w:val="right" w:leader="dot" w:pos="12000"/>
+            </w:tabs>
+            <w:spacing w:before="60" w:line="240" w:lineRule="auto"/>
+            <w:ind w:left="360" w:firstLine="0"/>
+            <w:jc w:val="left"/>
+            <w:rPr>
+              <w:i w:val="0"/>
+              <w:iCs w:val="0"/>
+              <w:smallCaps w:val="0"/>
+              <w:strike w:val="0"/>
+              <w:color w:val="000000"/>
+              <w:u w:val="none"/>
+              <w:shd w:fill="auto" w:val="clear"/>
+              <w:vertAlign w:val="baseline"/>
+            </w:rPr>
+          </w:pPr>
+          <w:hyperlink w:anchor="_heading=h.ym87rtf3dvpr">
+            <w:r>
+              <w:rPr>
+                <w:i w:val="0"/>
+                <w:iCs w:val="0"/>
+                <w:smallCaps w:val="0"/>
+                <w:strike w:val="0"/>
+                <w:color w:val="000000"/>
+                <w:u w:val="none"/>
+                <w:shd w:fill="auto" w:val="clear"/>
+                <w:vertAlign w:val="baseline"/>
+                <w:rtl w:val="0"/>
+              </w:rPr>
+              <w:t xml:space="preserve">3.12 Đặc tả use case UC012 "Quản lý nhân sự"</w:t>
+              <w:tab/>
+              <w:t xml:space="preserve">32</w:t>
+            </w:r>
+          </w:hyperlink>
+          <w:r>
+            <w:rPr>
+              <w:rtl w:val="0"/>
+            </w:rPr>
+          </w:r>
+        </w:p>
+        <w:p>
+          <w:pPr>
+            <w:widowControl w:val="0"/>
+            <w:tabs>
+              <w:tab w:val="right" w:leader="dot" w:pos="12000"/>
+            </w:tabs>
+            <w:spacing w:before="60" w:line="240" w:lineRule="auto"/>
+            <w:ind w:left="360" w:firstLine="0"/>
+            <w:jc w:val="left"/>
+            <w:rPr>
+              <w:i w:val="0"/>
+              <w:iCs w:val="0"/>
+              <w:smallCaps w:val="0"/>
+              <w:strike w:val="0"/>
+              <w:color w:val="000000"/>
+              <w:u w:val="none"/>
+              <w:shd w:fill="auto" w:val="clear"/>
+              <w:vertAlign w:val="baseline"/>
+            </w:rPr>
+          </w:pPr>
+          <w:hyperlink w:anchor="_heading=h.28y4p52fxfo7">
+            <w:r>
+              <w:rPr>
+                <w:i w:val="0"/>
+                <w:iCs w:val="0"/>
+                <w:smallCaps w:val="0"/>
+                <w:strike w:val="0"/>
+                <w:color w:val="000000"/>
+                <w:u w:val="none"/>
+                <w:shd w:fill="auto" w:val="clear"/>
+                <w:vertAlign w:val="baseline"/>
+                <w:rtl w:val="0"/>
+              </w:rPr>
+              <w:t xml:space="preserve">3.13 Đặc tả use case UC013 "Quản lý thông tin phòng tập"</w:t>
+              <w:tab/>
+              <w:t xml:space="preserve">32</w:t>
+            </w:r>
+          </w:hyperlink>
+          <w:r>
+            <w:rPr>
+              <w:rtl w:val="0"/>
+            </w:rPr>
+          </w:r>
+        </w:p>
+        <w:p>
+          <w:pPr>
+            <w:widowControl w:val="0"/>
+            <w:tabs>
+              <w:tab w:val="right" w:leader="dot" w:pos="12000"/>
+            </w:tabs>
+            <w:spacing w:before="60" w:line="240" w:lineRule="auto"/>
+            <w:ind w:left="360" w:firstLine="0"/>
+            <w:jc w:val="left"/>
+            <w:rPr>
+              <w:i w:val="0"/>
+              <w:iCs w:val="0"/>
+              <w:smallCaps w:val="0"/>
+              <w:strike w:val="0"/>
+              <w:color w:val="000000"/>
+              <w:u w:val="none"/>
+              <w:shd w:fill="auto" w:val="clear"/>
+              <w:vertAlign w:val="baseline"/>
+            </w:rPr>
+          </w:pPr>
+          <w:hyperlink w:anchor="_heading=h.eyqi96s58skw">
+            <w:r>
+              <w:rPr>
+                <w:i w:val="0"/>
+                <w:iCs w:val="0"/>
+                <w:smallCaps w:val="0"/>
+                <w:strike w:val="0"/>
+                <w:color w:val="000000"/>
+                <w:u w:val="none"/>
+                <w:shd w:fill="auto" w:val="clear"/>
+                <w:vertAlign w:val="baseline"/>
+                <w:rtl w:val="0"/>
+              </w:rPr>
+              <w:t xml:space="preserve">3.14 Đặc tả use case UC014 "Quản lý thiết bị"</w:t>
+              <w:tab/>
+              <w:t xml:space="preserve">33</w:t>
+            </w:r>
+          </w:hyperlink>
+          <w:r>
+            <w:rPr>
+              <w:rtl w:val="0"/>
+            </w:rPr>
+          </w:r>
+        </w:p>
+        <w:p>
+          <w:pPr>
+            <w:widowControl w:val="0"/>
+            <w:tabs>
+              <w:tab w:val="right" w:leader="dot" w:pos="12000"/>
+            </w:tabs>
+            <w:spacing w:before="60" w:line="240" w:lineRule="auto"/>
+            <w:ind w:left="360" w:firstLine="0"/>
+            <w:jc w:val="left"/>
+            <w:rPr>
+              <w:i w:val="0"/>
+              <w:iCs w:val="0"/>
+              <w:smallCaps w:val="0"/>
+              <w:strike w:val="0"/>
+              <w:color w:val="000000"/>
+              <w:u w:val="none"/>
+              <w:shd w:fill="auto" w:val="clear"/>
+              <w:vertAlign w:val="baseline"/>
+            </w:rPr>
+          </w:pPr>
+          <w:hyperlink w:anchor="_heading=h.kkq3rpxxzdjw">
+            <w:r>
+              <w:rPr>
+                <w:i w:val="0"/>
+                <w:iCs w:val="0"/>
+                <w:smallCaps w:val="0"/>
+                <w:strike w:val="0"/>
+                <w:color w:val="000000"/>
+                <w:u w:val="none"/>
+                <w:shd w:fill="auto" w:val="clear"/>
+                <w:vertAlign w:val="baseline"/>
+                <w:rtl w:val="0"/>
+              </w:rPr>
+              <w:t xml:space="preserve">3.15 Đặc tả use case UC015 "Quản lý danh sách học viên"</w:t>
+              <w:tab/>
+              <w:t xml:space="preserve">33</w:t>
+            </w:r>
+          </w:hyperlink>
+          <w:r>
+            <w:rPr>
+              <w:rtl w:val="0"/>
+            </w:rPr>
+          </w:r>
+        </w:p>
+        <w:p>
+          <w:pPr>
+            <w:widowControl w:val="0"/>
+            <w:tabs>
+              <w:tab w:val="right" w:leader="dot" w:pos="12000"/>
+            </w:tabs>
+            <w:spacing w:before="60" w:line="240" w:lineRule="auto"/>
+            <w:ind w:left="360" w:firstLine="0"/>
+            <w:jc w:val="left"/>
+            <w:rPr>
+              <w:i w:val="0"/>
+              <w:iCs w:val="0"/>
+              <w:smallCaps w:val="0"/>
+              <w:strike w:val="0"/>
+              <w:color w:val="000000"/>
+              <w:u w:val="none"/>
+              <w:shd w:fill="auto" w:val="clear"/>
+              <w:vertAlign w:val="baseline"/>
+            </w:rPr>
+          </w:pPr>
+          <w:hyperlink w:anchor="_heading=h.di2ugv9kw3d5">
+            <w:r>
+              <w:rPr>
+                <w:i w:val="0"/>
+                <w:iCs w:val="0"/>
+                <w:smallCaps w:val="0"/>
+                <w:strike w:val="0"/>
+                <w:color w:val="000000"/>
+                <w:u w:val="none"/>
+                <w:shd w:fill="auto" w:val="clear"/>
+                <w:vertAlign w:val="baseline"/>
+                <w:rtl w:val="0"/>
+              </w:rPr>
+              <w:t xml:space="preserve">3.16 Đặc tả use case UC016 "Theo dõi và đánh giá tiến độ tập luyện"</w:t>
+              <w:tab/>
+              <w:t xml:space="preserve">34</w:t>
+            </w:r>
+          </w:hyperlink>
+          <w:r>
+            <w:rPr>
+              <w:rtl w:val="0"/>
+            </w:rPr>
+          </w:r>
+        </w:p>
+        <w:p>
+          <w:pPr>
+            <w:widowControl w:val="0"/>
+            <w:tabs>
+              <w:tab w:val="right" w:leader="dot" w:pos="12000"/>
+            </w:tabs>
+            <w:spacing w:before="60" w:line="240" w:lineRule="auto"/>
+            <w:ind w:left="360" w:firstLine="0"/>
+            <w:jc w:val="left"/>
+            <w:rPr>
+              <w:i w:val="0"/>
+              <w:iCs w:val="0"/>
+              <w:smallCaps w:val="0"/>
+              <w:strike w:val="0"/>
+              <w:color w:val="000000"/>
+              <w:u w:val="none"/>
+              <w:shd w:fill="auto" w:val="clear"/>
+              <w:vertAlign w:val="baseline"/>
+            </w:rPr>
+          </w:pPr>
+          <w:hyperlink w:anchor="_heading=h.cmzhsmscur5b">
+            <w:r>
+              <w:rPr>
+                <w:i w:val="0"/>
+                <w:iCs w:val="0"/>
+                <w:smallCaps w:val="0"/>
+                <w:strike w:val="0"/>
+                <w:color w:val="000000"/>
+                <w:u w:val="none"/>
+                <w:shd w:fill="auto" w:val="clear"/>
+                <w:vertAlign w:val="baseline"/>
+                <w:rtl w:val="0"/>
+              </w:rPr>
+              <w:t xml:space="preserve">3.17 Đặc tả use case UC017 "Quản lý lịch tập học viên"</w:t>
+              <w:tab/>
+              <w:t xml:space="preserve">35</w:t>
+            </w:r>
+          </w:hyperlink>
+          <w:r>
+            <w:rPr>
+              <w:rtl w:val="0"/>
+            </w:rPr>
+          </w:r>
+        </w:p>
+        <w:p>
+          <w:pPr>
+            <w:widowControl w:val="0"/>
+            <w:tabs>
+              <w:tab w:val="right" w:leader="dot" w:pos="12000"/>
+            </w:tabs>
+            <w:spacing w:before="60" w:line="240" w:lineRule="auto"/>
+            <w:ind w:left="360" w:firstLine="0"/>
+            <w:jc w:val="left"/>
+            <w:rPr>
+              <w:i w:val="0"/>
+              <w:iCs w:val="0"/>
+              <w:smallCaps w:val="0"/>
+              <w:strike w:val="0"/>
+              <w:color w:val="000000"/>
+              <w:u w:val="none"/>
+              <w:shd w:fill="auto" w:val="clear"/>
+              <w:vertAlign w:val="baseline"/>
+            </w:rPr>
+          </w:pPr>
+          <w:hyperlink w:anchor="_heading=h.pjqzelobfezp">
+            <w:r>
+              <w:rPr>
+                <w:i w:val="0"/>
+                <w:iCs w:val="0"/>
+                <w:smallCaps w:val="0"/>
+                <w:strike w:val="0"/>
+                <w:color w:val="000000"/>
+                <w:u w:val="none"/>
+                <w:shd w:fill="auto" w:val="clear"/>
+                <w:vertAlign w:val="baseline"/>
+                <w:rtl w:val="0"/>
+              </w:rPr>
+              <w:t xml:space="preserve">3.18 Đặc tả use case UC018 "Xem báo cáo"</w:t>
+              <w:tab/>
+              <w:t xml:space="preserve">36</w:t>
+            </w:r>
+          </w:hyperlink>
+          <w:r>
+            <w:rPr>
+              <w:rtl w:val="0"/>
+            </w:rPr>
+          </w:r>
+        </w:p>
+        <w:p>
+          <w:pPr>
+            <w:widowControl w:val="0"/>
+            <w:tabs>
+              <w:tab w:val="right" w:leader="dot" w:pos="12000"/>
+            </w:tabs>
+            <w:spacing w:before="60" w:line="240" w:lineRule="auto"/>
+            <w:ind w:left="360" w:firstLine="0"/>
+            <w:jc w:val="left"/>
+            <w:rPr>
+              <w:i w:val="0"/>
+              <w:iCs w:val="0"/>
+              <w:smallCaps w:val="0"/>
+              <w:strike w:val="0"/>
+              <w:color w:val="000000"/>
+              <w:u w:val="none"/>
+              <w:shd w:fill="auto" w:val="clear"/>
+              <w:vertAlign w:val="baseline"/>
+            </w:rPr>
+          </w:pPr>
+          <w:hyperlink w:anchor="_heading=h.zfjbe8rdnnab">
+            <w:r>
+              <w:rPr>
+                <w:i w:val="0"/>
+                <w:iCs w:val="0"/>
+                <w:smallCaps w:val="0"/>
+                <w:strike w:val="0"/>
+                <w:color w:val="000000"/>
+                <w:u w:val="none"/>
+                <w:shd w:fill="auto" w:val="clear"/>
+                <w:vertAlign w:val="baseline"/>
+                <w:rtl w:val="0"/>
+              </w:rPr>
+              <w:t xml:space="preserve">3.19 Đặc tả use case UC019 "Quản lý hệ thống"</w:t>
+              <w:tab/>
+              <w:t xml:space="preserve">37</w:t>
+            </w:r>
+          </w:hyperlink>
+          <w:r>
+            <w:rPr>
+              <w:rtl w:val="0"/>
+            </w:rPr>
+          </w:r>
+        </w:p>
+        <w:p>
+          <w:pPr>
+            <w:widowControl w:val="0"/>
+            <w:tabs>
+              <w:tab w:val="right" w:leader="dot" w:pos="12000"/>
+            </w:tabs>
+            <w:spacing w:before="60" w:line="240" w:lineRule="auto"/>
+            <w:jc w:val="left"/>
+            <w:rPr>
+              <w:b w:val="1"/>
+              <w:bCs w:val="1"/>
+              <w:i w:val="0"/>
+              <w:iCs w:val="0"/>
+              <w:smallCaps w:val="0"/>
+              <w:strike w:val="0"/>
+              <w:color w:val="000000"/>
+              <w:u w:val="none"/>
+              <w:shd w:fill="auto" w:val="clear"/>
+              <w:vertAlign w:val="baseline"/>
+            </w:rPr>
+          </w:pPr>
+          <w:hyperlink w:anchor="_heading=h.woyfe0jzhl5b">
+            <w:r>
+              <w:rPr>
+                <w:b w:val="1"/>
+                <w:bCs w:val="1"/>
+                <w:i w:val="0"/>
+                <w:iCs w:val="0"/>
+                <w:smallCaps w:val="0"/>
+                <w:strike w:val="0"/>
+                <w:color w:val="000000"/>
+                <w:u w:val="none"/>
+                <w:shd w:fill="auto" w:val="clear"/>
+                <w:vertAlign w:val="baseline"/>
+                <w:rtl w:val="0"/>
+              </w:rPr>
+              <w:t xml:space="preserve">4 Các yêu cầu khác</w:t>
+              <w:tab/>
+              <w:t xml:space="preserve">39</w:t>
+            </w:r>
+          </w:hyperlink>
+          <w:r>
+            <w:rPr>
+              <w:rtl w:val="0"/>
+            </w:rPr>
+          </w:r>
+        </w:p>
+        <w:p>
+          <w:pPr>
+            <w:widowControl w:val="0"/>
+            <w:tabs>
+              <w:tab w:val="right" w:leader="dot" w:pos="12000"/>
+            </w:tabs>
+            <w:spacing w:before="60" w:line="240" w:lineRule="auto"/>
+            <w:ind w:left="360" w:firstLine="0"/>
+            <w:jc w:val="left"/>
+            <w:rPr>
+              <w:i w:val="0"/>
+              <w:iCs w:val="0"/>
+              <w:smallCaps w:val="0"/>
+              <w:strike w:val="0"/>
+              <w:color w:val="000000"/>
+              <w:u w:val="none"/>
+              <w:shd w:fill="auto" w:val="clear"/>
+              <w:vertAlign w:val="baseline"/>
+            </w:rPr>
+          </w:pPr>
+          <w:hyperlink w:anchor="_heading=">
+            <w:r>
+              <w:rPr>
+                <w:i w:val="0"/>
+                <w:iCs w:val="0"/>
+                <w:smallCaps w:val="0"/>
+                <w:strike w:val="0"/>
+                <w:color w:val="000000"/>
+                <w:u w:val="none"/>
+                <w:shd w:fill="auto" w:val="clear"/>
+                <w:vertAlign w:val="baseline"/>
+                <w:rtl w:val="0"/>
+              </w:rPr>
+              <w:t xml:space="preserve">4.1 Chức năng (Functionality)</w:t>
+              <w:tab/>
+              <w:t xml:space="preserve">39</w:t>
+            </w:r>
+          </w:hyperlink>
+          <w:r>
+            <w:rPr>
+              <w:rtl w:val="0"/>
+            </w:rPr>
+          </w:r>
+        </w:p>
+        <w:p>
+          <w:pPr>
+            <w:widowControl w:val="0"/>
+            <w:tabs>
+              <w:tab w:val="right" w:leader="dot" w:pos="12000"/>
+            </w:tabs>
+            <w:spacing w:before="60" w:line="240" w:lineRule="auto"/>
+            <w:ind w:left="360" w:firstLine="0"/>
+            <w:jc w:val="left"/>
+            <w:rPr>
+              <w:i w:val="0"/>
+              <w:iCs w:val="0"/>
+              <w:smallCaps w:val="0"/>
+              <w:strike w:val="0"/>
+              <w:color w:val="000000"/>
+              <w:u w:val="none"/>
+              <w:shd w:fill="auto" w:val="clear"/>
+              <w:vertAlign w:val="baseline"/>
+            </w:rPr>
+          </w:pPr>
+          <w:hyperlink w:anchor="_heading=">
+            <w:r>
+              <w:rPr>
+                <w:i w:val="0"/>
+                <w:iCs w:val="0"/>
+                <w:smallCaps w:val="0"/>
+                <w:strike w:val="0"/>
+                <w:color w:val="000000"/>
+                <w:u w:val="none"/>
+                <w:shd w:fill="auto" w:val="clear"/>
+                <w:vertAlign w:val="baseline"/>
+                <w:rtl w:val="0"/>
+              </w:rPr>
+              <w:t xml:space="preserve">4.2 Tính dễ dùng (Usability)</w:t>
+              <w:tab/>
+              <w:t xml:space="preserve">40</w:t>
+            </w:r>
+          </w:hyperlink>
+          <w:r>
+            <w:rPr>
+              <w:rtl w:val="0"/>
+            </w:rPr>
+          </w:r>
+        </w:p>
+        <w:p>
+          <w:pPr>
+            <w:widowControl w:val="0"/>
+            <w:tabs>
+              <w:tab w:val="right" w:leader="dot" w:pos="12000"/>
+            </w:tabs>
+            <w:spacing w:before="60" w:line="240" w:lineRule="auto"/>
+            <w:ind w:left="360" w:firstLine="0"/>
+            <w:jc w:val="left"/>
+            <w:rPr>
+              <w:rFonts w:ascii="Arial" w:cs="Arial" w:eastAsia="Arial" w:hAnsi="Arial"/>
+              <w:b w:val="0"/>
+              <w:bCs w:val="0"/>
+              <w:i w:val="0"/>
+              <w:iCs w:val="0"/>
+              <w:smallCaps w:val="0"/>
+              <w:strike w:val="0"/>
+              <w:color w:val="000000"/>
+              <w:sz w:val="22"/>
+              <w:szCs w:val="22"/>
+              <w:u w:val="none"/>
+              <w:shd w:fill="auto" w:val="clear"/>
+              <w:vertAlign w:val="baseline"/>
+            </w:rPr>
+          </w:pPr>
+          <w:hyperlink w:anchor="_heading=">
+            <w:r>
+              <w:rPr>
+                <w:i w:val="0"/>
+                <w:iCs w:val="0"/>
+                <w:smallCaps w:val="0"/>
+                <w:strike w:val="0"/>
+                <w:color w:val="000000"/>
+                <w:u w:val="none"/>
+                <w:shd w:fill="auto" w:val="clear"/>
+                <w:vertAlign w:val="baseline"/>
+                <w:rtl w:val="0"/>
+              </w:rPr>
+              <w:t xml:space="preserve">4.3 Các yêu cầu khác</w:t>
+            </w:r>
+          </w:hyperlink>
+          <w:hyperlink w:anchor="_heading=">
+            <w:r>
+              <w:rPr>
+                <w:rFonts w:ascii="Times New Roman" w:cs="Times New Roman" w:eastAsia="Times New Roman" w:hAnsi="Times New Roman"/>
+                <w:b w:val="0"/>
+                <w:bCs w:val="0"/>
+                <w:i w:val="0"/>
+                <w:iCs w:val="0"/>
+                <w:smallCaps w:val="0"/>
+                <w:strike w:val="0"/>
+                <w:color w:val="000000"/>
+                <w:sz w:val="22"/>
+                <w:szCs w:val="22"/>
+                <w:u w:val="none"/>
+                <w:shd w:fill="auto" w:val="clear"/>
+                <w:vertAlign w:val="baseline"/>
+                <w:rtl w:val="0"/>
+              </w:rPr>
+              <w:tab/>
+              <w:t xml:space="preserve">40</w:t>
+            </w:r>
+          </w:hyperlink>
           <w:r>
             <w:rPr>
               <w:rtl w:val="0"/>
@@ -4352,30 +3335,1066 @@
         </w:rPr>
       </w:r>
     </w:p>
+    <w:tbl>
+      <w:tblPr>
+        <w:tblStyle w:val="Table1"/>
+        <w:tblW w:w="9210.0" w:type="dxa"/>
+        <w:jc w:val="left"/>
+        <w:tblBorders>
+          <w:top w:color="000000" w:space="0" w:sz="0" w:val="nil"/>
+          <w:left w:color="000000" w:space="0" w:sz="0" w:val="nil"/>
+          <w:bottom w:color="000000" w:space="0" w:sz="0" w:val="nil"/>
+          <w:right w:color="000000" w:space="0" w:sz="0" w:val="nil"/>
+          <w:insideH w:color="000000" w:space="0" w:sz="0" w:val="nil"/>
+          <w:insideV w:color="000000" w:space="0" w:sz="0" w:val="nil"/>
+        </w:tblBorders>
+        <w:tblLayout w:type="fixed"/>
+        <w:tblLook w:val="0600"/>
+      </w:tblPr>
+      <w:tblGrid>
+        <w:gridCol w:w="1995"/>
+        <w:gridCol w:w="7215"/>
+        <w:tblGridChange w:id="0">
+          <w:tblGrid>
+            <w:gridCol w:w="1995"/>
+            <w:gridCol w:w="7215"/>
+          </w:tblGrid>
+        </w:tblGridChange>
+      </w:tblGrid>
+      <w:tr>
+        <w:trPr>
+          <w:cantSplit w:val="0"/>
+          <w:trHeight w:val="332.373046875" w:hRule="atLeast"/>
+          <w:tblHeader w:val="0"/>
+        </w:trPr>
+        <w:tc>
+          <w:tcPr>
+            <w:tcBorders>
+              <w:top w:color="c4c7c5" w:space="0" w:sz="6" w:val="single"/>
+              <w:left w:color="c4c7c5" w:space="0" w:sz="6" w:val="single"/>
+              <w:bottom w:color="c4c7c5" w:space="0" w:sz="6" w:val="single"/>
+              <w:right w:color="c4c7c5" w:space="0" w:sz="6" w:val="single"/>
+            </w:tcBorders>
+            <w:shd w:fill="ffffff" w:val="clear"/>
+            <w:tcMar>
+              <w:top w:w="120.0" w:type="dxa"/>
+              <w:left w:w="180.0" w:type="dxa"/>
+              <w:bottom w:w="120.0" w:type="dxa"/>
+              <w:right w:w="180.0" w:type="dxa"/>
+            </w:tcMar>
+            <w:vAlign w:val="top"/>
+          </w:tcPr>
+          <w:p>
+            <w:pPr>
+              <w:spacing w:after="480" w:before="0" w:line="276" w:lineRule="auto"/>
+              <w:rPr>
+                <w:color w:val="1f1f1f"/>
+              </w:rPr>
+            </w:pPr>
+            <w:r>
+              <w:rPr>
+                <w:b w:val="1"/>
+                <w:bCs w:val="1"/>
+                <w:color w:val="1f1f1f"/>
+                <w:rtl w:val="0"/>
+              </w:rPr>
+              <w:t xml:space="preserve">Thuật ngữ</w:t>
+            </w:r>
+            <w:r>
+              <w:rPr>
+                <w:rtl w:val="0"/>
+              </w:rPr>
+            </w:r>
+          </w:p>
+        </w:tc>
+        <w:tc>
+          <w:tcPr>
+            <w:tcBorders>
+              <w:top w:color="c4c7c5" w:space="0" w:sz="6" w:val="single"/>
+              <w:left w:color="c4c7c5" w:space="0" w:sz="6" w:val="single"/>
+              <w:bottom w:color="c4c7c5" w:space="0" w:sz="6" w:val="single"/>
+              <w:right w:color="c4c7c5" w:space="0" w:sz="6" w:val="single"/>
+            </w:tcBorders>
+            <w:shd w:fill="ffffff" w:val="clear"/>
+            <w:tcMar>
+              <w:top w:w="120.0" w:type="dxa"/>
+              <w:left w:w="180.0" w:type="dxa"/>
+              <w:bottom w:w="120.0" w:type="dxa"/>
+              <w:right w:w="180.0" w:type="dxa"/>
+            </w:tcMar>
+            <w:vAlign w:val="top"/>
+          </w:tcPr>
+          <w:p>
+            <w:pPr>
+              <w:spacing w:after="480" w:before="0" w:line="276" w:lineRule="auto"/>
+              <w:rPr>
+                <w:color w:val="1f1f1f"/>
+              </w:rPr>
+            </w:pPr>
+            <w:r>
+              <w:rPr>
+                <w:b w:val="1"/>
+                <w:bCs w:val="1"/>
+                <w:color w:val="1f1f1f"/>
+                <w:rtl w:val="0"/>
+              </w:rPr>
+              <w:t xml:space="preserve">Giải thích</w:t>
+            </w:r>
+            <w:r>
+              <w:rPr>
+                <w:rtl w:val="0"/>
+              </w:rPr>
+            </w:r>
+          </w:p>
+        </w:tc>
+      </w:tr>
+      <w:tr>
+        <w:trPr>
+          <w:cantSplit w:val="0"/>
+          <w:trHeight w:val="105" w:hRule="atLeast"/>
+          <w:tblHeader w:val="0"/>
+        </w:trPr>
+        <w:tc>
+          <w:tcPr>
+            <w:tcBorders>
+              <w:top w:color="c4c7c5" w:space="0" w:sz="6" w:val="single"/>
+              <w:left w:color="c4c7c5" w:space="0" w:sz="6" w:val="single"/>
+              <w:bottom w:color="c4c7c5" w:space="0" w:sz="6" w:val="single"/>
+              <w:right w:color="c4c7c5" w:space="0" w:sz="6" w:val="single"/>
+            </w:tcBorders>
+            <w:tcMar>
+              <w:top w:w="120.0" w:type="dxa"/>
+              <w:left w:w="180.0" w:type="dxa"/>
+              <w:bottom w:w="120.0" w:type="dxa"/>
+              <w:right w:w="180.0" w:type="dxa"/>
+            </w:tcMar>
+            <w:vAlign w:val="top"/>
+          </w:tcPr>
+          <w:p>
+            <w:pPr>
+              <w:spacing w:after="480" w:before="0" w:line="276" w:lineRule="auto"/>
+              <w:rPr>
+                <w:color w:val="1f1f1f"/>
+              </w:rPr>
+            </w:pPr>
+            <w:r>
+              <w:rPr>
+                <w:b w:val="1"/>
+                <w:bCs w:val="1"/>
+                <w:color w:val="1f1f1f"/>
+                <w:rtl w:val="0"/>
+              </w:rPr>
+              <w:t xml:space="preserve">SRS</w:t>
+            </w:r>
+            <w:r>
+              <w:rPr>
+                <w:rtl w:val="0"/>
+              </w:rPr>
+            </w:r>
+          </w:p>
+        </w:tc>
+        <w:tc>
+          <w:tcPr>
+            <w:tcBorders>
+              <w:top w:color="c4c7c5" w:space="0" w:sz="6" w:val="single"/>
+              <w:left w:color="c4c7c5" w:space="0" w:sz="6" w:val="single"/>
+              <w:bottom w:color="c4c7c5" w:space="0" w:sz="6" w:val="single"/>
+              <w:right w:color="c4c7c5" w:space="0" w:sz="6" w:val="single"/>
+            </w:tcBorders>
+            <w:tcMar>
+              <w:top w:w="120.0" w:type="dxa"/>
+              <w:left w:w="180.0" w:type="dxa"/>
+              <w:bottom w:w="120.0" w:type="dxa"/>
+              <w:right w:w="180.0" w:type="dxa"/>
+            </w:tcMar>
+            <w:vAlign w:val="top"/>
+          </w:tcPr>
+          <w:p>
+            <w:pPr>
+              <w:pBdr>
+                <w:top w:color="auto" w:space="0" w:sz="0" w:val="none"/>
+                <w:left w:color="auto" w:space="0" w:sz="0" w:val="none"/>
+                <w:bottom w:color="auto" w:space="0" w:sz="0" w:val="none"/>
+                <w:right w:color="auto" w:space="0" w:sz="0" w:val="none"/>
+                <w:between w:color="auto" w:space="0" w:sz="0" w:val="none"/>
+              </w:pBdr>
+              <w:spacing w:after="480" w:before="0" w:line="276" w:lineRule="auto"/>
+              <w:rPr>
+                <w:color w:val="1f1f1f"/>
+              </w:rPr>
+            </w:pPr>
+            <w:r>
+              <w:rPr>
+                <w:color w:val="1f1f1f"/>
+                <w:rtl w:val="0"/>
+              </w:rPr>
+              <w:t xml:space="preserve">Viết tắt của Software Requirement Specification, nghĩa là Tài liệu đặc tả yêu cầu phần mềm.</w:t>
+            </w:r>
+          </w:p>
+        </w:tc>
+      </w:tr>
+      <w:tr>
+        <w:trPr>
+          <w:cantSplit w:val="0"/>
+          <w:trHeight w:val="450" w:hRule="atLeast"/>
+          <w:tblHeader w:val="0"/>
+        </w:trPr>
+        <w:tc>
+          <w:tcPr>
+            <w:tcBorders>
+              <w:top w:color="c4c7c5" w:space="0" w:sz="6" w:val="single"/>
+              <w:left w:color="c4c7c5" w:space="0" w:sz="6" w:val="single"/>
+              <w:bottom w:color="c4c7c5" w:space="0" w:sz="6" w:val="single"/>
+              <w:right w:color="c4c7c5" w:space="0" w:sz="6" w:val="single"/>
+            </w:tcBorders>
+            <w:tcMar>
+              <w:top w:w="120.0" w:type="dxa"/>
+              <w:left w:w="180.0" w:type="dxa"/>
+              <w:bottom w:w="120.0" w:type="dxa"/>
+              <w:right w:w="180.0" w:type="dxa"/>
+            </w:tcMar>
+            <w:vAlign w:val="top"/>
+          </w:tcPr>
+          <w:p>
+            <w:pPr>
+              <w:spacing w:after="480" w:before="0" w:line="276" w:lineRule="auto"/>
+              <w:rPr>
+                <w:color w:val="1f1f1f"/>
+              </w:rPr>
+            </w:pPr>
+            <w:r>
+              <w:rPr>
+                <w:b w:val="1"/>
+                <w:bCs w:val="1"/>
+                <w:color w:val="1f1f1f"/>
+                <w:rtl w:val="0"/>
+              </w:rPr>
+              <w:t xml:space="preserve">Hội viên (Member)</w:t>
+            </w:r>
+            <w:r>
+              <w:rPr>
+                <w:rtl w:val="0"/>
+              </w:rPr>
+            </w:r>
+          </w:p>
+        </w:tc>
+        <w:tc>
+          <w:tcPr>
+            <w:tcBorders>
+              <w:top w:color="c4c7c5" w:space="0" w:sz="6" w:val="single"/>
+              <w:left w:color="c4c7c5" w:space="0" w:sz="6" w:val="single"/>
+              <w:bottom w:color="c4c7c5" w:space="0" w:sz="6" w:val="single"/>
+              <w:right w:color="c4c7c5" w:space="0" w:sz="6" w:val="single"/>
+            </w:tcBorders>
+            <w:tcMar>
+              <w:top w:w="120.0" w:type="dxa"/>
+              <w:left w:w="180.0" w:type="dxa"/>
+              <w:bottom w:w="120.0" w:type="dxa"/>
+              <w:right w:w="180.0" w:type="dxa"/>
+            </w:tcMar>
+            <w:vAlign w:val="top"/>
+          </w:tcPr>
+          <w:p>
+            <w:pPr>
+              <w:pBdr>
+                <w:top w:color="auto" w:space="0" w:sz="0" w:val="none"/>
+                <w:left w:color="auto" w:space="0" w:sz="0" w:val="none"/>
+                <w:bottom w:color="auto" w:space="0" w:sz="0" w:val="none"/>
+                <w:right w:color="auto" w:space="0" w:sz="0" w:val="none"/>
+                <w:between w:color="auto" w:space="0" w:sz="0" w:val="none"/>
+              </w:pBdr>
+              <w:spacing w:after="480" w:before="0" w:line="276" w:lineRule="auto"/>
+              <w:rPr>
+                <w:color w:val="1f1f1f"/>
+              </w:rPr>
+            </w:pPr>
+            <w:r>
+              <w:rPr>
+                <w:color w:val="1f1f1f"/>
+                <w:rtl w:val="0"/>
+              </w:rPr>
+              <w:t xml:space="preserve">Người đăng ký sử dụng các dịch vụ và gói tập tại phòng gym. Tác nhân này có thể thao tác tài khoản, xem/mua gói tập, check-in và gửi phản hồi.</w:t>
+            </w:r>
+          </w:p>
+        </w:tc>
+      </w:tr>
+      <w:tr>
+        <w:trPr>
+          <w:cantSplit w:val="0"/>
+          <w:trHeight w:val="405" w:hRule="atLeast"/>
+          <w:tblHeader w:val="0"/>
+        </w:trPr>
+        <w:tc>
+          <w:tcPr>
+            <w:tcBorders>
+              <w:top w:color="c4c7c5" w:space="0" w:sz="6" w:val="single"/>
+              <w:left w:color="c4c7c5" w:space="0" w:sz="6" w:val="single"/>
+              <w:bottom w:color="c4c7c5" w:space="0" w:sz="6" w:val="single"/>
+              <w:right w:color="c4c7c5" w:space="0" w:sz="6" w:val="single"/>
+            </w:tcBorders>
+            <w:tcMar>
+              <w:top w:w="120.0" w:type="dxa"/>
+              <w:left w:w="180.0" w:type="dxa"/>
+              <w:bottom w:w="120.0" w:type="dxa"/>
+              <w:right w:w="180.0" w:type="dxa"/>
+            </w:tcMar>
+            <w:vAlign w:val="top"/>
+          </w:tcPr>
+          <w:p>
+            <w:pPr>
+              <w:spacing w:after="480" w:before="0" w:line="276" w:lineRule="auto"/>
+              <w:rPr>
+                <w:color w:val="1f1f1f"/>
+              </w:rPr>
+            </w:pPr>
+            <w:r>
+              <w:rPr>
+                <w:b w:val="1"/>
+                <w:bCs w:val="1"/>
+                <w:color w:val="1f1f1f"/>
+                <w:rtl w:val="0"/>
+              </w:rPr>
+              <w:t xml:space="preserve">Staff (Nhân viên quản lý)</w:t>
+            </w:r>
+            <w:r>
+              <w:rPr>
+                <w:rtl w:val="0"/>
+              </w:rPr>
+            </w:r>
+          </w:p>
+        </w:tc>
+        <w:tc>
+          <w:tcPr>
+            <w:tcBorders>
+              <w:top w:color="c4c7c5" w:space="0" w:sz="6" w:val="single"/>
+              <w:left w:color="c4c7c5" w:space="0" w:sz="6" w:val="single"/>
+              <w:bottom w:color="c4c7c5" w:space="0" w:sz="6" w:val="single"/>
+              <w:right w:color="c4c7c5" w:space="0" w:sz="6" w:val="single"/>
+            </w:tcBorders>
+            <w:tcMar>
+              <w:top w:w="120.0" w:type="dxa"/>
+              <w:left w:w="180.0" w:type="dxa"/>
+              <w:bottom w:w="120.0" w:type="dxa"/>
+              <w:right w:w="180.0" w:type="dxa"/>
+            </w:tcMar>
+            <w:vAlign w:val="top"/>
+          </w:tcPr>
+          <w:p>
+            <w:pPr>
+              <w:pBdr>
+                <w:top w:color="auto" w:space="0" w:sz="0" w:val="none"/>
+                <w:left w:color="auto" w:space="0" w:sz="0" w:val="none"/>
+                <w:bottom w:color="auto" w:space="0" w:sz="0" w:val="none"/>
+                <w:right w:color="auto" w:space="0" w:sz="0" w:val="none"/>
+                <w:between w:color="auto" w:space="0" w:sz="0" w:val="none"/>
+              </w:pBdr>
+              <w:spacing w:after="480" w:before="0" w:line="276" w:lineRule="auto"/>
+              <w:rPr>
+                <w:color w:val="1f1f1f"/>
+              </w:rPr>
+            </w:pPr>
+            <w:r>
+              <w:rPr>
+                <w:color w:val="1f1f1f"/>
+                <w:rtl w:val="0"/>
+              </w:rPr>
+              <w:t xml:space="preserve">Nhân viên thực hiện các nghiệp vụ vận hành hàng ngày của phòng gym như đăng ký hồ sơ, check-in, xử lý thanh toán, quản lý thiết bị và tiếp nhận phản hồi từ hội viên.</w:t>
+            </w:r>
+          </w:p>
+        </w:tc>
+      </w:tr>
+      <w:tr>
+        <w:trPr>
+          <w:cantSplit w:val="0"/>
+          <w:trHeight w:val="990" w:hRule="atLeast"/>
+          <w:tblHeader w:val="0"/>
+        </w:trPr>
+        <w:tc>
+          <w:tcPr>
+            <w:tcBorders>
+              <w:top w:color="c4c7c5" w:space="0" w:sz="6" w:val="single"/>
+              <w:left w:color="c4c7c5" w:space="0" w:sz="6" w:val="single"/>
+              <w:bottom w:color="c4c7c5" w:space="0" w:sz="6" w:val="single"/>
+              <w:right w:color="c4c7c5" w:space="0" w:sz="6" w:val="single"/>
+            </w:tcBorders>
+            <w:tcMar>
+              <w:top w:w="120.0" w:type="dxa"/>
+              <w:left w:w="180.0" w:type="dxa"/>
+              <w:bottom w:w="120.0" w:type="dxa"/>
+              <w:right w:w="180.0" w:type="dxa"/>
+            </w:tcMar>
+            <w:vAlign w:val="top"/>
+          </w:tcPr>
+          <w:p>
+            <w:pPr>
+              <w:spacing w:after="480" w:before="0" w:line="276" w:lineRule="auto"/>
+              <w:rPr>
+                <w:color w:val="1f1f1f"/>
+              </w:rPr>
+            </w:pPr>
+            <w:r>
+              <w:rPr>
+                <w:b w:val="1"/>
+                <w:bCs w:val="1"/>
+                <w:color w:val="1f1f1f"/>
+                <w:rtl w:val="0"/>
+              </w:rPr>
+              <w:t xml:space="preserve">PT (Huấn luyện viên cá nhân)</w:t>
+            </w:r>
+            <w:r>
+              <w:rPr>
+                <w:rtl w:val="0"/>
+              </w:rPr>
+            </w:r>
+          </w:p>
+        </w:tc>
+        <w:tc>
+          <w:tcPr>
+            <w:tcBorders>
+              <w:top w:color="c4c7c5" w:space="0" w:sz="6" w:val="single"/>
+              <w:left w:color="c4c7c5" w:space="0" w:sz="6" w:val="single"/>
+              <w:bottom w:color="c4c7c5" w:space="0" w:sz="6" w:val="single"/>
+              <w:right w:color="c4c7c5" w:space="0" w:sz="6" w:val="single"/>
+            </w:tcBorders>
+            <w:tcMar>
+              <w:top w:w="120.0" w:type="dxa"/>
+              <w:left w:w="180.0" w:type="dxa"/>
+              <w:bottom w:w="120.0" w:type="dxa"/>
+              <w:right w:w="180.0" w:type="dxa"/>
+            </w:tcMar>
+            <w:vAlign w:val="top"/>
+          </w:tcPr>
+          <w:p>
+            <w:pPr>
+              <w:pBdr>
+                <w:top w:color="auto" w:space="0" w:sz="0" w:val="none"/>
+                <w:left w:color="auto" w:space="0" w:sz="0" w:val="none"/>
+                <w:bottom w:color="auto" w:space="0" w:sz="0" w:val="none"/>
+                <w:right w:color="auto" w:space="0" w:sz="0" w:val="none"/>
+                <w:between w:color="auto" w:space="0" w:sz="0" w:val="none"/>
+              </w:pBdr>
+              <w:spacing w:after="480" w:before="0" w:line="276" w:lineRule="auto"/>
+              <w:rPr>
+                <w:color w:val="1f1f1f"/>
+              </w:rPr>
+            </w:pPr>
+            <w:r>
+              <w:rPr>
+                <w:color w:val="1f1f1f"/>
+                <w:rtl w:val="0"/>
+              </w:rPr>
+              <w:t xml:space="preserve">Viết tắt của Personal Trainer. Người chịu trách nhiệm quản lý danh sách học viên, lên lịch tập, hướng dẫn và đánh giá tiến độ tập luyện của từng học viên.</w:t>
+            </w:r>
+          </w:p>
+        </w:tc>
+      </w:tr>
+      <w:tr>
+        <w:trPr>
+          <w:cantSplit w:val="0"/>
+          <w:tblHeader w:val="0"/>
+        </w:trPr>
+        <w:tc>
+          <w:tcPr>
+            <w:tcBorders>
+              <w:top w:color="c4c7c5" w:space="0" w:sz="6" w:val="single"/>
+              <w:left w:color="c4c7c5" w:space="0" w:sz="6" w:val="single"/>
+              <w:bottom w:color="c4c7c5" w:space="0" w:sz="6" w:val="single"/>
+              <w:right w:color="c4c7c5" w:space="0" w:sz="6" w:val="single"/>
+            </w:tcBorders>
+            <w:tcMar>
+              <w:top w:w="120.0" w:type="dxa"/>
+              <w:left w:w="180.0" w:type="dxa"/>
+              <w:bottom w:w="120.0" w:type="dxa"/>
+              <w:right w:w="180.0" w:type="dxa"/>
+            </w:tcMar>
+            <w:vAlign w:val="top"/>
+          </w:tcPr>
+          <w:p>
+            <w:pPr>
+              <w:spacing w:after="480" w:before="0" w:line="276" w:lineRule="auto"/>
+              <w:rPr>
+                <w:color w:val="1f1f1f"/>
+              </w:rPr>
+            </w:pPr>
+            <w:r>
+              <w:rPr>
+                <w:b w:val="1"/>
+                <w:bCs w:val="1"/>
+                <w:color w:val="1f1f1f"/>
+                <w:rtl w:val="0"/>
+              </w:rPr>
+              <w:t xml:space="preserve">Owner (Chủ phòng tập)</w:t>
+            </w:r>
+            <w:r>
+              <w:rPr>
+                <w:rtl w:val="0"/>
+              </w:rPr>
+            </w:r>
+          </w:p>
+        </w:tc>
+        <w:tc>
+          <w:tcPr>
+            <w:tcBorders>
+              <w:top w:color="c4c7c5" w:space="0" w:sz="6" w:val="single"/>
+              <w:left w:color="c4c7c5" w:space="0" w:sz="6" w:val="single"/>
+              <w:bottom w:color="c4c7c5" w:space="0" w:sz="6" w:val="single"/>
+              <w:right w:color="c4c7c5" w:space="0" w:sz="6" w:val="single"/>
+            </w:tcBorders>
+            <w:tcMar>
+              <w:top w:w="120.0" w:type="dxa"/>
+              <w:left w:w="180.0" w:type="dxa"/>
+              <w:bottom w:w="120.0" w:type="dxa"/>
+              <w:right w:w="180.0" w:type="dxa"/>
+            </w:tcMar>
+            <w:vAlign w:val="top"/>
+          </w:tcPr>
+          <w:p>
+            <w:pPr>
+              <w:pBdr>
+                <w:top w:color="auto" w:space="0" w:sz="0" w:val="none"/>
+                <w:left w:color="auto" w:space="0" w:sz="0" w:val="none"/>
+                <w:bottom w:color="auto" w:space="0" w:sz="0" w:val="none"/>
+                <w:right w:color="auto" w:space="0" w:sz="0" w:val="none"/>
+                <w:between w:color="auto" w:space="0" w:sz="0" w:val="none"/>
+              </w:pBdr>
+              <w:spacing w:after="480" w:before="0" w:line="276" w:lineRule="auto"/>
+              <w:rPr>
+                <w:color w:val="1f1f1f"/>
+              </w:rPr>
+            </w:pPr>
+            <w:r>
+              <w:rPr>
+                <w:color w:val="1f1f1f"/>
+                <w:rtl w:val="0"/>
+              </w:rPr>
+              <w:t xml:space="preserve">Người quản lý có quyền hạn cao nhất trong hệ thống, chịu trách nhiệm quản lý nhân sự, thiết lập gói tập, phân quyền và xem báo cáo thống kê doanh thu.</w:t>
+            </w:r>
+          </w:p>
+        </w:tc>
+      </w:tr>
+      <w:tr>
+        <w:trPr>
+          <w:cantSplit w:val="0"/>
+          <w:trHeight w:val="435" w:hRule="atLeast"/>
+          <w:tblHeader w:val="0"/>
+        </w:trPr>
+        <w:tc>
+          <w:tcPr>
+            <w:tcBorders>
+              <w:top w:color="c4c7c5" w:space="0" w:sz="6" w:val="single"/>
+              <w:left w:color="c4c7c5" w:space="0" w:sz="6" w:val="single"/>
+              <w:bottom w:color="c4c7c5" w:space="0" w:sz="6" w:val="single"/>
+              <w:right w:color="c4c7c5" w:space="0" w:sz="6" w:val="single"/>
+            </w:tcBorders>
+            <w:tcMar>
+              <w:top w:w="120.0" w:type="dxa"/>
+              <w:left w:w="180.0" w:type="dxa"/>
+              <w:bottom w:w="120.0" w:type="dxa"/>
+              <w:right w:w="180.0" w:type="dxa"/>
+            </w:tcMar>
+            <w:vAlign w:val="top"/>
+          </w:tcPr>
+          <w:p>
+            <w:pPr>
+              <w:spacing w:after="480" w:before="0" w:line="276" w:lineRule="auto"/>
+              <w:rPr>
+                <w:color w:val="1f1f1f"/>
+              </w:rPr>
+            </w:pPr>
+            <w:r>
+              <w:rPr>
+                <w:b w:val="1"/>
+                <w:bCs w:val="1"/>
+                <w:color w:val="1f1f1f"/>
+                <w:rtl w:val="0"/>
+              </w:rPr>
+              <w:t xml:space="preserve">Gói tập</w:t>
+            </w:r>
+            <w:r>
+              <w:rPr>
+                <w:rtl w:val="0"/>
+              </w:rPr>
+            </w:r>
+          </w:p>
+        </w:tc>
+        <w:tc>
+          <w:tcPr>
+            <w:tcBorders>
+              <w:top w:color="c4c7c5" w:space="0" w:sz="6" w:val="single"/>
+              <w:left w:color="c4c7c5" w:space="0" w:sz="6" w:val="single"/>
+              <w:bottom w:color="c4c7c5" w:space="0" w:sz="6" w:val="single"/>
+              <w:right w:color="c4c7c5" w:space="0" w:sz="6" w:val="single"/>
+            </w:tcBorders>
+            <w:tcMar>
+              <w:top w:w="120.0" w:type="dxa"/>
+              <w:left w:w="180.0" w:type="dxa"/>
+              <w:bottom w:w="120.0" w:type="dxa"/>
+              <w:right w:w="180.0" w:type="dxa"/>
+            </w:tcMar>
+            <w:vAlign w:val="top"/>
+          </w:tcPr>
+          <w:p>
+            <w:pPr>
+              <w:pBdr>
+                <w:top w:color="auto" w:space="0" w:sz="0" w:val="none"/>
+                <w:left w:color="auto" w:space="0" w:sz="0" w:val="none"/>
+                <w:bottom w:color="auto" w:space="0" w:sz="0" w:val="none"/>
+                <w:right w:color="auto" w:space="0" w:sz="0" w:val="none"/>
+                <w:between w:color="auto" w:space="0" w:sz="0" w:val="none"/>
+              </w:pBdr>
+              <w:spacing w:after="480" w:before="0" w:line="276" w:lineRule="auto"/>
+              <w:rPr>
+                <w:color w:val="1f1f1f"/>
+              </w:rPr>
+            </w:pPr>
+            <w:r>
+              <w:rPr>
+                <w:color w:val="1f1f1f"/>
+                <w:rtl w:val="0"/>
+              </w:rPr>
+              <w:t xml:space="preserve">Các gói dịch vụ tập luyện do phòng gym cung cấp (ví dụ: tính theo buổi, theo thời hạn) mà hội viên có thể đăng ký và thanh toán.</w:t>
+            </w:r>
+          </w:p>
+        </w:tc>
+      </w:tr>
+      <w:tr>
+        <w:trPr>
+          <w:cantSplit w:val="0"/>
+          <w:trHeight w:val="660" w:hRule="atLeast"/>
+          <w:tblHeader w:val="0"/>
+        </w:trPr>
+        <w:tc>
+          <w:tcPr>
+            <w:tcBorders>
+              <w:top w:color="c4c7c5" w:space="0" w:sz="6" w:val="single"/>
+              <w:left w:color="c4c7c5" w:space="0" w:sz="6" w:val="single"/>
+              <w:bottom w:color="c4c7c5" w:space="0" w:sz="6" w:val="single"/>
+              <w:right w:color="c4c7c5" w:space="0" w:sz="6" w:val="single"/>
+            </w:tcBorders>
+            <w:tcMar>
+              <w:top w:w="120.0" w:type="dxa"/>
+              <w:left w:w="180.0" w:type="dxa"/>
+              <w:bottom w:w="120.0" w:type="dxa"/>
+              <w:right w:w="180.0" w:type="dxa"/>
+            </w:tcMar>
+            <w:vAlign w:val="top"/>
+          </w:tcPr>
+          <w:p>
+            <w:pPr>
+              <w:spacing w:after="480" w:before="0" w:line="276" w:lineRule="auto"/>
+              <w:rPr>
+                <w:color w:val="1f1f1f"/>
+              </w:rPr>
+            </w:pPr>
+            <w:r>
+              <w:rPr>
+                <w:b w:val="1"/>
+                <w:bCs w:val="1"/>
+                <w:color w:val="1f1f1f"/>
+                <w:rtl w:val="0"/>
+              </w:rPr>
+              <w:t xml:space="preserve">Use case</w:t>
+            </w:r>
+            <w:r>
+              <w:rPr>
+                <w:rtl w:val="0"/>
+              </w:rPr>
+            </w:r>
+          </w:p>
+        </w:tc>
+        <w:tc>
+          <w:tcPr>
+            <w:tcBorders>
+              <w:top w:color="c4c7c5" w:space="0" w:sz="6" w:val="single"/>
+              <w:left w:color="c4c7c5" w:space="0" w:sz="6" w:val="single"/>
+              <w:bottom w:color="c4c7c5" w:space="0" w:sz="6" w:val="single"/>
+              <w:right w:color="c4c7c5" w:space="0" w:sz="6" w:val="single"/>
+            </w:tcBorders>
+            <w:tcMar>
+              <w:top w:w="120.0" w:type="dxa"/>
+              <w:left w:w="180.0" w:type="dxa"/>
+              <w:bottom w:w="120.0" w:type="dxa"/>
+              <w:right w:w="180.0" w:type="dxa"/>
+            </w:tcMar>
+            <w:vAlign w:val="top"/>
+          </w:tcPr>
+          <w:p>
+            <w:pPr>
+              <w:pBdr>
+                <w:top w:color="auto" w:space="0" w:sz="0" w:val="none"/>
+                <w:left w:color="auto" w:space="0" w:sz="0" w:val="none"/>
+                <w:bottom w:color="auto" w:space="0" w:sz="0" w:val="none"/>
+                <w:right w:color="auto" w:space="0" w:sz="0" w:val="none"/>
+                <w:between w:color="auto" w:space="0" w:sz="0" w:val="none"/>
+              </w:pBdr>
+              <w:spacing w:after="480" w:before="0" w:line="276" w:lineRule="auto"/>
+              <w:rPr>
+                <w:color w:val="1f1f1f"/>
+              </w:rPr>
+            </w:pPr>
+            <w:r>
+              <w:rPr>
+                <w:color w:val="1f1f1f"/>
+                <w:rtl w:val="0"/>
+              </w:rPr>
+              <w:t xml:space="preserve">Ca sử dụng, mô tả một chuỗi các hành động và tương tác giữa người dùng (tác nhân) và hệ thống để đạt được một mục tiêu nghiệp vụ cụ thể.</w:t>
+            </w:r>
+          </w:p>
+        </w:tc>
+      </w:tr>
+      <w:tr>
+        <w:trPr>
+          <w:cantSplit w:val="0"/>
+          <w:trHeight w:val="952.119140625" w:hRule="atLeast"/>
+          <w:tblHeader w:val="0"/>
+        </w:trPr>
+        <w:tc>
+          <w:tcPr>
+            <w:tcBorders>
+              <w:top w:color="c4c7c5" w:space="0" w:sz="6" w:val="single"/>
+              <w:left w:color="c4c7c5" w:space="0" w:sz="6" w:val="single"/>
+              <w:bottom w:color="c4c7c5" w:space="0" w:sz="6" w:val="single"/>
+              <w:right w:color="c4c7c5" w:space="0" w:sz="6" w:val="single"/>
+            </w:tcBorders>
+            <w:tcMar>
+              <w:top w:w="120.0" w:type="dxa"/>
+              <w:left w:w="180.0" w:type="dxa"/>
+              <w:bottom w:w="120.0" w:type="dxa"/>
+              <w:right w:w="180.0" w:type="dxa"/>
+            </w:tcMar>
+            <w:vAlign w:val="top"/>
+          </w:tcPr>
+          <w:p>
+            <w:pPr>
+              <w:spacing w:after="480" w:before="0" w:line="276" w:lineRule="auto"/>
+              <w:rPr>
+                <w:color w:val="1f1f1f"/>
+              </w:rPr>
+            </w:pPr>
+            <w:r>
+              <w:rPr>
+                <w:b w:val="1"/>
+                <w:bCs w:val="1"/>
+                <w:color w:val="1f1f1f"/>
+                <w:rtl w:val="0"/>
+              </w:rPr>
+              <w:t xml:space="preserve">Check-in</w:t>
+            </w:r>
+            <w:r>
+              <w:rPr>
+                <w:rtl w:val="0"/>
+              </w:rPr>
+            </w:r>
+          </w:p>
+        </w:tc>
+        <w:tc>
+          <w:tcPr>
+            <w:tcBorders>
+              <w:top w:color="c4c7c5" w:space="0" w:sz="6" w:val="single"/>
+              <w:left w:color="c4c7c5" w:space="0" w:sz="6" w:val="single"/>
+              <w:bottom w:color="c4c7c5" w:space="0" w:sz="6" w:val="single"/>
+              <w:right w:color="c4c7c5" w:space="0" w:sz="6" w:val="single"/>
+            </w:tcBorders>
+            <w:tcMar>
+              <w:top w:w="120.0" w:type="dxa"/>
+              <w:left w:w="180.0" w:type="dxa"/>
+              <w:bottom w:w="120.0" w:type="dxa"/>
+              <w:right w:w="180.0" w:type="dxa"/>
+            </w:tcMar>
+            <w:vAlign w:val="top"/>
+          </w:tcPr>
+          <w:p>
+            <w:pPr>
+              <w:pBdr>
+                <w:top w:color="auto" w:space="0" w:sz="0" w:val="none"/>
+                <w:left w:color="auto" w:space="0" w:sz="0" w:val="none"/>
+                <w:bottom w:color="auto" w:space="0" w:sz="0" w:val="none"/>
+                <w:right w:color="auto" w:space="0" w:sz="0" w:val="none"/>
+                <w:between w:color="auto" w:space="0" w:sz="0" w:val="none"/>
+              </w:pBdr>
+              <w:spacing w:after="480" w:before="0" w:line="276" w:lineRule="auto"/>
+              <w:rPr>
+                <w:color w:val="1f1f1f"/>
+              </w:rPr>
+            </w:pPr>
+            <w:r>
+              <w:rPr>
+                <w:color w:val="1f1f1f"/>
+                <w:rtl w:val="0"/>
+              </w:rPr>
+              <w:t xml:space="preserve">Quá trình hội viên xác thực thông tin (qua Mã ID hoặc vân tay) tại quầy lễ tân để hệ thống ghi nhận sự có mặt, kiểm tra gói tập và cho phép vào phòng tập.</w:t>
+            </w:r>
+          </w:p>
+        </w:tc>
+      </w:tr>
+      <w:tr>
+        <w:trPr>
+          <w:cantSplit w:val="0"/>
+          <w:trHeight w:val="600" w:hRule="atLeast"/>
+          <w:tblHeader w:val="0"/>
+        </w:trPr>
+        <w:tc>
+          <w:tcPr>
+            <w:tcBorders>
+              <w:top w:color="c4c7c5" w:space="0" w:sz="6" w:val="single"/>
+              <w:left w:color="c4c7c5" w:space="0" w:sz="6" w:val="single"/>
+              <w:bottom w:color="c4c7c5" w:space="0" w:sz="6" w:val="single"/>
+              <w:right w:color="c4c7c5" w:space="0" w:sz="6" w:val="single"/>
+            </w:tcBorders>
+            <w:tcMar>
+              <w:top w:w="120.0" w:type="dxa"/>
+              <w:left w:w="180.0" w:type="dxa"/>
+              <w:bottom w:w="120.0" w:type="dxa"/>
+              <w:right w:w="180.0" w:type="dxa"/>
+            </w:tcMar>
+            <w:vAlign w:val="top"/>
+          </w:tcPr>
+          <w:p>
+            <w:pPr>
+              <w:spacing w:after="480" w:before="0" w:line="276" w:lineRule="auto"/>
+              <w:rPr>
+                <w:color w:val="1f1f1f"/>
+              </w:rPr>
+            </w:pPr>
+            <w:r>
+              <w:rPr>
+                <w:b w:val="1"/>
+                <w:bCs w:val="1"/>
+                <w:color w:val="1f1f1f"/>
+                <w:rtl w:val="0"/>
+              </w:rPr>
+              <w:t xml:space="preserve">Role-based access control</w:t>
+            </w:r>
+            <w:r>
+              <w:rPr>
+                <w:rtl w:val="0"/>
+              </w:rPr>
+            </w:r>
+          </w:p>
+        </w:tc>
+        <w:tc>
+          <w:tcPr>
+            <w:tcBorders>
+              <w:top w:color="c4c7c5" w:space="0" w:sz="6" w:val="single"/>
+              <w:left w:color="c4c7c5" w:space="0" w:sz="6" w:val="single"/>
+              <w:bottom w:color="c4c7c5" w:space="0" w:sz="6" w:val="single"/>
+              <w:right w:color="c4c7c5" w:space="0" w:sz="6" w:val="single"/>
+            </w:tcBorders>
+            <w:tcMar>
+              <w:top w:w="120.0" w:type="dxa"/>
+              <w:left w:w="180.0" w:type="dxa"/>
+              <w:bottom w:w="120.0" w:type="dxa"/>
+              <w:right w:w="180.0" w:type="dxa"/>
+            </w:tcMar>
+            <w:vAlign w:val="top"/>
+          </w:tcPr>
+          <w:p>
+            <w:pPr>
+              <w:pBdr>
+                <w:top w:color="auto" w:space="0" w:sz="0" w:val="none"/>
+                <w:left w:color="auto" w:space="0" w:sz="0" w:val="none"/>
+                <w:bottom w:color="auto" w:space="0" w:sz="0" w:val="none"/>
+                <w:right w:color="auto" w:space="0" w:sz="0" w:val="none"/>
+                <w:between w:color="auto" w:space="0" w:sz="0" w:val="none"/>
+              </w:pBdr>
+              <w:spacing w:after="480" w:before="0" w:line="276" w:lineRule="auto"/>
+              <w:rPr>
+                <w:color w:val="1f1f1f"/>
+              </w:rPr>
+            </w:pPr>
+            <w:r>
+              <w:rPr>
+                <w:color w:val="1f1f1f"/>
+                <w:rtl w:val="0"/>
+              </w:rPr>
+              <w:t xml:space="preserve">Cơ chế kiểm soát truy cập dựa trên vai trò (phân quyền), đảm bảo mỗi nhóm người dùng (tác nhân) chỉ được phép truy cập và sử dụng các chức năng phù hợp với vai trò của mình.</w:t>
+            </w:r>
+          </w:p>
+        </w:tc>
+      </w:tr>
+      <w:tr>
+        <w:trPr>
+          <w:cantSplit w:val="0"/>
+          <w:tblHeader w:val="0"/>
+        </w:trPr>
+        <w:tc>
+          <w:tcPr>
+            <w:tcBorders>
+              <w:top w:color="c4c7c5" w:space="0" w:sz="6" w:val="single"/>
+              <w:left w:color="c4c7c5" w:space="0" w:sz="6" w:val="single"/>
+              <w:bottom w:color="c4c7c5" w:space="0" w:sz="6" w:val="single"/>
+              <w:right w:color="c4c7c5" w:space="0" w:sz="6" w:val="single"/>
+            </w:tcBorders>
+            <w:tcMar>
+              <w:top w:w="120.0" w:type="dxa"/>
+              <w:left w:w="180.0" w:type="dxa"/>
+              <w:bottom w:w="120.0" w:type="dxa"/>
+              <w:right w:w="180.0" w:type="dxa"/>
+            </w:tcMar>
+            <w:vAlign w:val="top"/>
+          </w:tcPr>
+          <w:p>
+            <w:pPr>
+              <w:spacing w:after="480" w:before="0" w:line="276" w:lineRule="auto"/>
+              <w:rPr>
+                <w:color w:val="1f1f1f"/>
+              </w:rPr>
+            </w:pPr>
+            <w:r>
+              <w:rPr>
+                <w:b w:val="1"/>
+                <w:bCs w:val="1"/>
+                <w:color w:val="1f1f1f"/>
+                <w:rtl w:val="0"/>
+              </w:rPr>
+              <w:t xml:space="preserve">Mã ID</w:t>
+            </w:r>
+            <w:r>
+              <w:rPr>
+                <w:rtl w:val="0"/>
+              </w:rPr>
+            </w:r>
+          </w:p>
+        </w:tc>
+        <w:tc>
+          <w:tcPr>
+            <w:tcBorders>
+              <w:top w:color="c4c7c5" w:space="0" w:sz="6" w:val="single"/>
+              <w:left w:color="c4c7c5" w:space="0" w:sz="6" w:val="single"/>
+              <w:bottom w:color="c4c7c5" w:space="0" w:sz="6" w:val="single"/>
+              <w:right w:color="c4c7c5" w:space="0" w:sz="6" w:val="single"/>
+            </w:tcBorders>
+            <w:tcMar>
+              <w:top w:w="120.0" w:type="dxa"/>
+              <w:left w:w="180.0" w:type="dxa"/>
+              <w:bottom w:w="120.0" w:type="dxa"/>
+              <w:right w:w="180.0" w:type="dxa"/>
+            </w:tcMar>
+            <w:vAlign w:val="top"/>
+          </w:tcPr>
+          <w:p>
+            <w:pPr>
+              <w:pBdr>
+                <w:top w:color="auto" w:space="0" w:sz="0" w:val="none"/>
+                <w:left w:color="auto" w:space="0" w:sz="0" w:val="none"/>
+                <w:bottom w:color="auto" w:space="0" w:sz="0" w:val="none"/>
+                <w:right w:color="auto" w:space="0" w:sz="0" w:val="none"/>
+                <w:between w:color="auto" w:space="0" w:sz="0" w:val="none"/>
+              </w:pBdr>
+              <w:spacing w:after="480" w:before="0" w:line="276" w:lineRule="auto"/>
+              <w:rPr>
+                <w:color w:val="1f1f1f"/>
+              </w:rPr>
+            </w:pPr>
+            <w:r>
+              <w:rPr>
+                <w:color w:val="1f1f1f"/>
+                <w:rtl w:val="0"/>
+              </w:rPr>
+              <w:t xml:space="preserve">Mã định danh (Mã hội viên) duy nhất được hệ thống cấp tự động cho mỗi hội viên để phục vụ cho việc tra cứu hồ sơ và check-in.</w:t>
+            </w:r>
+          </w:p>
+        </w:tc>
+      </w:tr>
+      <w:tr>
+        <w:trPr>
+          <w:cantSplit w:val="0"/>
+          <w:tblHeader w:val="0"/>
+        </w:trPr>
+        <w:tc>
+          <w:tcPr>
+            <w:tcBorders>
+              <w:top w:color="c4c7c5" w:space="0" w:sz="6" w:val="single"/>
+              <w:left w:color="c4c7c5" w:space="0" w:sz="6" w:val="single"/>
+              <w:bottom w:color="c4c7c5" w:space="0" w:sz="6" w:val="single"/>
+              <w:right w:color="c4c7c5" w:space="0" w:sz="6" w:val="single"/>
+            </w:tcBorders>
+            <w:tcMar>
+              <w:top w:w="120.0" w:type="dxa"/>
+              <w:left w:w="180.0" w:type="dxa"/>
+              <w:bottom w:w="120.0" w:type="dxa"/>
+              <w:right w:w="180.0" w:type="dxa"/>
+            </w:tcMar>
+            <w:vAlign w:val="top"/>
+          </w:tcPr>
+          <w:p>
+            <w:pPr>
+              <w:spacing w:after="480" w:before="0" w:line="276" w:lineRule="auto"/>
+              <w:rPr>
+                <w:color w:val="1f1f1f"/>
+              </w:rPr>
+            </w:pPr>
+            <w:r>
+              <w:rPr>
+                <w:b w:val="1"/>
+                <w:bCs w:val="1"/>
+                <w:color w:val="1f1f1f"/>
+                <w:rtl w:val="0"/>
+              </w:rPr>
+              <w:t xml:space="preserve">DB / Database</w:t>
+            </w:r>
+            <w:r>
+              <w:rPr>
+                <w:rtl w:val="0"/>
+              </w:rPr>
+            </w:r>
+          </w:p>
+        </w:tc>
+        <w:tc>
+          <w:tcPr>
+            <w:tcBorders>
+              <w:top w:color="c4c7c5" w:space="0" w:sz="6" w:val="single"/>
+              <w:left w:color="c4c7c5" w:space="0" w:sz="6" w:val="single"/>
+              <w:bottom w:color="c4c7c5" w:space="0" w:sz="6" w:val="single"/>
+              <w:right w:color="c4c7c5" w:space="0" w:sz="6" w:val="single"/>
+            </w:tcBorders>
+            <w:tcMar>
+              <w:top w:w="120.0" w:type="dxa"/>
+              <w:left w:w="180.0" w:type="dxa"/>
+              <w:bottom w:w="120.0" w:type="dxa"/>
+              <w:right w:w="180.0" w:type="dxa"/>
+            </w:tcMar>
+            <w:vAlign w:val="top"/>
+          </w:tcPr>
+          <w:p>
+            <w:pPr>
+              <w:pBdr>
+                <w:top w:color="auto" w:space="0" w:sz="0" w:val="none"/>
+                <w:left w:color="auto" w:space="0" w:sz="0" w:val="none"/>
+                <w:bottom w:color="auto" w:space="0" w:sz="0" w:val="none"/>
+                <w:right w:color="auto" w:space="0" w:sz="0" w:val="none"/>
+                <w:between w:color="auto" w:space="0" w:sz="0" w:val="none"/>
+              </w:pBdr>
+              <w:spacing w:after="480" w:before="0" w:line="276" w:lineRule="auto"/>
+              <w:rPr>
+                <w:color w:val="1f1f1f"/>
+              </w:rPr>
+            </w:pPr>
+            <w:r>
+              <w:rPr>
+                <w:color w:val="1f1f1f"/>
+                <w:rtl w:val="0"/>
+              </w:rPr>
+              <w:t xml:space="preserve">Cơ sở dữ liệu, nơi lưu trữ toàn bộ các thông tin của hệ thống như hồ sơ hội viên, lịch sử giao dịch, dữ liệu gói tập, thiết bị và lịch sử tập luyện.</w:t>
+            </w:r>
+          </w:p>
+        </w:tc>
+      </w:tr>
+    </w:tbl>
     <w:p>
       <w:pPr>
-        <w:spacing w:line="480" w:lineRule="auto"/>
+        <w:pBdr>
+          <w:top w:color="auto" w:space="0" w:sz="0" w:val="none"/>
+          <w:left w:color="auto" w:space="0" w:sz="0" w:val="none"/>
+          <w:bottom w:color="auto" w:space="0" w:sz="0" w:val="none"/>
+          <w:right w:color="auto" w:space="0" w:sz="0" w:val="none"/>
+          <w:between w:color="auto" w:space="0" w:sz="0" w:val="none"/>
+        </w:pBdr>
+        <w:spacing w:before="0" w:line="276" w:lineRule="auto"/>
         <w:rPr>
           <w:vertAlign w:val="baseline"/>
         </w:rPr>
       </w:pPr>
-      <w:r>
-        <w:rPr>
-          <w:vertAlign w:val="baseline"/>
-          <w:rtl w:val="0"/>
-        </w:rPr>
-        <w:t xml:space="preserve">&lt;Đưa ra các thuật ngữ và giải thích cho thuật ngữ đó trong nghiệp vụ của phần mềm, và được sử dụng trong tài liệu này. Không được tự ý mặc định về kinh nghiệm hoặc kiến thức của người đọc&gt;</w:t>
-      </w:r>
-    </w:p>
-    <w:p>
-      <w:pPr>
-        <w:spacing w:line="480" w:lineRule="auto"/>
-        <w:rPr>
-          <w:vertAlign w:val="baseline"/>
-        </w:rPr>
-      </w:pPr>
-      <w:bookmarkStart w:colFirst="0" w:colLast="0" w:name="_heading=h.ooq8gpbun6ra" w:id="7"/>
-      <w:bookmarkEnd w:id="7"/>
       <w:r>
         <w:rPr>
           <w:rtl w:val="0"/>
@@ -4418,14 +4437,12 @@
           <w:vertAlign w:val="baseline"/>
         </w:rPr>
       </w:pPr>
-      <w:bookmarkStart w:colFirst="0" w:colLast="0" w:name="_heading=h.z87e2qkplxsl" w:id="8"/>
-      <w:bookmarkEnd w:id="8"/>
+      <w:bookmarkStart w:colFirst="0" w:colLast="0" w:name="_heading=h.z87e2qkplxsl" w:id="7"/>
+      <w:bookmarkEnd w:id="7"/>
       <w:r>
         <w:rPr>
-          <w:vertAlign w:val="baseline"/>
           <w:rtl w:val="0"/>
         </w:rPr>
-        <w:t xml:space="preserve">&lt;Liệt kê danh sách tài liệu tham khảo được sử dụng trong tài liệu này, bao gồm các tài liệu liên quan đến dự án&gt; </w:t>
       </w:r>
     </w:p>
     <w:p>
@@ -4443,8 +4460,8 @@
           <w:vertAlign w:val="baseline"/>
         </w:rPr>
       </w:pPr>
-      <w:bookmarkStart w:colFirst="0" w:colLast="0" w:name="_heading=h.l1tszaq67wvq" w:id="9"/>
-      <w:bookmarkEnd w:id="9"/>
+      <w:bookmarkStart w:colFirst="0" w:colLast="0" w:name="_heading=h.l1tszaq67wvq" w:id="8"/>
+      <w:bookmarkEnd w:id="8"/>
       <w:r>
         <w:rPr>
           <w:rFonts w:ascii="Times New Roman" w:cs="Times New Roman" w:eastAsia="Times New Roman" w:hAnsi="Times New Roman"/>
@@ -4490,8 +4507,8 @@
         <w:spacing w:after="240" w:before="240" w:lineRule="auto"/>
         <w:rPr/>
       </w:pPr>
-      <w:bookmarkStart w:colFirst="0" w:colLast="0" w:name="_heading=h.va3d6c8p2mla" w:id="10"/>
-      <w:bookmarkEnd w:id="10"/>
+      <w:bookmarkStart w:colFirst="0" w:colLast="0" w:name="_heading=h.va3d6c8p2mla" w:id="9"/>
+      <w:bookmarkEnd w:id="9"/>
       <w:r>
         <w:rPr>
           <w:rtl w:val="0"/>
@@ -4506,8 +4523,8 @@
         <w:jc w:val="left"/>
         <w:rPr/>
       </w:pPr>
-      <w:bookmarkStart w:colFirst="0" w:colLast="0" w:name="_heading=h.va3d6c8p2mla" w:id="10"/>
-      <w:bookmarkEnd w:id="10"/>
+      <w:bookmarkStart w:colFirst="0" w:colLast="0" w:name="_heading=h.va3d6c8p2mla" w:id="9"/>
+      <w:bookmarkEnd w:id="9"/>
       <w:r>
         <w:rPr>
           <w:b w:val="1"/>
@@ -4530,8 +4547,8 @@
         <w:jc w:val="left"/>
         <w:rPr/>
       </w:pPr>
-      <w:bookmarkStart w:colFirst="0" w:colLast="0" w:name="_heading=h.va3d6c8p2mla" w:id="10"/>
-      <w:bookmarkEnd w:id="10"/>
+      <w:bookmarkStart w:colFirst="0" w:colLast="0" w:name="_heading=h.va3d6c8p2mla" w:id="9"/>
+      <w:bookmarkEnd w:id="9"/>
       <w:r>
         <w:rPr>
           <w:b w:val="1"/>
@@ -4554,8 +4571,8 @@
         <w:jc w:val="left"/>
         <w:rPr/>
       </w:pPr>
-      <w:bookmarkStart w:colFirst="0" w:colLast="0" w:name="_heading=h.va3d6c8p2mla" w:id="10"/>
-      <w:bookmarkEnd w:id="10"/>
+      <w:bookmarkStart w:colFirst="0" w:colLast="0" w:name="_heading=h.va3d6c8p2mla" w:id="9"/>
+      <w:bookmarkEnd w:id="9"/>
       <w:r>
         <w:rPr>
           <w:b w:val="1"/>
@@ -4578,8 +4595,8 @@
         <w:jc w:val="left"/>
         <w:rPr/>
       </w:pPr>
-      <w:bookmarkStart w:colFirst="0" w:colLast="0" w:name="_heading=h.va3d6c8p2mla" w:id="10"/>
-      <w:bookmarkEnd w:id="10"/>
+      <w:bookmarkStart w:colFirst="0" w:colLast="0" w:name="_heading=h.va3d6c8p2mla" w:id="9"/>
+      <w:bookmarkEnd w:id="9"/>
       <w:r>
         <w:rPr>
           <w:b w:val="1"/>
@@ -4645,7 +4662,7 @@
         <w:rPr>
           <w:rtl w:val="0"/>
         </w:rPr>
-        <w:t xml:space="preserve">Đối với hội viên, sau khi đăng nhập có thể quảnlýthông tin cá nhân, xem danh sách gói tập, đăng ký hoặc gia hạn gói tập, xem lịch sử tập luyện và gửi phản hồi. Khi hội viên đăng ký hoặc gia hạn gói tập, hệ thống bắt buộc thực hiện quy trình xửlýthanh toán, bao gồm chọn phương thức thanh toán, ghi nhận giao dịch, xuất hóa đơn và kích hoạt gói tập.</w:t>
+        <w:t xml:space="preserve">Đối với hội viên, sau khi đăng nhập có thể quản lý thông tin cá nhân, xem danh sách gói tập, đăng ký hoặc gia hạn gói tập, xem lịch sử tập luyện và gửi phản hồi. Khi hội viên đăng ký hoặc gia hạn gói tập, hệ thống bắt buộc thực hiện quy trình xử lý thanh toán, bao gồm chọn phương thức thanh toán, ghi nhận giao dịch, xuất hóa đơn và kích hoạt gói tập.</w:t>
       </w:r>
     </w:p>
     <w:p>
@@ -4657,7 +4674,7 @@
         <w:rPr>
           <w:rtl w:val="0"/>
         </w:rPr>
-        <w:t xml:space="preserve">Đối với Staff, sau khi đăng nhập có thể thực hiện toàn bộ các nghiệp vụ vận hành hàng ngày. Khi xửlýthanh toán, hệ thống bắt buộc xuất hóa đơn sau khi ghi nhận giao dịch thành công. Khi tiếp nhận phản hồi từ hội viên, Staff có trách nhiệm xửlývà phản hồi lại.</w:t>
+        <w:t xml:space="preserve">Đối với Staff, sau khi đăng nhập có thể thực hiện toàn bộ các nghiệp vụ vận hành hàng ngày. Khi xử lý thanh toán, hệ thống bắt buộc xuất hóa đơn sau khi ghi nhận giao dịch thành công. Khi tiếp nhận phản hồi từ hội viên, Staff có trách nhiệm xử lý và  phản hồi lại.</w:t>
       </w:r>
     </w:p>
     <w:p>
@@ -4669,7 +4686,7 @@
         <w:rPr>
           <w:rtl w:val="0"/>
         </w:rPr>
-        <w:t xml:space="preserve">Đối với PT, sau khi đăng nhập có thể xem và quản lý danh sách học viên của mình, quảnlýlịch tập và ghi nhận tiến độ tập luyện sau mỗi buổi. Hệ thống giới hạn PT chỉ được xem thông tin học viên được phân công cho mình.</w:t>
+        <w:t xml:space="preserve">Đối với PT, sau khi đăng nhập có thể xem và quản lý danh sách học viên của mình, quản lý lịch  tập và ghi nhận tiến độ tập luyện sau mỗi buổi. Hệ thống giới hạn PT chỉ được xem thông tin học viên được phân công cho mình.</w:t>
       </w:r>
     </w:p>
     <w:p>
@@ -4707,7 +4724,7 @@
           <wp:inline distB="114300" distT="114300" distL="114300" distR="114300">
             <wp:extent cx="5486400" cy="5346700"/>
             <wp:effectExtent b="0" l="0" r="0" t="0"/>
-            <wp:docPr id="2" name="image4.png"/>
+            <wp:docPr id="3" name="image4.png"/>
             <a:graphic>
               <a:graphicData uri="http://schemas.openxmlformats.org/drawingml/2006/picture">
                 <pic:pic>
@@ -4716,7 +4733,7 @@
                     <pic:cNvPicPr preferRelativeResize="0"/>
                   </pic:nvPicPr>
                   <pic:blipFill>
-                    <a:blip r:embed="rId8"/>
+                    <a:blip r:embed="rId9"/>
                     <a:srcRect b="0" l="0" r="0" t="0"/>
                     <a:stretch>
                       <a:fillRect/>
@@ -4748,8 +4765,8 @@
           <w:vertAlign w:val="baseline"/>
         </w:rPr>
       </w:pPr>
-      <w:bookmarkStart w:colFirst="0" w:colLast="0" w:name="_heading=h.tzqv8kws1wsr" w:id="11"/>
-      <w:bookmarkEnd w:id="11"/>
+      <w:bookmarkStart w:colFirst="0" w:colLast="0" w:name="_heading=h.tzqv8kws1wsr" w:id="10"/>
+      <w:bookmarkEnd w:id="10"/>
       <w:r>
         <w:rPr>
           <w:vertAlign w:val="baseline"/>
@@ -4799,8 +4816,8 @@
           <w:vertAlign w:val="baseline"/>
         </w:rPr>
       </w:pPr>
-      <w:bookmarkStart w:colFirst="0" w:colLast="0" w:name="_heading=h.ndtfc59r7bqp" w:id="12"/>
-      <w:bookmarkEnd w:id="12"/>
+      <w:bookmarkStart w:colFirst="0" w:colLast="0" w:name="_heading=h.ndtfc59r7bqp" w:id="11"/>
+      <w:bookmarkEnd w:id="11"/>
       <w:r>
         <w:rPr>
           <w:vertAlign w:val="baseline"/>
@@ -4829,24 +4846,24 @@
           <w:vertAlign w:val="baseline"/>
         </w:rPr>
       </w:pPr>
-      <w:bookmarkStart w:colFirst="0" w:colLast="0" w:name="_heading=h.9opzkexlm0rx" w:id="13"/>
-      <w:bookmarkEnd w:id="13"/>
+      <w:bookmarkStart w:colFirst="0" w:colLast="0" w:name="_heading=h.9opzkexlm0rx" w:id="12"/>
+      <w:bookmarkEnd w:id="12"/>
       <w:r>
         <w:rPr/>
         <w:drawing>
           <wp:inline distB="114300" distT="114300" distL="114300" distR="114300">
             <wp:extent cx="5486400" cy="4457700"/>
             <wp:effectExtent b="0" l="0" r="0" t="0"/>
-            <wp:docPr id="3" name="image10.png"/>
+            <wp:docPr id="4" name="image8.png"/>
             <a:graphic>
               <a:graphicData uri="http://schemas.openxmlformats.org/drawingml/2006/picture">
                 <pic:pic>
                   <pic:nvPicPr>
-                    <pic:cNvPr id="0" name="image10.png"/>
+                    <pic:cNvPr id="0" name="image8.png"/>
                     <pic:cNvPicPr preferRelativeResize="0"/>
                   </pic:nvPicPr>
                   <pic:blipFill>
-                    <a:blip r:embed="rId9"/>
+                    <a:blip r:embed="rId10"/>
                     <a:srcRect b="0" l="0" r="0" t="0"/>
                     <a:stretch>
                       <a:fillRect/>
@@ -4879,8 +4896,8 @@
           <w:vertAlign w:val="baseline"/>
         </w:rPr>
       </w:pPr>
-      <w:bookmarkStart w:colFirst="0" w:colLast="0" w:name="_heading=h.9w6s7s3ihba9" w:id="14"/>
-      <w:bookmarkEnd w:id="14"/>
+      <w:bookmarkStart w:colFirst="0" w:colLast="0" w:name="_heading=h.9w6s7s3ihba9" w:id="13"/>
+      <w:bookmarkEnd w:id="13"/>
       <w:r>
         <w:rPr>
           <w:rtl w:val="0"/>
@@ -4899,8 +4916,8 @@
           <w:szCs w:val="26"/>
         </w:rPr>
       </w:pPr>
-      <w:bookmarkStart w:colFirst="0" w:colLast="0" w:name="_heading=h.k13jxj6kr67n" w:id="15"/>
-      <w:bookmarkEnd w:id="15"/>
+      <w:bookmarkStart w:colFirst="0" w:colLast="0" w:name="_heading=h.k13jxj6kr67n" w:id="14"/>
+      <w:bookmarkEnd w:id="14"/>
       <w:r>
         <w:rPr>
           <w:rtl w:val="0"/>
@@ -4912,7 +4929,10 @@
       <w:pPr>
         <w:ind w:left="0" w:firstLine="0"/>
         <w:jc w:val="left"/>
-        <w:rPr/>
+        <w:rPr>
+          <w:sz w:val="26"/>
+          <w:szCs w:val="26"/>
+        </w:rPr>
       </w:pPr>
       <w:r>
         <w:rPr/>
@@ -4920,16 +4940,16 @@
           <wp:inline distB="114300" distT="114300" distL="114300" distR="114300">
             <wp:extent cx="5486400" cy="3187700"/>
             <wp:effectExtent b="0" l="0" r="0" t="0"/>
-            <wp:docPr id="12" name="image2.png"/>
+            <wp:docPr id="12" name="image12.png"/>
             <a:graphic>
               <a:graphicData uri="http://schemas.openxmlformats.org/drawingml/2006/picture">
                 <pic:pic>
                   <pic:nvPicPr>
-                    <pic:cNvPr id="0" name="image2.png"/>
+                    <pic:cNvPr id="0" name="image12.png"/>
                     <pic:cNvPicPr preferRelativeResize="0"/>
                   </pic:nvPicPr>
                   <pic:blipFill>
-                    <a:blip r:embed="rId10"/>
+                    <a:blip r:embed="rId11"/>
                     <a:srcRect b="0" l="0" r="0" t="0"/>
                     <a:stretch>
                       <a:fillRect/>
@@ -4957,16 +4977,23 @@
     </w:p>
     <w:p>
       <w:pPr>
-        <w:jc w:val="left"/>
-        <w:rPr/>
+        <w:pStyle w:val="Heading3"/>
+        <w:numPr>
+          <w:ilvl w:val="2"/>
+          <w:numId w:val="6"/>
+        </w:numPr>
+        <w:rPr>
+          <w:sz w:val="26"/>
+          <w:szCs w:val="26"/>
+        </w:rPr>
       </w:pPr>
-      <w:bookmarkStart w:colFirst="0" w:colLast="0" w:name="_heading=h.9w6s7s3ihba9" w:id="14"/>
-      <w:bookmarkEnd w:id="14"/>
+      <w:bookmarkStart w:colFirst="0" w:colLast="0" w:name="_heading=h.evan95d8d6dq" w:id="15"/>
+      <w:bookmarkEnd w:id="15"/>
       <w:r>
         <w:rPr>
           <w:rtl w:val="0"/>
         </w:rPr>
-        <w:t xml:space="preserve">2.3.5 Phân rã use case “Quản lý nhân sự”</w:t>
+        <w:t xml:space="preserve">Phân rã use case “Quản lý nhân sự”</w:t>
       </w:r>
     </w:p>
     <w:p>
@@ -4982,16 +5009,16 @@
           <wp:inline distB="114300" distT="114300" distL="114300" distR="114300">
             <wp:extent cx="5486400" cy="3606800"/>
             <wp:effectExtent b="0" l="0" r="0" t="0"/>
-            <wp:docPr id="1" name="image3.png"/>
+            <wp:docPr id="1" name="image10.png"/>
             <a:graphic>
               <a:graphicData uri="http://schemas.openxmlformats.org/drawingml/2006/picture">
                 <pic:pic>
                   <pic:nvPicPr>
-                    <pic:cNvPr id="0" name="image3.png"/>
+                    <pic:cNvPr id="0" name="image10.png"/>
                     <pic:cNvPicPr preferRelativeResize="0"/>
                   </pic:nvPicPr>
                   <pic:blipFill>
-                    <a:blip r:embed="rId11"/>
+                    <a:blip r:embed="rId12"/>
                     <a:srcRect b="0" l="0" r="0" t="0"/>
                     <a:stretch>
                       <a:fillRect/>
@@ -5019,16 +5046,23 @@
     </w:p>
     <w:p>
       <w:pPr>
-        <w:jc w:val="left"/>
-        <w:rPr/>
+        <w:pStyle w:val="Heading3"/>
+        <w:numPr>
+          <w:ilvl w:val="2"/>
+          <w:numId w:val="6"/>
+        </w:numPr>
+        <w:rPr>
+          <w:sz w:val="26"/>
+          <w:szCs w:val="26"/>
+        </w:rPr>
       </w:pPr>
-      <w:bookmarkStart w:colFirst="0" w:colLast="0" w:name="_heading=h.9w6s7s3ihba9" w:id="14"/>
-      <w:bookmarkEnd w:id="14"/>
+      <w:bookmarkStart w:colFirst="0" w:colLast="0" w:name="_heading=h.a6nvxutpjrbm" w:id="17"/>
+      <w:bookmarkEnd w:id="17"/>
       <w:r>
         <w:rPr>
           <w:rtl w:val="0"/>
         </w:rPr>
-        <w:t xml:space="preserve">2.3.6 Phân rã use case “Đăng ký/Gia hạn gói tập”</w:t>
+        <w:t xml:space="preserve">Phân rã use case “Đăng ký/Gia hạn gói tập”</w:t>
       </w:r>
     </w:p>
     <w:p>
@@ -5036,24 +5070,24 @@
         <w:jc w:val="left"/>
         <w:rPr/>
       </w:pPr>
-      <w:bookmarkStart w:colFirst="0" w:colLast="0" w:name="_heading=h.w7cfd8imgqjw" w:id="17"/>
-      <w:bookmarkEnd w:id="17"/>
+      <w:bookmarkStart w:colFirst="0" w:colLast="0" w:name="_heading=h.w7cfd8imgqjw" w:id="18"/>
+      <w:bookmarkEnd w:id="18"/>
       <w:r>
         <w:rPr/>
         <w:drawing>
           <wp:inline distB="114300" distT="114300" distL="114300" distR="114300">
             <wp:extent cx="5486400" cy="2921000"/>
             <wp:effectExtent b="0" l="0" r="0" t="0"/>
-            <wp:docPr id="13" name="image5.png"/>
+            <wp:docPr id="13" name="image2.png"/>
             <a:graphic>
               <a:graphicData uri="http://schemas.openxmlformats.org/drawingml/2006/picture">
                 <pic:pic>
                   <pic:nvPicPr>
-                    <pic:cNvPr id="0" name="image5.png"/>
+                    <pic:cNvPr id="0" name="image2.png"/>
                     <pic:cNvPicPr preferRelativeResize="0"/>
                   </pic:nvPicPr>
                   <pic:blipFill>
-                    <a:blip r:embed="rId12"/>
+                    <a:blip r:embed="rId13"/>
                     <a:srcRect b="0" l="0" r="0" t="0"/>
                     <a:stretch>
                       <a:fillRect/>
@@ -5081,16 +5115,23 @@
     </w:p>
     <w:p>
       <w:pPr>
-        <w:jc w:val="left"/>
-        <w:rPr/>
+        <w:pStyle w:val="Heading3"/>
+        <w:numPr>
+          <w:ilvl w:val="2"/>
+          <w:numId w:val="6"/>
+        </w:numPr>
+        <w:rPr>
+          <w:sz w:val="26"/>
+          <w:szCs w:val="26"/>
+        </w:rPr>
       </w:pPr>
-      <w:bookmarkStart w:colFirst="0" w:colLast="0" w:name="_heading=h.2ecpdpe8iisb" w:id="18"/>
-      <w:bookmarkEnd w:id="18"/>
+      <w:bookmarkStart w:colFirst="0" w:colLast="0" w:name="_heading=h.fxdhk7h1k5b" w:id="19"/>
+      <w:bookmarkEnd w:id="19"/>
       <w:r>
         <w:rPr>
           <w:rtl w:val="0"/>
         </w:rPr>
-        <w:t xml:space="preserve">2.3.7 Phân rã UseCase “Quản lý hội viên”</w:t>
+        <w:t xml:space="preserve">Phân rã use case “Quản lý hội viên”</w:t>
       </w:r>
     </w:p>
     <w:p>
@@ -5098,24 +5139,24 @@
         <w:jc w:val="left"/>
         <w:rPr/>
       </w:pPr>
-      <w:bookmarkStart w:colFirst="0" w:colLast="0" w:name="_heading=h.638x864ewuwk" w:id="19"/>
-      <w:bookmarkEnd w:id="19"/>
+      <w:bookmarkStart w:colFirst="0" w:colLast="0" w:name="_heading=h.638x864ewuwk" w:id="20"/>
+      <w:bookmarkEnd w:id="20"/>
       <w:r>
         <w:rPr/>
         <w:drawing>
           <wp:inline distB="114300" distT="114300" distL="114300" distR="114300">
-            <wp:extent cx="5486400" cy="5067300"/>
+            <wp:extent cx="5486400" cy="7264400"/>
             <wp:effectExtent b="0" l="0" r="0" t="0"/>
-            <wp:docPr id="5" name="image12.png"/>
+            <wp:docPr id="2" name="image9.png"/>
             <a:graphic>
               <a:graphicData uri="http://schemas.openxmlformats.org/drawingml/2006/picture">
                 <pic:pic>
                   <pic:nvPicPr>
-                    <pic:cNvPr id="0" name="image12.png"/>
+                    <pic:cNvPr id="0" name="image9.png"/>
                     <pic:cNvPicPr preferRelativeResize="0"/>
                   </pic:nvPicPr>
                   <pic:blipFill>
-                    <a:blip r:embed="rId13"/>
+                    <a:blip r:embed="rId14"/>
                     <a:srcRect b="0" l="0" r="0" t="0"/>
                     <a:stretch>
                       <a:fillRect/>
@@ -5124,7 +5165,7 @@
                   <pic:spPr>
                     <a:xfrm>
                       <a:off x="0" y="0"/>
-                      <a:ext cx="5486400" cy="5067300"/>
+                      <a:ext cx="5486400" cy="7264400"/>
                     </a:xfrm>
                     <a:prstGeom prst="rect"/>
                     <a:ln/>
@@ -5146,8 +5187,8 @@
         <w:jc w:val="left"/>
         <w:rPr/>
       </w:pPr>
-      <w:bookmarkStart w:colFirst="0" w:colLast="0" w:name="_heading=h.a84a1734497k" w:id="20"/>
-      <w:bookmarkEnd w:id="20"/>
+      <w:bookmarkStart w:colFirst="0" w:colLast="0" w:name="_heading=h.a84a1734497k" w:id="21"/>
+      <w:bookmarkEnd w:id="21"/>
       <w:r>
         <w:rPr>
           <w:rtl w:val="0"/>
@@ -5159,8 +5200,8 @@
         <w:jc w:val="left"/>
         <w:rPr/>
       </w:pPr>
-      <w:bookmarkStart w:colFirst="0" w:colLast="0" w:name="_heading=h.169euupgppn7" w:id="21"/>
-      <w:bookmarkEnd w:id="21"/>
+      <w:bookmarkStart w:colFirst="0" w:colLast="0" w:name="_heading=h.169euupgppn7" w:id="22"/>
+      <w:bookmarkEnd w:id="22"/>
       <w:r>
         <w:rPr>
           <w:rtl w:val="0"/>
@@ -5202,13 +5243,13 @@
           <w:vertAlign w:val="baseline"/>
         </w:rPr>
       </w:pPr>
-      <w:bookmarkStart w:colFirst="0" w:colLast="0" w:name="_heading=h.h5ozuw2ohef" w:id="22"/>
-      <w:bookmarkEnd w:id="22"/>
+      <w:bookmarkStart w:colFirst="0" w:colLast="0" w:name="_heading=h.h5ozuw2ohef" w:id="23"/>
+      <w:bookmarkEnd w:id="23"/>
       <w:r>
         <w:rPr>
           <w:rtl w:val="0"/>
         </w:rPr>
-        <w:t xml:space="preserve">Trong hệ thống này, có bốn quy trình nghiệp vụ chính: quy trình đăng ký hội viên mới, quy trình check-in hội viên, quy trình xửlýthanh toán, và quy trình theo dõi tiến độ tập luyện. Chi tiết các hành động trong từng quy trình được mô hình hóa bằng biểu đồ hoạt động trong các mục con dưới đây. </w:t>
+        <w:t xml:space="preserve">Trong hệ thống này, có bốn quy trình nghiệp vụ chính: quy trình đăng ký hội viên mới, quy trình check-in hội viên, quy trình xử lý thanh toán, và quy trình theo dõi tiến độ tập luyện. Chi tiết các hành động trong từng quy trình được mô hình hóa bằng biểu đồ hoạt động trong các mục con dưới đây. </w:t>
       </w:r>
       <w:r>
         <w:rPr>
@@ -5263,24 +5304,24 @@
         <w:jc w:val="center"/>
         <w:rPr/>
       </w:pPr>
-      <w:bookmarkStart w:colFirst="0" w:colLast="0" w:name="_heading=h.8psi9xwihmw" w:id="23"/>
-      <w:bookmarkEnd w:id="23"/>
+      <w:bookmarkStart w:colFirst="0" w:colLast="0" w:name="_heading=h.8psi9xwihmw" w:id="24"/>
+      <w:bookmarkEnd w:id="24"/>
       <w:r>
         <w:rPr/>
         <w:drawing>
           <wp:inline distB="114300" distT="114300" distL="114300" distR="114300">
             <wp:extent cx="5486400" cy="6159500"/>
             <wp:effectExtent b="0" l="0" r="0" t="0"/>
-            <wp:docPr id="9" name="image11.png"/>
+            <wp:docPr id="9" name="image3.png"/>
             <a:graphic>
               <a:graphicData uri="http://schemas.openxmlformats.org/drawingml/2006/picture">
                 <pic:pic>
                   <pic:nvPicPr>
-                    <pic:cNvPr id="0" name="image11.png"/>
+                    <pic:cNvPr id="0" name="image3.png"/>
                     <pic:cNvPicPr preferRelativeResize="0"/>
                   </pic:nvPicPr>
                   <pic:blipFill>
-                    <a:blip r:embed="rId14"/>
+                    <a:blip r:embed="rId15"/>
                     <a:srcRect b="0" l="0" r="0" t="0"/>
                     <a:stretch>
                       <a:fillRect/>
@@ -5311,8 +5352,8 @@
         <w:jc w:val="center"/>
         <w:rPr/>
       </w:pPr>
-      <w:bookmarkStart w:colFirst="0" w:colLast="0" w:name="_heading=h.cpv9ae9rnmci" w:id="24"/>
-      <w:bookmarkEnd w:id="24"/>
+      <w:bookmarkStart w:colFirst="0" w:colLast="0" w:name="_heading=h.cpv9ae9rnmci" w:id="25"/>
+      <w:bookmarkEnd w:id="25"/>
       <w:r>
         <w:rPr>
           <w:rtl w:val="0"/>
@@ -5361,7 +5402,7 @@
         <w:rPr>
           <w:rtl w:val="0"/>
         </w:rPr>
-        <w:t xml:space="preserve">Staff xác nhận thông tin hóa đơn và hội viên chọn phương thức thanh toán. Nếu thanh toán bằng tiền mặt, Staff trực tiếp nhận tiền. Nếu thanh toán bằng thẻ hoặc ví điện tử, hệ thống kết nối cổng thanh toán để xử lí. Sau khi thanh toán thành công, hệ thống ghi nhận giao dịch, xuất hóa đơn và kích hoạt hoặc gia hạn gói tập cho hội viên. Nếu thanh toán thất bại, hội viên được yêu cầu chọn lại phương thức. </w:t>
+        <w:t xml:space="preserve">Staff xác nhận thông tin hóa đơn và hội viên chọn phương thức thanh toán. Nếu thanh toán bằng tiền mặt, Staff trực tiếp nhận tiền. Nếu thanh toán bằng thẻ hoặc ví điện tử, hệ thống kết nối cổng thanh toán để xử lý. Sau khi thanh toán thành công, hệ thống ghi nhận giao dịch, xuất hóa đơn và kích hoạt hoặc gia hạn gói tập cho hội viên. Nếu thanh toán thất bại, hội viên được yêu cầu chọn lại phương thức. </w:t>
       </w:r>
       <w:r>
         <w:rPr>
@@ -5380,16 +5421,16 @@
           <wp:inline distB="114300" distT="114300" distL="114300" distR="114300">
             <wp:extent cx="5486400" cy="6388100"/>
             <wp:effectExtent b="0" l="0" r="0" t="0"/>
-            <wp:docPr id="7" name="image8.png"/>
+            <wp:docPr id="7" name="image13.png"/>
             <a:graphic>
               <a:graphicData uri="http://schemas.openxmlformats.org/drawingml/2006/picture">
                 <pic:pic>
                   <pic:nvPicPr>
-                    <pic:cNvPr id="0" name="image8.png"/>
+                    <pic:cNvPr id="0" name="image13.png"/>
                     <pic:cNvPicPr preferRelativeResize="0"/>
                   </pic:nvPicPr>
                   <pic:blipFill>
-                    <a:blip r:embed="rId15"/>
+                    <a:blip r:embed="rId16"/>
                     <a:srcRect b="0" l="0" r="0" t="0"/>
                     <a:stretch>
                       <a:fillRect/>
@@ -5425,8 +5466,8 @@
         <w:ind w:left="720"/>
         <w:rPr/>
       </w:pPr>
-      <w:bookmarkStart w:colFirst="0" w:colLast="0" w:name="_heading=h.dxfsdpxldt4d" w:id="25"/>
-      <w:bookmarkEnd w:id="25"/>
+      <w:bookmarkStart w:colFirst="0" w:colLast="0" w:name="_heading=h.dxfsdpxldt4d" w:id="26"/>
+      <w:bookmarkEnd w:id="26"/>
       <w:r>
         <w:rPr>
           <w:rtl w:val="0"/>
@@ -5444,8 +5485,8 @@
         <w:jc w:val="left"/>
         <w:rPr/>
       </w:pPr>
-      <w:bookmarkStart w:colFirst="0" w:colLast="0" w:name="_heading=h.q7366gxjha1x" w:id="26"/>
-      <w:bookmarkEnd w:id="26"/>
+      <w:bookmarkStart w:colFirst="0" w:colLast="0" w:name="_heading=h.q7366gxjha1x" w:id="27"/>
+      <w:bookmarkEnd w:id="27"/>
       <w:r>
         <w:rPr>
           <w:rtl w:val="0"/>
@@ -5458,8 +5499,8 @@
         <w:jc w:val="left"/>
         <w:rPr/>
       </w:pPr>
-      <w:bookmarkStart w:colFirst="0" w:colLast="0" w:name="_heading=h.bcatp5jtwiio" w:id="27"/>
-      <w:bookmarkEnd w:id="27"/>
+      <w:bookmarkStart w:colFirst="0" w:colLast="0" w:name="_heading=h.bcatp5jtwiio" w:id="28"/>
+      <w:bookmarkEnd w:id="28"/>
       <w:r>
         <w:rPr/>
         <w:drawing>
@@ -5475,7 +5516,7 @@
                     <pic:cNvPicPr preferRelativeResize="0"/>
                   </pic:nvPicPr>
                   <pic:blipFill>
-                    <a:blip r:embed="rId16"/>
+                    <a:blip r:embed="rId17"/>
                     <a:srcRect b="0" l="0" r="0" t="0"/>
                     <a:stretch>
                       <a:fillRect/>
@@ -5510,8 +5551,8 @@
         </w:numPr>
         <w:rPr/>
       </w:pPr>
-      <w:bookmarkStart w:colFirst="0" w:colLast="0" w:name="_heading=h.clmwhfapzlib" w:id="28"/>
-      <w:bookmarkEnd w:id="28"/>
+      <w:bookmarkStart w:colFirst="0" w:colLast="0" w:name="_heading=h.clmwhfapzlib" w:id="29"/>
+      <w:bookmarkEnd w:id="29"/>
       <w:r>
         <w:rPr>
           <w:rtl w:val="0"/>
@@ -5524,8 +5565,8 @@
         <w:jc w:val="left"/>
         <w:rPr/>
       </w:pPr>
-      <w:bookmarkStart w:colFirst="0" w:colLast="0" w:name="_heading=h.nqh1fii5t677" w:id="29"/>
-      <w:bookmarkEnd w:id="29"/>
+      <w:bookmarkStart w:colFirst="0" w:colLast="0" w:name="_heading=h.nqh1fii5t677" w:id="30"/>
+      <w:bookmarkEnd w:id="30"/>
       <w:r>
         <w:rPr>
           <w:rtl w:val="0"/>
@@ -5538,24 +5579,24 @@
         <w:jc w:val="center"/>
         <w:rPr/>
       </w:pPr>
-      <w:bookmarkStart w:colFirst="0" w:colLast="0" w:name="_heading=h.20rqy8jbn7j0" w:id="30"/>
-      <w:bookmarkEnd w:id="30"/>
+      <w:bookmarkStart w:colFirst="0" w:colLast="0" w:name="_heading=h.20rqy8jbn7j0" w:id="31"/>
+      <w:bookmarkEnd w:id="31"/>
       <w:r>
         <w:rPr/>
         <w:drawing>
           <wp:inline distB="114300" distT="114300" distL="114300" distR="114300">
             <wp:extent cx="4572000" cy="6076950"/>
             <wp:effectExtent b="0" l="0" r="0" t="0"/>
-            <wp:docPr id="8" name="image13.png"/>
+            <wp:docPr id="8" name="image5.png"/>
             <a:graphic>
               <a:graphicData uri="http://schemas.openxmlformats.org/drawingml/2006/picture">
                 <pic:pic>
                   <pic:nvPicPr>
-                    <pic:cNvPr id="0" name="image13.png"/>
+                    <pic:cNvPr id="0" name="image5.png"/>
                     <pic:cNvPicPr preferRelativeResize="0"/>
                   </pic:nvPicPr>
                   <pic:blipFill>
-                    <a:blip r:embed="rId17"/>
+                    <a:blip r:embed="rId18"/>
                     <a:srcRect b="0" l="0" r="0" t="0"/>
                     <a:stretch>
                       <a:fillRect/>
@@ -5593,8 +5634,8 @@
           <w:szCs w:val="26"/>
         </w:rPr>
       </w:pPr>
-      <w:bookmarkStart w:colFirst="0" w:colLast="0" w:name="_heading=h.5mwin0h3vj3k" w:id="31"/>
-      <w:bookmarkEnd w:id="31"/>
+      <w:bookmarkStart w:colFirst="0" w:colLast="0" w:name="_heading=h.5mwin0h3vj3k" w:id="32"/>
+      <w:bookmarkEnd w:id="32"/>
       <w:r>
         <w:rPr>
           <w:rtl w:val="0"/>
@@ -5625,16 +5666,16 @@
           <wp:inline distB="114300" distT="114300" distL="114300" distR="114300">
             <wp:extent cx="4772025" cy="7248525"/>
             <wp:effectExtent b="0" l="0" r="0" t="0"/>
-            <wp:docPr id="4" name="image9.png"/>
+            <wp:docPr id="5" name="image6.png"/>
             <a:graphic>
               <a:graphicData uri="http://schemas.openxmlformats.org/drawingml/2006/picture">
                 <pic:pic>
                   <pic:nvPicPr>
-                    <pic:cNvPr id="0" name="image9.png"/>
+                    <pic:cNvPr id="0" name="image6.png"/>
                     <pic:cNvPicPr preferRelativeResize="0"/>
                   </pic:nvPicPr>
                   <pic:blipFill>
-                    <a:blip r:embed="rId18"/>
+                    <a:blip r:embed="rId19"/>
                     <a:srcRect b="11921" l="0" r="13021" t="0"/>
                     <a:stretch>
                       <a:fillRect/>
@@ -5672,8 +5713,8 @@
           <w:szCs w:val="26"/>
         </w:rPr>
       </w:pPr>
-      <w:bookmarkStart w:colFirst="0" w:colLast="0" w:name="_heading=h.6a7f6cydjwm9" w:id="32"/>
-      <w:bookmarkEnd w:id="32"/>
+      <w:bookmarkStart w:colFirst="0" w:colLast="0" w:name="_heading=h.6a7f6cydjwm9" w:id="33"/>
+      <w:bookmarkEnd w:id="33"/>
       <w:r>
         <w:rPr>
           <w:rtl w:val="0"/>
@@ -5696,6 +5737,7 @@
     <w:p>
       <w:pPr>
         <w:ind w:left="0" w:firstLine="0"/>
+        <w:jc w:val="center"/>
         <w:rPr/>
       </w:pPr>
       <w:r>
@@ -5704,16 +5746,16 @@
           <wp:inline distB="114300" distT="114300" distL="114300" distR="114300">
             <wp:extent cx="4137220" cy="5472113"/>
             <wp:effectExtent b="0" l="0" r="0" t="0"/>
-            <wp:docPr id="6" name="image7.png"/>
+            <wp:docPr id="6" name="image11.png"/>
             <a:graphic>
               <a:graphicData uri="http://schemas.openxmlformats.org/drawingml/2006/picture">
                 <pic:pic>
                   <pic:nvPicPr>
-                    <pic:cNvPr id="0" name="image7.png"/>
+                    <pic:cNvPr id="0" name="image11.png"/>
                     <pic:cNvPicPr preferRelativeResize="0"/>
                   </pic:nvPicPr>
                   <pic:blipFill>
-                    <a:blip r:embed="rId19"/>
+                    <a:blip r:embed="rId20"/>
                     <a:srcRect b="0" l="0" r="0" t="0"/>
                     <a:stretch>
                       <a:fillRect/>
@@ -5751,8 +5793,8 @@
           <w:szCs w:val="26"/>
         </w:rPr>
       </w:pPr>
-      <w:bookmarkStart w:colFirst="0" w:colLast="0" w:name="_heading=h.48ea1udxl2wv" w:id="33"/>
-      <w:bookmarkEnd w:id="33"/>
+      <w:bookmarkStart w:colFirst="0" w:colLast="0" w:name="_heading=h.48ea1udxl2wv" w:id="34"/>
+      <w:bookmarkEnd w:id="34"/>
       <w:r>
         <w:rPr>
           <w:rtl w:val="0"/>
@@ -5766,8 +5808,8 @@
         <w:jc w:val="left"/>
         <w:rPr/>
       </w:pPr>
-      <w:bookmarkStart w:colFirst="0" w:colLast="0" w:name="_heading=h.ju64owzd66pp" w:id="34"/>
-      <w:bookmarkEnd w:id="34"/>
+      <w:bookmarkStart w:colFirst="0" w:colLast="0" w:name="_heading=h.ju64owzd66pp" w:id="35"/>
+      <w:bookmarkEnd w:id="35"/>
       <w:r>
         <w:rPr>
           <w:b w:val="1"/>
@@ -5789,8 +5831,8 @@
         <w:jc w:val="left"/>
         <w:rPr/>
       </w:pPr>
-      <w:bookmarkStart w:colFirst="0" w:colLast="0" w:name="_heading=h.ju64owzd66pp" w:id="34"/>
-      <w:bookmarkEnd w:id="34"/>
+      <w:bookmarkStart w:colFirst="0" w:colLast="0" w:name="_heading=h.ju64owzd66pp" w:id="35"/>
+      <w:bookmarkEnd w:id="35"/>
       <w:r>
         <w:rPr>
           <w:b w:val="1"/>
@@ -5811,8 +5853,8 @@
         <w:jc w:val="left"/>
         <w:rPr/>
       </w:pPr>
-      <w:bookmarkStart w:colFirst="0" w:colLast="0" w:name="_heading=h.ju64owzd66pp" w:id="34"/>
-      <w:bookmarkEnd w:id="34"/>
+      <w:bookmarkStart w:colFirst="0" w:colLast="0" w:name="_heading=h.ju64owzd66pp" w:id="35"/>
+      <w:bookmarkEnd w:id="35"/>
       <w:r>
         <w:rPr>
           <w:rtl w:val="0"/>
@@ -5824,24 +5866,24 @@
         <w:jc w:val="center"/>
         <w:rPr/>
       </w:pPr>
-      <w:bookmarkStart w:colFirst="0" w:colLast="0" w:name="_heading=h.c4ev2j86ftkm" w:id="35"/>
-      <w:bookmarkEnd w:id="35"/>
+      <w:bookmarkStart w:colFirst="0" w:colLast="0" w:name="_heading=h.c4ev2j86ftkm" w:id="36"/>
+      <w:bookmarkEnd w:id="36"/>
       <w:r>
         <w:rPr/>
         <w:drawing>
           <wp:inline distB="114300" distT="114300" distL="114300" distR="114300">
             <wp:extent cx="4072050" cy="5072063"/>
             <wp:effectExtent b="0" l="0" r="0" t="0"/>
-            <wp:docPr id="10" name="image6.png"/>
+            <wp:docPr id="10" name="image7.png"/>
             <a:graphic>
               <a:graphicData uri="http://schemas.openxmlformats.org/drawingml/2006/picture">
                 <pic:pic>
                   <pic:nvPicPr>
-                    <pic:cNvPr id="0" name="image6.png"/>
+                    <pic:cNvPr id="0" name="image7.png"/>
                     <pic:cNvPicPr preferRelativeResize="0"/>
                   </pic:nvPicPr>
                   <pic:blipFill>
-                    <a:blip r:embed="rId20"/>
+                    <a:blip r:embed="rId21"/>
                     <a:srcRect b="0" l="0" r="0" t="0"/>
                     <a:stretch>
                       <a:fillRect/>
@@ -5895,8 +5937,8 @@
           <w:vertAlign w:val="baseline"/>
         </w:rPr>
       </w:pPr>
-      <w:bookmarkStart w:colFirst="0" w:colLast="0" w:name="_heading=h.d945y8crukzo" w:id="36"/>
-      <w:bookmarkEnd w:id="36"/>
+      <w:bookmarkStart w:colFirst="0" w:colLast="0" w:name="_heading=h.d945y8crukzo" w:id="37"/>
+      <w:bookmarkEnd w:id="37"/>
       <w:r>
         <w:rPr>
           <w:vertAlign w:val="baseline"/>
@@ -5933,7 +5975,7 @@
     </w:p>
     <w:tbl>
       <w:tblPr>
-        <w:tblStyle w:val="Table1"/>
+        <w:tblStyle w:val="Table2"/>
         <w:tblW w:w="8738.0" w:type="dxa"/>
         <w:jc w:val="center"/>
         <w:tblBorders>
@@ -6568,7 +6610,7 @@
           </w:p>
           <w:tbl>
             <w:tblPr>
-              <w:tblStyle w:val="Table2"/>
+              <w:tblStyle w:val="Table3"/>
               <w:tblW w:w="6408.0" w:type="dxa"/>
               <w:jc w:val="left"/>
               <w:tblBorders>
@@ -7706,7 +7748,7 @@
           </w:p>
           <w:tbl>
             <w:tblPr>
-              <w:tblStyle w:val="Table3"/>
+              <w:tblStyle w:val="Table4"/>
               <w:tblW w:w="6408.0" w:type="dxa"/>
               <w:jc w:val="left"/>
               <w:tblBorders>
@@ -8335,7 +8377,7 @@
     </w:p>
     <w:tbl>
       <w:tblPr>
-        <w:tblStyle w:val="Table4"/>
+        <w:tblStyle w:val="Table5"/>
         <w:tblW w:w="8639.0" w:type="dxa"/>
         <w:jc w:val="center"/>
         <w:tblBorders>
@@ -9465,8 +9507,8 @@
           <w:vertAlign w:val="baseline"/>
         </w:rPr>
       </w:pPr>
-      <w:bookmarkStart w:colFirst="0" w:colLast="0" w:name="_heading=h.yhhcl0d5af" w:id="37"/>
-      <w:bookmarkEnd w:id="37"/>
+      <w:bookmarkStart w:colFirst="0" w:colLast="0" w:name="_heading=h.yhhcl0d5af" w:id="38"/>
+      <w:bookmarkEnd w:id="38"/>
       <w:r>
         <w:rPr>
           <w:rFonts w:ascii="Times New Roman" w:cs="Times New Roman" w:eastAsia="Times New Roman" w:hAnsi="Times New Roman"/>
@@ -9482,7 +9524,7 @@
     </w:p>
     <w:tbl>
       <w:tblPr>
-        <w:tblStyle w:val="Table5"/>
+        <w:tblStyle w:val="Table6"/>
         <w:tblW w:w="9039.0" w:type="dxa"/>
         <w:jc w:val="center"/>
         <w:tblBorders>
@@ -10116,7 +10158,7 @@
           </w:p>
           <w:tbl>
             <w:tblPr>
-              <w:tblStyle w:val="Table6"/>
+              <w:tblStyle w:val="Table7"/>
               <w:tblW w:w="6408.0" w:type="dxa"/>
               <w:jc w:val="left"/>
               <w:tblBorders>
@@ -10806,7 +10848,7 @@
                       <w:szCs w:val="19"/>
                       <w:rtl w:val="0"/>
                     </w:rPr>
-                    <w:t xml:space="preserve">Xác nhận và gọi use case UC003 Xửlýthanh toán. </w:t>
+                    <w:t xml:space="preserve">Xác nhận và gọi use case UC003 xử lý thanh toán. </w:t>
                   </w:r>
                 </w:p>
               </w:tc>
@@ -11128,7 +11170,7 @@
           </w:p>
           <w:tbl>
             <w:tblPr>
-              <w:tblStyle w:val="Table7"/>
+              <w:tblStyle w:val="Table8"/>
               <w:tblW w:w="6408.0" w:type="dxa"/>
               <w:jc w:val="left"/>
               <w:tblBorders>
@@ -11717,8 +11759,8 @@
           <w:vertAlign w:val="baseline"/>
         </w:rPr>
       </w:pPr>
-      <w:bookmarkStart w:colFirst="0" w:colLast="0" w:name="_heading=h.bm2ah4nlqugw" w:id="38"/>
-      <w:bookmarkEnd w:id="38"/>
+      <w:bookmarkStart w:colFirst="0" w:colLast="0" w:name="_heading=h.bm2ah4nlqugw" w:id="39"/>
+      <w:bookmarkEnd w:id="39"/>
       <w:r>
         <w:rPr>
           <w:rFonts w:ascii="Times New Roman" w:cs="Times New Roman" w:eastAsia="Times New Roman" w:hAnsi="Times New Roman"/>
@@ -11734,7 +11776,7 @@
     </w:p>
     <w:tbl>
       <w:tblPr>
-        <w:tblStyle w:val="Table8"/>
+        <w:tblStyle w:val="Table9"/>
         <w:tblW w:w="9039.0" w:type="dxa"/>
         <w:jc w:val="center"/>
         <w:tblBorders>
@@ -11972,7 +12014,7 @@
                 <w:szCs w:val="19"/>
                 <w:rtl w:val="0"/>
               </w:rPr>
-              <w:t xml:space="preserve">Xửlýthanh toán </w:t>
+              <w:t xml:space="preserve">xử lý thanh toán </w:t>
             </w:r>
             <w:r>
               <w:rPr>
@@ -12368,7 +12410,7 @@
           </w:p>
           <w:tbl>
             <w:tblPr>
-              <w:tblStyle w:val="Table9"/>
+              <w:tblStyle w:val="Table10"/>
               <w:tblW w:w="6408.0" w:type="dxa"/>
               <w:jc w:val="left"/>
               <w:tblBorders>
@@ -12861,7 +12903,7 @@
                       <w:szCs w:val="19"/>
                       <w:rtl w:val="0"/>
                     </w:rPr>
-                    <w:t xml:space="preserve">Xửlýthanh toán theo phương thức đã chọn. </w:t>
+                    <w:t xml:space="preserve">xử lý thanh toán theo phương thức đã chọn. </w:t>
                   </w:r>
                   <w:r>
                     <w:rPr>
@@ -13309,7 +13351,7 @@
           </w:p>
           <w:tbl>
             <w:tblPr>
-              <w:tblStyle w:val="Table10"/>
+              <w:tblStyle w:val="Table11"/>
               <w:tblW w:w="6408.0" w:type="dxa"/>
               <w:jc w:val="left"/>
               <w:tblBorders>
@@ -13801,7 +13843,7 @@
     </w:p>
     <w:tbl>
       <w:tblPr>
-        <w:tblStyle w:val="Table11"/>
+        <w:tblStyle w:val="Table12"/>
         <w:tblW w:w="8549.0" w:type="dxa"/>
         <w:jc w:val="center"/>
         <w:tblBorders>
@@ -14401,8 +14443,8 @@
           <w:rFonts w:ascii="Times New Roman" w:cs="Times New Roman" w:eastAsia="Times New Roman" w:hAnsi="Times New Roman"/>
         </w:rPr>
       </w:pPr>
-      <w:bookmarkStart w:colFirst="0" w:colLast="0" w:name="_heading=h.g3d68rt2ybf0" w:id="39"/>
-      <w:bookmarkEnd w:id="39"/>
+      <w:bookmarkStart w:colFirst="0" w:colLast="0" w:name="_heading=h.g3d68rt2ybf0" w:id="40"/>
+      <w:bookmarkEnd w:id="40"/>
       <w:r>
         <w:rPr>
           <w:rFonts w:ascii="Times New Roman" w:cs="Times New Roman" w:eastAsia="Times New Roman" w:hAnsi="Times New Roman"/>
@@ -14413,7 +14455,7 @@
     </w:p>
     <w:tbl>
       <w:tblPr>
-        <w:tblStyle w:val="Table12"/>
+        <w:tblStyle w:val="Table13"/>
         <w:tblW w:w="8762.0" w:type="dxa"/>
         <w:jc w:val="center"/>
         <w:tblBorders>
@@ -14773,7 +14815,7 @@
           </w:p>
           <w:tbl>
             <w:tblPr>
-              <w:tblStyle w:val="Table13"/>
+              <w:tblStyle w:val="Table14"/>
               <w:tblW w:w="6870.0" w:type="dxa"/>
               <w:jc w:val="left"/>
               <w:tblBorders>
@@ -15227,7 +15269,7 @@
           </w:p>
           <w:tbl>
             <w:tblPr>
-              <w:tblStyle w:val="Table14"/>
+              <w:tblStyle w:val="Table15"/>
               <w:tblW w:w="6870.0" w:type="dxa"/>
               <w:jc w:val="left"/>
               <w:tblBorders>
@@ -15634,8 +15676,8 @@
           <w:rFonts w:ascii="Times New Roman" w:cs="Times New Roman" w:eastAsia="Times New Roman" w:hAnsi="Times New Roman"/>
         </w:rPr>
       </w:pPr>
-      <w:bookmarkStart w:colFirst="0" w:colLast="0" w:name="_heading=h.6jofuk7t9lf" w:id="40"/>
-      <w:bookmarkEnd w:id="40"/>
+      <w:bookmarkStart w:colFirst="0" w:colLast="0" w:name="_heading=h.6jofuk7t9lf" w:id="41"/>
+      <w:bookmarkEnd w:id="41"/>
       <w:r>
         <w:rPr>
           <w:rFonts w:ascii="Times New Roman" w:cs="Times New Roman" w:eastAsia="Times New Roman" w:hAnsi="Times New Roman"/>
@@ -15647,13 +15689,13 @@
     <w:sdt>
       <w:sdtPr>
         <w:lock w:val="contentLocked"/>
-        <w:id w:val="-1535397003"/>
+        <w:id w:val="-446542217"/>
         <w:tag w:val="goog_rdk_2"/>
       </w:sdtPr>
       <w:sdtContent>
         <w:tbl>
           <w:tblPr>
-            <w:tblStyle w:val="Table15"/>
+            <w:tblStyle w:val="Table16"/>
             <w:tblW w:w="8762.0" w:type="dxa"/>
             <w:jc w:val="center"/>
             <w:tblBorders>
@@ -15999,13 +16041,13 @@
               <w:sdt>
                 <w:sdtPr>
                   <w:lock w:val="contentLocked"/>
-                  <w:id w:val="-2124756694"/>
+                  <w:id w:val="-245223721"/>
                   <w:tag w:val="goog_rdk_0"/>
                 </w:sdtPr>
                 <w:sdtContent>
                   <w:tbl>
                     <w:tblPr>
-                      <w:tblStyle w:val="Table16"/>
+                      <w:tblStyle w:val="Table17"/>
                       <w:tblW w:w="6870.0" w:type="dxa"/>
                       <w:jc w:val="left"/>
                       <w:tblBorders>
@@ -16545,13 +16587,13 @@
               <w:sdt>
                 <w:sdtPr>
                   <w:lock w:val="contentLocked"/>
-                  <w:id w:val="-523710937"/>
+                  <w:id w:val="1092953050"/>
                   <w:tag w:val="goog_rdk_1"/>
                 </w:sdtPr>
                 <w:sdtContent>
                   <w:tbl>
                     <w:tblPr>
-                      <w:tblStyle w:val="Table17"/>
+                      <w:tblStyle w:val="Table18"/>
                       <w:tblW w:w="6870.0" w:type="dxa"/>
                       <w:jc w:val="left"/>
                       <w:tblBorders>
@@ -16951,8 +16993,8 @@
           <w:szCs w:val="28"/>
         </w:rPr>
       </w:pPr>
-      <w:bookmarkStart w:colFirst="0" w:colLast="0" w:name="_heading=h.rqp7wpc6gkkj" w:id="41"/>
-      <w:bookmarkEnd w:id="41"/>
+      <w:bookmarkStart w:colFirst="0" w:colLast="0" w:name="_heading=h.rqp7wpc6gkkj" w:id="42"/>
+      <w:bookmarkEnd w:id="42"/>
       <w:r>
         <w:rPr>
           <w:rFonts w:ascii="Times New Roman" w:cs="Times New Roman" w:eastAsia="Times New Roman" w:hAnsi="Times New Roman"/>
@@ -16971,13 +17013,13 @@
     <w:sdt>
       <w:sdtPr>
         <w:lock w:val="contentLocked"/>
-        <w:id w:val="-1516970428"/>
+        <w:id w:val="1836867324"/>
         <w:tag w:val="goog_rdk_5"/>
       </w:sdtPr>
       <w:sdtContent>
         <w:tbl>
           <w:tblPr>
-            <w:tblStyle w:val="Table18"/>
+            <w:tblStyle w:val="Table19"/>
             <w:tblW w:w="8762.0" w:type="dxa"/>
             <w:jc w:val="center"/>
             <w:tblBorders>
@@ -17323,13 +17365,13 @@
               <w:sdt>
                 <w:sdtPr>
                   <w:lock w:val="contentLocked"/>
-                  <w:id w:val="198203089"/>
+                  <w:id w:val="-1597090172"/>
                   <w:tag w:val="goog_rdk_3"/>
                 </w:sdtPr>
                 <w:sdtContent>
                   <w:tbl>
                     <w:tblPr>
-                      <w:tblStyle w:val="Table19"/>
+                      <w:tblStyle w:val="Table20"/>
                       <w:tblW w:w="6870.0" w:type="dxa"/>
                       <w:jc w:val="left"/>
                       <w:tblBorders>
@@ -17952,13 +17994,13 @@
               <w:sdt>
                 <w:sdtPr>
                   <w:lock w:val="contentLocked"/>
-                  <w:id w:val="-1402478267"/>
+                  <w:id w:val="-667338518"/>
                   <w:tag w:val="goog_rdk_4"/>
                 </w:sdtPr>
                 <w:sdtContent>
                   <w:tbl>
                     <w:tblPr>
-                      <w:tblStyle w:val="Table20"/>
+                      <w:tblStyle w:val="Table21"/>
                       <w:tblW w:w="6870.0" w:type="dxa"/>
                       <w:jc w:val="left"/>
                       <w:tblBorders>
@@ -18285,13 +18327,13 @@
     <w:sdt>
       <w:sdtPr>
         <w:lock w:val="contentLocked"/>
-        <w:id w:val="950700768"/>
+        <w:id w:val="1567885148"/>
         <w:tag w:val="goog_rdk_6"/>
       </w:sdtPr>
       <w:sdtContent>
         <w:tbl>
           <w:tblPr>
-            <w:tblStyle w:val="Table21"/>
+            <w:tblStyle w:val="Table22"/>
             <w:tblW w:w="8910.0" w:type="dxa"/>
             <w:jc w:val="center"/>
             <w:tblBorders>
@@ -18886,8 +18928,8 @@
           <w:szCs w:val="28"/>
         </w:rPr>
       </w:pPr>
-      <w:bookmarkStart w:colFirst="0" w:colLast="0" w:name="_heading=h.644askhgozto" w:id="42"/>
-      <w:bookmarkEnd w:id="42"/>
+      <w:bookmarkStart w:colFirst="0" w:colLast="0" w:name="_heading=h.644askhgozto" w:id="43"/>
+      <w:bookmarkEnd w:id="43"/>
       <w:r>
         <w:rPr>
           <w:rFonts w:ascii="Times New Roman" w:cs="Times New Roman" w:eastAsia="Times New Roman" w:hAnsi="Times New Roman"/>
@@ -18906,13 +18948,13 @@
     <w:sdt>
       <w:sdtPr>
         <w:lock w:val="contentLocked"/>
-        <w:id w:val="2070890807"/>
+        <w:id w:val="-367586812"/>
         <w:tag w:val="goog_rdk_9"/>
       </w:sdtPr>
       <w:sdtContent>
         <w:tbl>
           <w:tblPr>
-            <w:tblStyle w:val="Table22"/>
+            <w:tblStyle w:val="Table23"/>
             <w:tblW w:w="8762.0" w:type="dxa"/>
             <w:jc w:val="center"/>
             <w:tblBorders>
@@ -19258,13 +19300,13 @@
               <w:sdt>
                 <w:sdtPr>
                   <w:lock w:val="contentLocked"/>
-                  <w:id w:val="-1216110333"/>
+                  <w:id w:val="-310822480"/>
                   <w:tag w:val="goog_rdk_7"/>
                 </w:sdtPr>
                 <w:sdtContent>
                   <w:tbl>
                     <w:tblPr>
-                      <w:tblStyle w:val="Table23"/>
+                      <w:tblStyle w:val="Table24"/>
                       <w:tblW w:w="6870.0" w:type="dxa"/>
                       <w:jc w:val="left"/>
                       <w:tblBorders>
@@ -19970,13 +20012,13 @@
               <w:sdt>
                 <w:sdtPr>
                   <w:lock w:val="contentLocked"/>
-                  <w:id w:val="-1724825468"/>
+                  <w:id w:val="604378593"/>
                   <w:tag w:val="goog_rdk_8"/>
                 </w:sdtPr>
                 <w:sdtContent>
                   <w:tbl>
                     <w:tblPr>
-                      <w:tblStyle w:val="Table24"/>
+                      <w:tblStyle w:val="Table25"/>
                       <w:tblW w:w="6870.0" w:type="dxa"/>
                       <w:jc w:val="left"/>
                       <w:tblBorders>
@@ -20374,8 +20416,8 @@
           <w:szCs w:val="28"/>
         </w:rPr>
       </w:pPr>
-      <w:bookmarkStart w:colFirst="0" w:colLast="0" w:name="_heading=h.xc4i3la31860" w:id="43"/>
-      <w:bookmarkEnd w:id="43"/>
+      <w:bookmarkStart w:colFirst="0" w:colLast="0" w:name="_heading=h.xc4i3la31860" w:id="44"/>
+      <w:bookmarkEnd w:id="44"/>
       <w:r>
         <w:rPr>
           <w:rtl w:val="0"/>
@@ -20395,8 +20437,8 @@
           <w:szCs w:val="28"/>
         </w:rPr>
       </w:pPr>
-      <w:bookmarkStart w:colFirst="0" w:colLast="0" w:name="_heading=h.rxmhots2aox8" w:id="44"/>
-      <w:bookmarkEnd w:id="44"/>
+      <w:bookmarkStart w:colFirst="0" w:colLast="0" w:name="_heading=h.rxmhots2aox8" w:id="45"/>
+      <w:bookmarkEnd w:id="45"/>
       <w:r>
         <w:rPr>
           <w:rFonts w:ascii="Times New Roman" w:cs="Times New Roman" w:eastAsia="Times New Roman" w:hAnsi="Times New Roman"/>
@@ -20414,7 +20456,7 @@
     </w:p>
     <w:tbl>
       <w:tblPr>
-        <w:tblStyle w:val="Table25"/>
+        <w:tblStyle w:val="Table26"/>
         <w:tblW w:w="8745.0" w:type="dxa"/>
         <w:jc w:val="left"/>
         <w:tblBorders>
@@ -20852,7 +20894,7 @@
           </w:p>
           <w:tbl>
             <w:tblPr>
-              <w:tblStyle w:val="Table26"/>
+              <w:tblStyle w:val="Table27"/>
               <w:tblW w:w="6690.0" w:type="dxa"/>
               <w:jc w:val="left"/>
               <w:tblBorders>
@@ -22130,7 +22172,7 @@
           </w:p>
           <w:tbl>
             <w:tblPr>
-              <w:tblStyle w:val="Table27"/>
+              <w:tblStyle w:val="Table28"/>
               <w:tblW w:w="6695.0" w:type="dxa"/>
               <w:jc w:val="left"/>
               <w:tblBorders>
@@ -22821,7 +22863,7 @@
     </w:p>
     <w:tbl>
       <w:tblPr>
-        <w:tblStyle w:val="Table28"/>
+        <w:tblStyle w:val="Table29"/>
         <w:tblW w:w="8738.0" w:type="dxa"/>
         <w:jc w:val="left"/>
         <w:tblBorders>
@@ -24325,8 +24367,8 @@
           <w:szCs w:val="28"/>
         </w:rPr>
       </w:pPr>
-      <w:bookmarkStart w:colFirst="0" w:colLast="0" w:name="_heading=h.dy1tcwz8ewlu" w:id="45"/>
-      <w:bookmarkEnd w:id="45"/>
+      <w:bookmarkStart w:colFirst="0" w:colLast="0" w:name="_heading=h.dy1tcwz8ewlu" w:id="46"/>
+      <w:bookmarkEnd w:id="46"/>
       <w:r>
         <w:rPr>
           <w:rFonts w:ascii="Times New Roman" w:cs="Times New Roman" w:eastAsia="Times New Roman" w:hAnsi="Times New Roman"/>
@@ -24344,7 +24386,7 @@
     </w:p>
     <w:tbl>
       <w:tblPr>
-        <w:tblStyle w:val="Table29"/>
+        <w:tblStyle w:val="Table30"/>
         <w:tblW w:w="8738.0" w:type="dxa"/>
         <w:jc w:val="left"/>
         <w:tblBorders>
@@ -24782,7 +24824,7 @@
           </w:p>
           <w:tbl>
             <w:tblPr>
-              <w:tblStyle w:val="Table30"/>
+              <w:tblStyle w:val="Table31"/>
               <w:tblW w:w="6695.0" w:type="dxa"/>
               <w:jc w:val="left"/>
               <w:tblBorders>
@@ -25751,7 +25793,7 @@
           </w:p>
           <w:tbl>
             <w:tblPr>
-              <w:tblStyle w:val="Table31"/>
+              <w:tblStyle w:val="Table32"/>
               <w:tblW w:w="6695.0" w:type="dxa"/>
               <w:jc w:val="left"/>
               <w:tblBorders>
@@ -26239,8 +26281,8 @@
           <w:szCs w:val="28"/>
         </w:rPr>
       </w:pPr>
-      <w:bookmarkStart w:colFirst="0" w:colLast="0" w:name="_heading=h.fne2h478cnk8" w:id="46"/>
-      <w:bookmarkEnd w:id="46"/>
+      <w:bookmarkStart w:colFirst="0" w:colLast="0" w:name="_heading=h.fne2h478cnk8" w:id="47"/>
+      <w:bookmarkEnd w:id="47"/>
       <w:r>
         <w:rPr>
           <w:rFonts w:ascii="Times New Roman" w:cs="Times New Roman" w:eastAsia="Times New Roman" w:hAnsi="Times New Roman"/>
@@ -26248,7 +26290,7 @@
           <w:szCs w:val="28"/>
           <w:rtl w:val="0"/>
         </w:rPr>
-        <w:t xml:space="preserve"> Đặc tả use case UC010 "Tiếp nhận và xửlýphản hồi"</w:t>
+        <w:t xml:space="preserve"> Đặc tả use case UC010 "Tiếp nhận và xử lý phản  hồi"</w:t>
       </w:r>
       <w:r>
         <w:rPr>
@@ -26258,7 +26300,7 @@
     </w:p>
     <w:tbl>
       <w:tblPr>
-        <w:tblStyle w:val="Table32"/>
+        <w:tblStyle w:val="Table33"/>
         <w:tblW w:w="8738.0" w:type="dxa"/>
         <w:jc w:val="left"/>
         <w:tblBorders>
@@ -26431,7 +26473,7 @@
                 <w:szCs w:val="19"/>
                 <w:rtl w:val="0"/>
               </w:rPr>
-              <w:t xml:space="preserve">Tiếp nhận và xửlýphản hồi</w:t>
+              <w:t xml:space="preserve">Tiếp nhận và xử lý phản  hồi</w:t>
             </w:r>
           </w:p>
         </w:tc>
@@ -26696,7 +26738,7 @@
           </w:p>
           <w:tbl>
             <w:tblPr>
-              <w:tblStyle w:val="Table33"/>
+              <w:tblStyle w:val="Table34"/>
               <w:tblW w:w="6690.0" w:type="dxa"/>
               <w:jc w:val="left"/>
               <w:tblBorders>
@@ -26947,7 +26989,7 @@
                       <w:szCs w:val="19"/>
                       <w:rtl w:val="0"/>
                     </w:rPr>
-                    <w:t xml:space="preserve">Chọn chức năng Tiếp nhận và xửlýphản hồi.</w:t>
+                    <w:t xml:space="preserve">Chọn chức năng Tiếp nhận và xử lý phản  hồi.</w:t>
                   </w:r>
                 </w:p>
               </w:tc>
@@ -27153,7 +27195,7 @@
                       <w:szCs w:val="19"/>
                       <w:rtl w:val="0"/>
                     </w:rPr>
-                    <w:t xml:space="preserve">Chọn một phản hồi cần xửlývà xem chi tiết nội dung (thời gian gửi, người gửi, chủ đề, mô tả).</w:t>
+                    <w:t xml:space="preserve">Chọn một phản hồi cần xử lý và  xem chi tiết nội dung (thời gian gửi, người gửi, chủ đề, mô tả).</w:t>
                   </w:r>
                 </w:p>
               </w:tc>
@@ -27462,7 +27504,7 @@
                       <w:szCs w:val="19"/>
                       <w:rtl w:val="0"/>
                     </w:rPr>
-                    <w:t xml:space="preserve">Sau khi hoàn tất xử lí, cập nhật trạng thái phản hồi sang "Đã hoàn tất".</w:t>
+                    <w:t xml:space="preserve">Sau khi hoàn tất xử lý, cập nhật trạng thái phản hồi sang "Đã hoàn tất".</w:t>
                   </w:r>
                 </w:p>
               </w:tc>
@@ -27565,7 +27607,7 @@
                       <w:szCs w:val="19"/>
                       <w:rtl w:val="0"/>
                     </w:rPr>
-                    <w:t xml:space="preserve">Ghi nhận ID người xửlývà thời gian hoàn tất vào hệ thống, lưu vào lịch sử xửlýphản hồi.</w:t>
+                    <w:t xml:space="preserve">Ghi nhận ID người xử lý và  thời gian hoàn tất vào hệ thống, lưu vào lịch sử xử lý phản  hồi.</w:t>
                   </w:r>
                 </w:p>
               </w:tc>
@@ -27665,7 +27707,7 @@
           </w:p>
           <w:tbl>
             <w:tblPr>
-              <w:tblStyle w:val="Table34"/>
+              <w:tblStyle w:val="Table35"/>
               <w:tblW w:w="6695.0" w:type="dxa"/>
               <w:jc w:val="left"/>
               <w:tblBorders>
@@ -28114,7 +28156,7 @@
                 <w:szCs w:val="19"/>
                 <w:rtl w:val="0"/>
               </w:rPr>
-              <w:t xml:space="preserve">Phản hồi được xửlývà cập nhật trạng thái thành "Đã hoàn tất". Hội viên đã nhận được phản hồi từ Staff. Lịch sử xửlýđược lưu trong hệ thống.</w:t>
+              <w:t xml:space="preserve">Phản hồi được xử lý và  cập nhật trạng thái thành "Đã hoàn tất". Hội viên đã nhận được phản hồi từ Staff. Lịch sử xửlýđược lưu trong hệ thống.</w:t>
             </w:r>
           </w:p>
         </w:tc>
@@ -28143,8 +28185,8 @@
           <w:szCs w:val="28"/>
         </w:rPr>
       </w:pPr>
-      <w:bookmarkStart w:colFirst="0" w:colLast="0" w:name="_heading=h.fjwf8zhp4wgt" w:id="47"/>
-      <w:bookmarkEnd w:id="47"/>
+      <w:bookmarkStart w:colFirst="0" w:colLast="0" w:name="_heading=h.fjwf8zhp4wgt" w:id="48"/>
+      <w:bookmarkEnd w:id="48"/>
       <w:r>
         <w:rPr>
           <w:rFonts w:ascii="Times New Roman" w:cs="Times New Roman" w:eastAsia="Times New Roman" w:hAnsi="Times New Roman"/>
@@ -28162,7 +28204,7 @@
     </w:p>
     <w:tbl>
       <w:tblPr>
-        <w:tblStyle w:val="Table35"/>
+        <w:tblStyle w:val="Table36"/>
         <w:tblW w:w="8738.0" w:type="dxa"/>
         <w:jc w:val="left"/>
         <w:tblBorders>
@@ -28600,7 +28642,7 @@
           </w:p>
           <w:tbl>
             <w:tblPr>
-              <w:tblStyle w:val="Table36"/>
+              <w:tblStyle w:val="Table37"/>
               <w:tblW w:w="6695.0" w:type="dxa"/>
               <w:jc w:val="left"/>
               <w:tblBorders>
@@ -29466,7 +29508,7 @@
           </w:p>
           <w:tbl>
             <w:tblPr>
-              <w:tblStyle w:val="Table37"/>
+              <w:tblStyle w:val="Table38"/>
               <w:tblW w:w="6695.0" w:type="dxa"/>
               <w:jc w:val="left"/>
               <w:tblBorders>
@@ -30054,7 +30096,7 @@
     </w:p>
     <w:tbl>
       <w:tblPr>
-        <w:tblStyle w:val="Table38"/>
+        <w:tblStyle w:val="Table39"/>
         <w:tblW w:w="8738.0" w:type="dxa"/>
         <w:jc w:val="left"/>
         <w:tblBorders>
@@ -31368,8 +31410,8 @@
           <w:szCs w:val="28"/>
         </w:rPr>
       </w:pPr>
-      <w:bookmarkStart w:colFirst="0" w:colLast="0" w:name="_heading=h.ym87rtf3dvpr" w:id="48"/>
-      <w:bookmarkEnd w:id="48"/>
+      <w:bookmarkStart w:colFirst="0" w:colLast="0" w:name="_heading=h.ym87rtf3dvpr" w:id="49"/>
+      <w:bookmarkEnd w:id="49"/>
       <w:r>
         <w:rPr>
           <w:rFonts w:ascii="Times New Roman" w:cs="Times New Roman" w:eastAsia="Times New Roman" w:hAnsi="Times New Roman"/>
@@ -31380,7 +31422,7 @@
     </w:p>
     <w:tbl>
       <w:tblPr>
-        <w:tblStyle w:val="Table39"/>
+        <w:tblStyle w:val="Table40"/>
         <w:tblW w:w="8762.0" w:type="dxa"/>
         <w:jc w:val="center"/>
         <w:tblBorders>
@@ -31712,7 +31754,7 @@
           </w:p>
           <w:tbl>
             <w:tblPr>
-              <w:tblStyle w:val="Table40"/>
+              <w:tblStyle w:val="Table41"/>
               <w:tblW w:w="6870.0" w:type="dxa"/>
               <w:jc w:val="left"/>
               <w:tblBorders>
@@ -32308,7 +32350,7 @@
           </w:p>
           <w:tbl>
             <w:tblPr>
-              <w:tblStyle w:val="Table41"/>
+              <w:tblStyle w:val="Table42"/>
               <w:tblW w:w="6870.0" w:type="dxa"/>
               <w:jc w:val="left"/>
               <w:tblBorders>
@@ -32609,8 +32651,8 @@
           <w:rFonts w:ascii="Times New Roman" w:cs="Times New Roman" w:eastAsia="Times New Roman" w:hAnsi="Times New Roman"/>
         </w:rPr>
       </w:pPr>
-      <w:bookmarkStart w:colFirst="0" w:colLast="0" w:name="_heading=h.thjg7rsbaak5" w:id="49"/>
-      <w:bookmarkEnd w:id="49"/>
+      <w:bookmarkStart w:colFirst="0" w:colLast="0" w:name="_heading=h.thjg7rsbaak5" w:id="50"/>
+      <w:bookmarkEnd w:id="50"/>
       <w:r>
         <w:rPr>
           <w:rtl w:val="0"/>
@@ -32630,8 +32672,8 @@
           <w:szCs w:val="28"/>
         </w:rPr>
       </w:pPr>
-      <w:bookmarkStart w:colFirst="0" w:colLast="0" w:name="_heading=h.28y4p52fxfo7" w:id="50"/>
-      <w:bookmarkEnd w:id="50"/>
+      <w:bookmarkStart w:colFirst="0" w:colLast="0" w:name="_heading=h.28y4p52fxfo7" w:id="51"/>
+      <w:bookmarkEnd w:id="51"/>
       <w:r>
         <w:rPr>
           <w:rFonts w:ascii="Times New Roman" w:cs="Times New Roman" w:eastAsia="Times New Roman" w:hAnsi="Times New Roman"/>
@@ -32650,13 +32692,13 @@
     <w:sdt>
       <w:sdtPr>
         <w:lock w:val="contentLocked"/>
-        <w:id w:val="-1479107534"/>
+        <w:id w:val="495636485"/>
         <w:tag w:val="goog_rdk_11"/>
       </w:sdtPr>
       <w:sdtContent>
         <w:tbl>
           <w:tblPr>
-            <w:tblStyle w:val="Table42"/>
+            <w:tblStyle w:val="Table43"/>
             <w:tblW w:w="8760.0" w:type="dxa"/>
             <w:jc w:val="center"/>
             <w:tblBorders>
@@ -33022,13 +33064,13 @@
               <w:sdt>
                 <w:sdtPr>
                   <w:lock w:val="contentLocked"/>
-                  <w:id w:val="471292868"/>
+                  <w:id w:val="-347628570"/>
                   <w:tag w:val="goog_rdk_10"/>
                 </w:sdtPr>
                 <w:sdtContent>
                   <w:tbl>
                     <w:tblPr>
-                      <w:tblStyle w:val="Table43"/>
+                      <w:tblStyle w:val="Table44"/>
                       <w:tblW w:w="6870.0" w:type="dxa"/>
                       <w:jc w:val="left"/>
                       <w:tblBorders>
@@ -33684,7 +33726,7 @@
     </w:p>
     <w:tbl>
       <w:tblPr>
-        <w:tblStyle w:val="Table44"/>
+        <w:tblStyle w:val="Table45"/>
         <w:tblW w:w="8640.0" w:type="dxa"/>
         <w:jc w:val="center"/>
         <w:tblBorders>
@@ -34253,8 +34295,8 @@
           <w:szCs w:val="28"/>
         </w:rPr>
       </w:pPr>
-      <w:bookmarkStart w:colFirst="0" w:colLast="0" w:name="_heading=h.eyqi96s58skw" w:id="51"/>
-      <w:bookmarkEnd w:id="51"/>
+      <w:bookmarkStart w:colFirst="0" w:colLast="0" w:name="_heading=h.eyqi96s58skw" w:id="52"/>
+      <w:bookmarkEnd w:id="52"/>
       <w:r>
         <w:rPr>
           <w:rFonts w:ascii="Times New Roman" w:cs="Times New Roman" w:eastAsia="Times New Roman" w:hAnsi="Times New Roman"/>
@@ -34266,13 +34308,13 @@
     <w:sdt>
       <w:sdtPr>
         <w:lock w:val="contentLocked"/>
-        <w:id w:val="1414731134"/>
+        <w:id w:val="1796018498"/>
         <w:tag w:val="goog_rdk_13"/>
       </w:sdtPr>
       <w:sdtContent>
         <w:tbl>
           <w:tblPr>
-            <w:tblStyle w:val="Table45"/>
+            <w:tblStyle w:val="Table46"/>
             <w:tblW w:w="8760.0" w:type="dxa"/>
             <w:jc w:val="center"/>
             <w:tblBorders>
@@ -34628,13 +34670,13 @@
               <w:sdt>
                 <w:sdtPr>
                   <w:lock w:val="contentLocked"/>
-                  <w:id w:val="-1492461662"/>
+                  <w:id w:val="-425366435"/>
                   <w:tag w:val="goog_rdk_12"/>
                 </w:sdtPr>
                 <w:sdtContent>
                   <w:tbl>
                     <w:tblPr>
-                      <w:tblStyle w:val="Table46"/>
+                      <w:tblStyle w:val="Table47"/>
                       <w:tblW w:w="6870.0" w:type="dxa"/>
                       <w:jc w:val="left"/>
                       <w:tblBorders>
@@ -35290,8 +35332,8 @@
           <w:szCs w:val="28"/>
         </w:rPr>
       </w:pPr>
-      <w:bookmarkStart w:colFirst="0" w:colLast="0" w:name="_heading=h.kkq3rpxxzdjw" w:id="52"/>
-      <w:bookmarkEnd w:id="52"/>
+      <w:bookmarkStart w:colFirst="0" w:colLast="0" w:name="_heading=h.kkq3rpxxzdjw" w:id="53"/>
+      <w:bookmarkEnd w:id="53"/>
       <w:r>
         <w:rPr>
           <w:rFonts w:ascii="Times New Roman" w:cs="Times New Roman" w:eastAsia="Times New Roman" w:hAnsi="Times New Roman"/>
@@ -35303,13 +35345,13 @@
     <w:sdt>
       <w:sdtPr>
         <w:lock w:val="contentLocked"/>
-        <w:id w:val="1148618689"/>
+        <w:id w:val="-2146251932"/>
         <w:tag w:val="goog_rdk_16"/>
       </w:sdtPr>
       <w:sdtContent>
         <w:tbl>
           <w:tblPr>
-            <w:tblStyle w:val="Table47"/>
+            <w:tblStyle w:val="Table48"/>
             <w:tblW w:w="8760.0" w:type="dxa"/>
             <w:jc w:val="center"/>
             <w:tblBorders>
@@ -35675,13 +35717,13 @@
               <w:sdt>
                 <w:sdtPr>
                   <w:lock w:val="contentLocked"/>
-                  <w:id w:val="-1609753071"/>
+                  <w:id w:val="274936903"/>
                   <w:tag w:val="goog_rdk_14"/>
                 </w:sdtPr>
                 <w:sdtContent>
                   <w:tbl>
                     <w:tblPr>
-                      <w:tblStyle w:val="Table48"/>
+                      <w:tblStyle w:val="Table49"/>
                       <w:tblW w:w="6870.0" w:type="dxa"/>
                       <w:jc w:val="left"/>
                       <w:tblBorders>
@@ -36222,13 +36264,13 @@
               <w:sdt>
                 <w:sdtPr>
                   <w:lock w:val="contentLocked"/>
-                  <w:id w:val="438272986"/>
+                  <w:id w:val="-696974991"/>
                   <w:tag w:val="goog_rdk_15"/>
                 </w:sdtPr>
                 <w:sdtContent>
                   <w:tbl>
                     <w:tblPr>
-                      <w:tblStyle w:val="Table49"/>
+                      <w:tblStyle w:val="Table50"/>
                       <w:tblW w:w="6870.0" w:type="dxa"/>
                       <w:jc w:val="left"/>
                       <w:tblBorders>
@@ -36556,8 +36598,8 @@
           <w:szCs w:val="28"/>
         </w:rPr>
       </w:pPr>
-      <w:bookmarkStart w:colFirst="0" w:colLast="0" w:name="_heading=h.di2ugv9kw3d5" w:id="53"/>
-      <w:bookmarkEnd w:id="53"/>
+      <w:bookmarkStart w:colFirst="0" w:colLast="0" w:name="_heading=h.di2ugv9kw3d5" w:id="54"/>
+      <w:bookmarkEnd w:id="54"/>
       <w:r>
         <w:rPr>
           <w:rFonts w:ascii="Times New Roman" w:cs="Times New Roman" w:eastAsia="Times New Roman" w:hAnsi="Times New Roman"/>
@@ -36575,8 +36617,8 @@
           <w:rFonts w:ascii="Times New Roman" w:cs="Times New Roman" w:eastAsia="Times New Roman" w:hAnsi="Times New Roman"/>
         </w:rPr>
       </w:pPr>
-      <w:bookmarkStart w:colFirst="0" w:colLast="0" w:name="_heading=h.7xytboxvvtb8" w:id="54"/>
-      <w:bookmarkEnd w:id="54"/>
+      <w:bookmarkStart w:colFirst="0" w:colLast="0" w:name="_heading=h.7xytboxvvtb8" w:id="55"/>
+      <w:bookmarkEnd w:id="55"/>
       <w:r>
         <w:rPr>
           <w:rtl w:val="0"/>
@@ -36586,13 +36628,13 @@
     <w:sdt>
       <w:sdtPr>
         <w:lock w:val="contentLocked"/>
-        <w:id w:val="352294887"/>
+        <w:id w:val="1263431974"/>
         <w:tag w:val="goog_rdk_19"/>
       </w:sdtPr>
       <w:sdtContent>
         <w:tbl>
           <w:tblPr>
-            <w:tblStyle w:val="Table50"/>
+            <w:tblStyle w:val="Table51"/>
             <w:tblW w:w="8760.0" w:type="dxa"/>
             <w:jc w:val="center"/>
             <w:tblBorders>
@@ -36960,13 +37002,13 @@
               <w:sdt>
                 <w:sdtPr>
                   <w:lock w:val="contentLocked"/>
-                  <w:id w:val="-1593500709"/>
+                  <w:id w:val="-1950104155"/>
                   <w:tag w:val="goog_rdk_17"/>
                 </w:sdtPr>
                 <w:sdtContent>
                   <w:tbl>
                     <w:tblPr>
-                      <w:tblStyle w:val="Table51"/>
+                      <w:tblStyle w:val="Table52"/>
                       <w:tblW w:w="6870.0" w:type="dxa"/>
                       <w:jc w:val="left"/>
                       <w:tblBorders>
@@ -37707,13 +37749,13 @@
               <w:sdt>
                 <w:sdtPr>
                   <w:lock w:val="contentLocked"/>
-                  <w:id w:val="-833907903"/>
+                  <w:id w:val="-394762388"/>
                   <w:tag w:val="goog_rdk_18"/>
                 </w:sdtPr>
                 <w:sdtContent>
                   <w:tbl>
                     <w:tblPr>
-                      <w:tblStyle w:val="Table52"/>
+                      <w:tblStyle w:val="Table53"/>
                       <w:tblW w:w="6870.0" w:type="dxa"/>
                       <w:jc w:val="left"/>
                       <w:tblBorders>
@@ -38059,7 +38101,7 @@
     </w:p>
     <w:tbl>
       <w:tblPr>
-        <w:tblStyle w:val="Table53"/>
+        <w:tblStyle w:val="Table54"/>
         <w:tblW w:w="8640.0" w:type="dxa"/>
         <w:jc w:val="center"/>
         <w:tblBorders>
@@ -38865,8 +38907,8 @@
           <w:rFonts w:ascii="Times New Roman" w:cs="Times New Roman" w:eastAsia="Times New Roman" w:hAnsi="Times New Roman"/>
         </w:rPr>
       </w:pPr>
-      <w:bookmarkStart w:colFirst="0" w:colLast="0" w:name="_heading=h.2okg2jionja0" w:id="55"/>
-      <w:bookmarkEnd w:id="55"/>
+      <w:bookmarkStart w:colFirst="0" w:colLast="0" w:name="_heading=h.2okg2jionja0" w:id="56"/>
+      <w:bookmarkEnd w:id="56"/>
       <w:r>
         <w:rPr>
           <w:rtl w:val="0"/>
@@ -38886,8 +38928,8 @@
           <w:szCs w:val="28"/>
         </w:rPr>
       </w:pPr>
-      <w:bookmarkStart w:colFirst="0" w:colLast="0" w:name="_heading=h.cmzhsmscur5b" w:id="56"/>
-      <w:bookmarkEnd w:id="56"/>
+      <w:bookmarkStart w:colFirst="0" w:colLast="0" w:name="_heading=h.cmzhsmscur5b" w:id="57"/>
+      <w:bookmarkEnd w:id="57"/>
       <w:r>
         <w:rPr>
           <w:rFonts w:ascii="Times New Roman" w:cs="Times New Roman" w:eastAsia="Times New Roman" w:hAnsi="Times New Roman"/>
@@ -38905,8 +38947,8 @@
           <w:rFonts w:ascii="Times New Roman" w:cs="Times New Roman" w:eastAsia="Times New Roman" w:hAnsi="Times New Roman"/>
         </w:rPr>
       </w:pPr>
-      <w:bookmarkStart w:colFirst="0" w:colLast="0" w:name="_heading=h.rg4wsm7uemje" w:id="57"/>
-      <w:bookmarkEnd w:id="57"/>
+      <w:bookmarkStart w:colFirst="0" w:colLast="0" w:name="_heading=h.rg4wsm7uemje" w:id="58"/>
+      <w:bookmarkEnd w:id="58"/>
       <w:r>
         <w:rPr>
           <w:rtl w:val="0"/>
@@ -38916,13 +38958,13 @@
     <w:sdt>
       <w:sdtPr>
         <w:lock w:val="contentLocked"/>
-        <w:id w:val="-1347615989"/>
+        <w:id w:val="424394984"/>
         <w:tag w:val="goog_rdk_22"/>
       </w:sdtPr>
       <w:sdtContent>
         <w:tbl>
           <w:tblPr>
-            <w:tblStyle w:val="Table54"/>
+            <w:tblStyle w:val="Table55"/>
             <w:tblW w:w="8760.0" w:type="dxa"/>
             <w:jc w:val="center"/>
             <w:tblBorders>
@@ -39280,13 +39322,13 @@
               <w:sdt>
                 <w:sdtPr>
                   <w:lock w:val="contentLocked"/>
-                  <w:id w:val="190781827"/>
+                  <w:id w:val="1136446194"/>
                   <w:tag w:val="goog_rdk_20"/>
                 </w:sdtPr>
                 <w:sdtContent>
                   <w:tbl>
                     <w:tblPr>
-                      <w:tblStyle w:val="Table55"/>
+                      <w:tblStyle w:val="Table56"/>
                       <w:tblW w:w="6870.0" w:type="dxa"/>
                       <w:jc w:val="left"/>
                       <w:tblBorders>
@@ -39990,13 +40032,13 @@
               <w:sdt>
                 <w:sdtPr>
                   <w:lock w:val="contentLocked"/>
-                  <w:id w:val="-489730157"/>
+                  <w:id w:val="1470083297"/>
                   <w:tag w:val="goog_rdk_21"/>
                 </w:sdtPr>
                 <w:sdtContent>
                   <w:tbl>
                     <w:tblPr>
-                      <w:tblStyle w:val="Table56"/>
+                      <w:tblStyle w:val="Table57"/>
                       <w:tblW w:w="6870.0" w:type="dxa"/>
                       <w:jc w:val="left"/>
                       <w:tblBorders>
@@ -40330,13 +40372,13 @@
     <w:sdt>
       <w:sdtPr>
         <w:lock w:val="contentLocked"/>
-        <w:id w:val="-1950717029"/>
+        <w:id w:val="503950089"/>
         <w:tag w:val="goog_rdk_23"/>
       </w:sdtPr>
       <w:sdtContent>
         <w:tbl>
           <w:tblPr>
-            <w:tblStyle w:val="Table57"/>
+            <w:tblStyle w:val="Table58"/>
             <w:tblW w:w="8640.0" w:type="dxa"/>
             <w:jc w:val="center"/>
             <w:tblBorders>
@@ -41295,8 +41337,8 @@
           <w:rFonts w:ascii="Times New Roman" w:cs="Times New Roman" w:eastAsia="Times New Roman" w:hAnsi="Times New Roman"/>
         </w:rPr>
       </w:pPr>
-      <w:bookmarkStart w:colFirst="0" w:colLast="0" w:name="_heading=h.jsidveefe13i" w:id="58"/>
-      <w:bookmarkEnd w:id="58"/>
+      <w:bookmarkStart w:colFirst="0" w:colLast="0" w:name="_heading=h.jsidveefe13i" w:id="59"/>
+      <w:bookmarkEnd w:id="59"/>
       <w:r>
         <w:rPr>
           <w:rtl w:val="0"/>
@@ -41316,8 +41358,8 @@
           <w:szCs w:val="28"/>
         </w:rPr>
       </w:pPr>
-      <w:bookmarkStart w:colFirst="0" w:colLast="0" w:name="_heading=h.pjqzelobfezp" w:id="59"/>
-      <w:bookmarkEnd w:id="59"/>
+      <w:bookmarkStart w:colFirst="0" w:colLast="0" w:name="_heading=h.pjqzelobfezp" w:id="60"/>
+      <w:bookmarkEnd w:id="60"/>
       <w:r>
         <w:rPr>
           <w:rFonts w:ascii="Times New Roman" w:cs="Times New Roman" w:eastAsia="Times New Roman" w:hAnsi="Times New Roman"/>
@@ -41335,8 +41377,8 @@
           <w:rFonts w:ascii="Times New Roman" w:cs="Times New Roman" w:eastAsia="Times New Roman" w:hAnsi="Times New Roman"/>
         </w:rPr>
       </w:pPr>
-      <w:bookmarkStart w:colFirst="0" w:colLast="0" w:name="_heading=h.yaxlcpbov5ae" w:id="60"/>
-      <w:bookmarkEnd w:id="60"/>
+      <w:bookmarkStart w:colFirst="0" w:colLast="0" w:name="_heading=h.yaxlcpbov5ae" w:id="61"/>
+      <w:bookmarkEnd w:id="61"/>
       <w:r>
         <w:rPr>
           <w:rtl w:val="0"/>
@@ -41346,13 +41388,13 @@
     <w:sdt>
       <w:sdtPr>
         <w:lock w:val="contentLocked"/>
-        <w:id w:val="370608343"/>
+        <w:id w:val="2090244301"/>
         <w:tag w:val="goog_rdk_26"/>
       </w:sdtPr>
       <w:sdtContent>
         <w:tbl>
           <w:tblPr>
-            <w:tblStyle w:val="Table58"/>
+            <w:tblStyle w:val="Table59"/>
             <w:tblW w:w="8760.0" w:type="dxa"/>
             <w:jc w:val="center"/>
             <w:tblBorders>
@@ -41698,13 +41740,13 @@
               <w:sdt>
                 <w:sdtPr>
                   <w:lock w:val="contentLocked"/>
-                  <w:id w:val="-653443098"/>
+                  <w:id w:val="-271681308"/>
                   <w:tag w:val="goog_rdk_24"/>
                 </w:sdtPr>
                 <w:sdtContent>
                   <w:tbl>
                     <w:tblPr>
-                      <w:tblStyle w:val="Table59"/>
+                      <w:tblStyle w:val="Table60"/>
                       <w:tblW w:w="6870.0" w:type="dxa"/>
                       <w:jc w:val="left"/>
                       <w:tblBorders>
@@ -42409,13 +42451,13 @@
               <w:sdt>
                 <w:sdtPr>
                   <w:lock w:val="contentLocked"/>
-                  <w:id w:val="-1054042926"/>
+                  <w:id w:val="-2056011998"/>
                   <w:tag w:val="goog_rdk_25"/>
                 </w:sdtPr>
                 <w:sdtContent>
                   <w:tbl>
                     <w:tblPr>
-                      <w:tblStyle w:val="Table60"/>
+                      <w:tblStyle w:val="Table61"/>
                       <w:tblW w:w="6870.0" w:type="dxa"/>
                       <w:jc w:val="left"/>
                       <w:tblBorders>
@@ -42745,8 +42787,8 @@
           <w:szCs w:val="28"/>
         </w:rPr>
       </w:pPr>
-      <w:bookmarkStart w:colFirst="0" w:colLast="0" w:name="_heading=h.zfjbe8rdnnab" w:id="61"/>
-      <w:bookmarkEnd w:id="61"/>
+      <w:bookmarkStart w:colFirst="0" w:colLast="0" w:name="_heading=h.zfjbe8rdnnab" w:id="62"/>
+      <w:bookmarkEnd w:id="62"/>
       <w:r>
         <w:rPr>
           <w:rFonts w:ascii="Times New Roman" w:cs="Times New Roman" w:eastAsia="Times New Roman" w:hAnsi="Times New Roman"/>
@@ -42774,8 +42816,8 @@
           <w:rFonts w:ascii="Times New Roman" w:cs="Times New Roman" w:eastAsia="Times New Roman" w:hAnsi="Times New Roman"/>
         </w:rPr>
       </w:pPr>
-      <w:bookmarkStart w:colFirst="0" w:colLast="0" w:name="_heading=h.evhywer7l7yq" w:id="62"/>
-      <w:bookmarkEnd w:id="62"/>
+      <w:bookmarkStart w:colFirst="0" w:colLast="0" w:name="_heading=h.evhywer7l7yq" w:id="63"/>
+      <w:bookmarkEnd w:id="63"/>
       <w:r>
         <w:rPr>
           <w:rtl w:val="0"/>
@@ -42785,13 +42827,13 @@
     <w:sdt>
       <w:sdtPr>
         <w:lock w:val="contentLocked"/>
-        <w:id w:val="1525099553"/>
+        <w:id w:val="-1315411517"/>
         <w:tag w:val="goog_rdk_29"/>
       </w:sdtPr>
       <w:sdtContent>
         <w:tbl>
           <w:tblPr>
-            <w:tblStyle w:val="Table61"/>
+            <w:tblStyle w:val="Table62"/>
             <w:tblW w:w="8760.0" w:type="dxa"/>
             <w:jc w:val="center"/>
             <w:tblBorders>
@@ -43137,13 +43179,13 @@
               <w:sdt>
                 <w:sdtPr>
                   <w:lock w:val="contentLocked"/>
-                  <w:id w:val="1240909748"/>
+                  <w:id w:val="1333206310"/>
                   <w:tag w:val="goog_rdk_27"/>
                 </w:sdtPr>
                 <w:sdtContent>
                   <w:tbl>
                     <w:tblPr>
-                      <w:tblStyle w:val="Table62"/>
+                      <w:tblStyle w:val="Table63"/>
                       <w:tblW w:w="6870.0" w:type="dxa"/>
                       <w:jc w:val="left"/>
                       <w:tblBorders>
@@ -43681,13 +43723,13 @@
               <w:sdt>
                 <w:sdtPr>
                   <w:lock w:val="contentLocked"/>
-                  <w:id w:val="956869864"/>
+                  <w:id w:val="566761609"/>
                   <w:tag w:val="goog_rdk_28"/>
                 </w:sdtPr>
                 <w:sdtContent>
                   <w:tbl>
                     <w:tblPr>
-                      <w:tblStyle w:val="Table63"/>
+                      <w:tblStyle w:val="Table64"/>
                       <w:tblW w:w="6870.0" w:type="dxa"/>
                       <w:jc w:val="left"/>
                       <w:tblBorders>
@@ -44033,8 +44075,8 @@
           <w:vertAlign w:val="baseline"/>
         </w:rPr>
       </w:pPr>
-      <w:bookmarkStart w:colFirst="0" w:colLast="0" w:name="_heading=h.woyfe0jzhl5b" w:id="63"/>
-      <w:bookmarkEnd w:id="63"/>
+      <w:bookmarkStart w:colFirst="0" w:colLast="0" w:name="_heading=h.woyfe0jzhl5b" w:id="64"/>
+      <w:bookmarkEnd w:id="64"/>
       <w:r>
         <w:rPr>
           <w:rFonts w:ascii="Times New Roman" w:cs="Times New Roman" w:eastAsia="Times New Roman" w:hAnsi="Times New Roman"/>
@@ -44078,8 +44120,8 @@
         <w:spacing w:after="240" w:before="240" w:lineRule="auto"/>
         <w:rPr/>
       </w:pPr>
-      <w:bookmarkStart w:colFirst="0" w:colLast="0" w:name="_heading=h.sp6678zan67e" w:id="64"/>
-      <w:bookmarkEnd w:id="64"/>
+      <w:bookmarkStart w:colFirst="0" w:colLast="0" w:name="_heading=h.sp6678zan67e" w:id="65"/>
+      <w:bookmarkEnd w:id="65"/>
       <w:r>
         <w:rPr>
           <w:rtl w:val="0"/>
@@ -44092,8 +44134,8 @@
         <w:spacing w:after="240" w:before="240" w:lineRule="auto"/>
         <w:rPr/>
       </w:pPr>
-      <w:bookmarkStart w:colFirst="0" w:colLast="0" w:name="_heading=h.sp6678zan67e" w:id="64"/>
-      <w:bookmarkEnd w:id="64"/>
+      <w:bookmarkStart w:colFirst="0" w:colLast="0" w:name="_heading=h.sp6678zan67e" w:id="65"/>
+      <w:bookmarkEnd w:id="65"/>
       <w:r>
         <w:rPr>
           <w:b w:val="1"/>
@@ -44114,8 +44156,8 @@
         <w:spacing w:after="240" w:before="240" w:lineRule="auto"/>
         <w:rPr/>
       </w:pPr>
-      <w:bookmarkStart w:colFirst="0" w:colLast="0" w:name="_heading=h.sp6678zan67e" w:id="64"/>
-      <w:bookmarkEnd w:id="64"/>
+      <w:bookmarkStart w:colFirst="0" w:colLast="0" w:name="_heading=h.sp6678zan67e" w:id="65"/>
+      <w:bookmarkEnd w:id="65"/>
       <w:r>
         <w:rPr>
           <w:b w:val="1"/>
@@ -44136,8 +44178,8 @@
         <w:spacing w:after="240" w:before="240" w:lineRule="auto"/>
         <w:rPr/>
       </w:pPr>
-      <w:bookmarkStart w:colFirst="0" w:colLast="0" w:name="_heading=h.sp6678zan67e" w:id="64"/>
-      <w:bookmarkEnd w:id="64"/>
+      <w:bookmarkStart w:colFirst="0" w:colLast="0" w:name="_heading=h.sp6678zan67e" w:id="65"/>
+      <w:bookmarkEnd w:id="65"/>
       <w:r>
         <w:rPr>
           <w:b w:val="1"/>
@@ -44164,8 +44206,8 @@
         <w:jc w:val="left"/>
         <w:rPr/>
       </w:pPr>
-      <w:bookmarkStart w:colFirst="0" w:colLast="0" w:name="_heading=h.sp6678zan67e" w:id="64"/>
-      <w:bookmarkEnd w:id="64"/>
+      <w:bookmarkStart w:colFirst="0" w:colLast="0" w:name="_heading=h.sp6678zan67e" w:id="65"/>
+      <w:bookmarkEnd w:id="65"/>
       <w:r>
         <w:rPr>
           <w:rtl w:val="0"/>
@@ -44184,8 +44226,8 @@
         <w:jc w:val="left"/>
         <w:rPr/>
       </w:pPr>
-      <w:bookmarkStart w:colFirst="0" w:colLast="0" w:name="_heading=h.sp6678zan67e" w:id="64"/>
-      <w:bookmarkEnd w:id="64"/>
+      <w:bookmarkStart w:colFirst="0" w:colLast="0" w:name="_heading=h.sp6678zan67e" w:id="65"/>
+      <w:bookmarkEnd w:id="65"/>
       <w:r>
         <w:rPr>
           <w:rtl w:val="0"/>
@@ -44204,8 +44246,8 @@
         <w:jc w:val="left"/>
         <w:rPr/>
       </w:pPr>
-      <w:bookmarkStart w:colFirst="0" w:colLast="0" w:name="_heading=h.sp6678zan67e" w:id="64"/>
-      <w:bookmarkEnd w:id="64"/>
+      <w:bookmarkStart w:colFirst="0" w:colLast="0" w:name="_heading=h.sp6678zan67e" w:id="65"/>
+      <w:bookmarkEnd w:id="65"/>
       <w:r>
         <w:rPr>
           <w:rtl w:val="0"/>
@@ -44224,8 +44266,8 @@
         <w:jc w:val="left"/>
         <w:rPr/>
       </w:pPr>
-      <w:bookmarkStart w:colFirst="0" w:colLast="0" w:name="_heading=h.sp6678zan67e" w:id="64"/>
-      <w:bookmarkEnd w:id="64"/>
+      <w:bookmarkStart w:colFirst="0" w:colLast="0" w:name="_heading=h.sp6678zan67e" w:id="65"/>
+      <w:bookmarkEnd w:id="65"/>
       <w:r>
         <w:rPr>
           <w:rtl w:val="0"/>
@@ -44244,8 +44286,8 @@
         <w:jc w:val="left"/>
         <w:rPr/>
       </w:pPr>
-      <w:bookmarkStart w:colFirst="0" w:colLast="0" w:name="_heading=h.sp6678zan67e" w:id="64"/>
-      <w:bookmarkEnd w:id="64"/>
+      <w:bookmarkStart w:colFirst="0" w:colLast="0" w:name="_heading=h.sp6678zan67e" w:id="65"/>
+      <w:bookmarkEnd w:id="65"/>
       <w:r>
         <w:rPr>
           <w:rtl w:val="0"/>
@@ -44264,8 +44306,8 @@
         <w:jc w:val="left"/>
         <w:rPr/>
       </w:pPr>
-      <w:bookmarkStart w:colFirst="0" w:colLast="0" w:name="_heading=h.sp6678zan67e" w:id="64"/>
-      <w:bookmarkEnd w:id="64"/>
+      <w:bookmarkStart w:colFirst="0" w:colLast="0" w:name="_heading=h.sp6678zan67e" w:id="65"/>
+      <w:bookmarkEnd w:id="65"/>
       <w:r>
         <w:rPr>
           <w:rtl w:val="0"/>
@@ -44278,8 +44320,8 @@
         <w:spacing w:after="240" w:before="240" w:lineRule="auto"/>
         <w:rPr/>
       </w:pPr>
-      <w:bookmarkStart w:colFirst="0" w:colLast="0" w:name="_heading=h.sp6678zan67e" w:id="64"/>
-      <w:bookmarkEnd w:id="64"/>
+      <w:bookmarkStart w:colFirst="0" w:colLast="0" w:name="_heading=h.sp6678zan67e" w:id="65"/>
+      <w:bookmarkEnd w:id="65"/>
       <w:r>
         <w:rPr>
           <w:b w:val="1"/>
@@ -44300,8 +44342,8 @@
         <w:spacing w:after="240" w:before="240" w:lineRule="auto"/>
         <w:rPr/>
       </w:pPr>
-      <w:bookmarkStart w:colFirst="0" w:colLast="0" w:name="_heading=h.sp6678zan67e" w:id="64"/>
-      <w:bookmarkEnd w:id="64"/>
+      <w:bookmarkStart w:colFirst="0" w:colLast="0" w:name="_heading=h.sp6678zan67e" w:id="65"/>
+      <w:bookmarkEnd w:id="65"/>
       <w:r>
         <w:rPr>
           <w:b w:val="1"/>
@@ -44322,8 +44364,8 @@
         <w:ind w:left="0" w:firstLine="0"/>
         <w:rPr/>
       </w:pPr>
-      <w:bookmarkStart w:colFirst="0" w:colLast="0" w:name="_heading=h.sp6678zan67e" w:id="64"/>
-      <w:bookmarkEnd w:id="64"/>
+      <w:bookmarkStart w:colFirst="0" w:colLast="0" w:name="_heading=h.sp6678zan67e" w:id="65"/>
+      <w:bookmarkEnd w:id="65"/>
       <w:r>
         <w:rPr>
           <w:rtl w:val="0"/>
@@ -44364,8 +44406,8 @@
         <w:spacing w:after="240" w:before="240" w:lineRule="auto"/>
         <w:rPr/>
       </w:pPr>
-      <w:bookmarkStart w:colFirst="0" w:colLast="0" w:name="_heading=h.bss7y7c5lfi" w:id="65"/>
-      <w:bookmarkEnd w:id="65"/>
+      <w:bookmarkStart w:colFirst="0" w:colLast="0" w:name="_heading=h.bss7y7c5lfi" w:id="66"/>
+      <w:bookmarkEnd w:id="66"/>
       <w:r>
         <w:rPr>
           <w:rtl w:val="0"/>
@@ -44378,8 +44420,8 @@
         <w:spacing w:after="240" w:before="240" w:lineRule="auto"/>
         <w:rPr/>
       </w:pPr>
-      <w:bookmarkStart w:colFirst="0" w:colLast="0" w:name="_heading=h.bss7y7c5lfi" w:id="65"/>
-      <w:bookmarkEnd w:id="65"/>
+      <w:bookmarkStart w:colFirst="0" w:colLast="0" w:name="_heading=h.bss7y7c5lfi" w:id="66"/>
+      <w:bookmarkEnd w:id="66"/>
       <w:r>
         <w:rPr>
           <w:b w:val="1"/>
@@ -44400,8 +44442,8 @@
         <w:spacing w:after="240" w:before="240" w:lineRule="auto"/>
         <w:rPr/>
       </w:pPr>
-      <w:bookmarkStart w:colFirst="0" w:colLast="0" w:name="_heading=h.bss7y7c5lfi" w:id="65"/>
-      <w:bookmarkEnd w:id="65"/>
+      <w:bookmarkStart w:colFirst="0" w:colLast="0" w:name="_heading=h.bss7y7c5lfi" w:id="66"/>
+      <w:bookmarkEnd w:id="66"/>
       <w:r>
         <w:rPr>
           <w:b w:val="1"/>
@@ -44422,8 +44464,8 @@
         <w:spacing w:after="240" w:before="240" w:lineRule="auto"/>
         <w:rPr/>
       </w:pPr>
-      <w:bookmarkStart w:colFirst="0" w:colLast="0" w:name="_heading=h.bss7y7c5lfi" w:id="65"/>
-      <w:bookmarkEnd w:id="65"/>
+      <w:bookmarkStart w:colFirst="0" w:colLast="0" w:name="_heading=h.bss7y7c5lfi" w:id="66"/>
+      <w:bookmarkEnd w:id="66"/>
       <w:r>
         <w:rPr>
           <w:b w:val="1"/>
@@ -44444,8 +44486,8 @@
         <w:spacing w:after="240" w:before="240" w:lineRule="auto"/>
         <w:rPr/>
       </w:pPr>
-      <w:bookmarkStart w:colFirst="0" w:colLast="0" w:name="_heading=h.bss7y7c5lfi" w:id="65"/>
-      <w:bookmarkEnd w:id="65"/>
+      <w:bookmarkStart w:colFirst="0" w:colLast="0" w:name="_heading=h.bss7y7c5lfi" w:id="66"/>
+      <w:bookmarkEnd w:id="66"/>
       <w:r>
         <w:rPr>
           <w:b w:val="1"/>
@@ -44466,8 +44508,8 @@
         <w:spacing w:after="240" w:before="240" w:lineRule="auto"/>
         <w:rPr/>
       </w:pPr>
-      <w:bookmarkStart w:colFirst="0" w:colLast="0" w:name="_heading=h.bss7y7c5lfi" w:id="65"/>
-      <w:bookmarkEnd w:id="65"/>
+      <w:bookmarkStart w:colFirst="0" w:colLast="0" w:name="_heading=h.bss7y7c5lfi" w:id="66"/>
+      <w:bookmarkEnd w:id="66"/>
       <w:r>
         <w:rPr>
           <w:b w:val="1"/>
@@ -44538,8 +44580,8 @@
       </w:r>
     </w:p>
     <w:sectPr>
-      <w:headerReference r:id="rId21" w:type="default"/>
-      <w:footerReference r:id="rId22" w:type="default"/>
+      <w:headerReference r:id="rId22" w:type="default"/>
+      <w:footerReference r:id="rId23" w:type="default"/>
       <w:type w:val="nextPage"/>
       <w:pgSz w:h="15840" w:w="12240" w:orient="portrait"/>
       <w:pgMar w:bottom="1440" w:top="1440" w:left="1800" w:right="1800" w:header="720" w:footer="720"/>
@@ -44725,6 +44767,21 @@
         <w:shd w:fill="auto" w:val="clear"/>
         <w:vertAlign w:val="baseline"/>
       </w:rPr>
+    </w:pPr>
+    <w:r>
+      <w:rPr>
+        <w:rtl w:val="0"/>
+      </w:rPr>
+    </w:r>
+  </w:p>
+</w:hdr>
+</file>
+
+<file path=word/header2.xml><?xml version="1.0" encoding="utf-8"?>
+<w:hdr xmlns:mc="http://schemas.openxmlformats.org/markup-compatibility/2006" xmlns:o="urn:schemas-microsoft-com:office:office" xmlns:r="http://schemas.openxmlformats.org/officeDocument/2006/relationships" xmlns:m="http://schemas.openxmlformats.org/officeDocument/2006/math" xmlns:v="urn:schemas-microsoft-com:vml" xmlns:wp="http://schemas.openxmlformats.org/drawingml/2006/wordprocessingDrawing" xmlns:w10="urn:schemas-microsoft-com:office:word" xmlns:w="http://schemas.openxmlformats.org/wordprocessingml/2006/main" xmlns:wne="http://schemas.microsoft.com/office/word/2006/wordml" xmlns:sl="http://schemas.openxmlformats.org/schemaLibrary/2006/main" xmlns:a="http://schemas.openxmlformats.org/drawingml/2006/main" xmlns:pic="http://schemas.openxmlformats.org/drawingml/2006/picture" xmlns:c="http://schemas.openxmlformats.org/drawingml/2006/chart" xmlns:lc="http://schemas.openxmlformats.org/drawingml/2006/lockedCanvas" xmlns:dgm="http://schemas.openxmlformats.org/drawingml/2006/diagram" xmlns:wps="http://schemas.microsoft.com/office/word/2010/wordprocessingShape" xmlns:wpg="http://schemas.microsoft.com/office/word/2010/wordprocessingGroup" xmlns:w14="http://schemas.microsoft.com/office/word/2010/wordml" xmlns:w15="http://schemas.microsoft.com/office/word/2012/wordml" xmlns:w16="http://schemas.microsoft.com/office/word/2018/wordml" xmlns:w16cex="http://schemas.microsoft.com/office/word/2018/wordml/cex" xmlns:w16cid="http://schemas.microsoft.com/office/word/2016/wordml/cid" xmlns="http://schemas.microsoft.com/office/tasks/2019/documenttasks" xmlns:cr="http://schemas.microsoft.com/office/comments/2020/reactions">
+  <w:p>
+    <w:pPr>
+      <w:rPr/>
     </w:pPr>
     <w:r>
       <w:rPr>
@@ -45712,12 +45769,7 @@
     <w:tblPr>
       <w:tblStyleRowBandSize w:val="1"/>
       <w:tblStyleColBandSize w:val="1"/>
-      <w:tblCellMar>
-        <w:top w:w="0.0" w:type="dxa"/>
-        <w:left w:w="108.0" w:type="dxa"/>
-        <w:bottom w:w="0.0" w:type="dxa"/>
-        <w:right w:w="108.0" w:type="dxa"/>
-      </w:tblCellMar>
+      <w:tblCellMar/>
     </w:tblPr>
   </w:style>
   <w:style w:type="table" w:styleId="Table2">
@@ -45732,42 +45784,6 @@
         <w:right w:w="108.0" w:type="dxa"/>
       </w:tblCellMar>
     </w:tblPr>
-    <w:tblStylePr w:type="band1Horz">
-      <w:tcPr/>
-    </w:tblStylePr>
-    <w:tblStylePr w:type="band1Vert">
-      <w:tcPr/>
-    </w:tblStylePr>
-    <w:tblStylePr w:type="band2Horz">
-      <w:tcPr/>
-    </w:tblStylePr>
-    <w:tblStylePr w:type="band2Vert">
-      <w:tcPr/>
-    </w:tblStylePr>
-    <w:tblStylePr w:type="firstCol">
-      <w:tcPr/>
-    </w:tblStylePr>
-    <w:tblStylePr w:type="firstRow">
-      <w:tcPr/>
-    </w:tblStylePr>
-    <w:tblStylePr w:type="lastCol">
-      <w:tcPr/>
-    </w:tblStylePr>
-    <w:tblStylePr w:type="lastRow">
-      <w:tcPr/>
-    </w:tblStylePr>
-    <w:tblStylePr w:type="neCell">
-      <w:tcPr/>
-    </w:tblStylePr>
-    <w:tblStylePr w:type="nwCell">
-      <w:tcPr/>
-    </w:tblStylePr>
-    <w:tblStylePr w:type="seCell">
-      <w:tcPr/>
-    </w:tblStylePr>
-    <w:tblStylePr w:type="swCell">
-      <w:tcPr/>
-    </w:tblStylePr>
   </w:style>
   <w:style w:type="table" w:styleId="Table3">
     <w:basedOn w:val="TableNormal"/>
@@ -45830,32 +45846,6 @@
         <w:right w:w="108.0" w:type="dxa"/>
       </w:tblCellMar>
     </w:tblPr>
-  </w:style>
-  <w:style w:type="table" w:styleId="Table5">
-    <w:basedOn w:val="TableNormal"/>
-    <w:tblPr>
-      <w:tblStyleRowBandSize w:val="1"/>
-      <w:tblStyleColBandSize w:val="1"/>
-      <w:tblCellMar>
-        <w:top w:w="0.0" w:type="dxa"/>
-        <w:left w:w="108.0" w:type="dxa"/>
-        <w:bottom w:w="0.0" w:type="dxa"/>
-        <w:right w:w="108.0" w:type="dxa"/>
-      </w:tblCellMar>
-    </w:tblPr>
-  </w:style>
-  <w:style w:type="table" w:styleId="Table6">
-    <w:basedOn w:val="TableNormal"/>
-    <w:tblPr>
-      <w:tblStyleRowBandSize w:val="1"/>
-      <w:tblStyleColBandSize w:val="1"/>
-      <w:tblCellMar>
-        <w:top w:w="0.0" w:type="dxa"/>
-        <w:left w:w="108.0" w:type="dxa"/>
-        <w:bottom w:w="0.0" w:type="dxa"/>
-        <w:right w:w="108.0" w:type="dxa"/>
-      </w:tblCellMar>
-    </w:tblPr>
     <w:tblStylePr w:type="band1Horz">
       <w:tcPr/>
     </w:tblStylePr>
@@ -45892,6 +45882,32 @@
     <w:tblStylePr w:type="swCell">
       <w:tcPr/>
     </w:tblStylePr>
+  </w:style>
+  <w:style w:type="table" w:styleId="Table5">
+    <w:basedOn w:val="TableNormal"/>
+    <w:tblPr>
+      <w:tblStyleRowBandSize w:val="1"/>
+      <w:tblStyleColBandSize w:val="1"/>
+      <w:tblCellMar>
+        <w:top w:w="0.0" w:type="dxa"/>
+        <w:left w:w="108.0" w:type="dxa"/>
+        <w:bottom w:w="0.0" w:type="dxa"/>
+        <w:right w:w="108.0" w:type="dxa"/>
+      </w:tblCellMar>
+    </w:tblPr>
+  </w:style>
+  <w:style w:type="table" w:styleId="Table6">
+    <w:basedOn w:val="TableNormal"/>
+    <w:tblPr>
+      <w:tblStyleRowBandSize w:val="1"/>
+      <w:tblStyleColBandSize w:val="1"/>
+      <w:tblCellMar>
+        <w:top w:w="0.0" w:type="dxa"/>
+        <w:left w:w="108.0" w:type="dxa"/>
+        <w:bottom w:w="0.0" w:type="dxa"/>
+        <w:right w:w="108.0" w:type="dxa"/>
+      </w:tblCellMar>
+    </w:tblPr>
   </w:style>
   <w:style w:type="table" w:styleId="Table7">
     <w:basedOn w:val="TableNormal"/>
@@ -45954,19 +45970,6 @@
         <w:right w:w="108.0" w:type="dxa"/>
       </w:tblCellMar>
     </w:tblPr>
-  </w:style>
-  <w:style w:type="table" w:styleId="Table9">
-    <w:basedOn w:val="TableNormal"/>
-    <w:tblPr>
-      <w:tblStyleRowBandSize w:val="1"/>
-      <w:tblStyleColBandSize w:val="1"/>
-      <w:tblCellMar>
-        <w:top w:w="0.0" w:type="dxa"/>
-        <w:left w:w="108.0" w:type="dxa"/>
-        <w:bottom w:w="0.0" w:type="dxa"/>
-        <w:right w:w="108.0" w:type="dxa"/>
-      </w:tblCellMar>
-    </w:tblPr>
     <w:tblStylePr w:type="band1Horz">
       <w:tcPr/>
     </w:tblStylePr>
@@ -46003,6 +46006,19 @@
     <w:tblStylePr w:type="swCell">
       <w:tcPr/>
     </w:tblStylePr>
+  </w:style>
+  <w:style w:type="table" w:styleId="Table9">
+    <w:basedOn w:val="TableNormal"/>
+    <w:tblPr>
+      <w:tblStyleRowBandSize w:val="1"/>
+      <w:tblStyleColBandSize w:val="1"/>
+      <w:tblCellMar>
+        <w:top w:w="0.0" w:type="dxa"/>
+        <w:left w:w="108.0" w:type="dxa"/>
+        <w:bottom w:w="0.0" w:type="dxa"/>
+        <w:right w:w="108.0" w:type="dxa"/>
+      </w:tblCellMar>
+    </w:tblPr>
   </w:style>
   <w:style w:type="table" w:styleId="Table10">
     <w:basedOn w:val="TableNormal"/>
@@ -46065,32 +46081,6 @@
         <w:right w:w="108.0" w:type="dxa"/>
       </w:tblCellMar>
     </w:tblPr>
-  </w:style>
-  <w:style w:type="table" w:styleId="Table12">
-    <w:basedOn w:val="TableNormal"/>
-    <w:tblPr>
-      <w:tblStyleRowBandSize w:val="1"/>
-      <w:tblStyleColBandSize w:val="1"/>
-      <w:tblCellMar>
-        <w:top w:w="0.0" w:type="dxa"/>
-        <w:left w:w="108.0" w:type="dxa"/>
-        <w:bottom w:w="0.0" w:type="dxa"/>
-        <w:right w:w="108.0" w:type="dxa"/>
-      </w:tblCellMar>
-    </w:tblPr>
-  </w:style>
-  <w:style w:type="table" w:styleId="Table13">
-    <w:basedOn w:val="TableNormal"/>
-    <w:tblPr>
-      <w:tblStyleRowBandSize w:val="1"/>
-      <w:tblStyleColBandSize w:val="1"/>
-      <w:tblCellMar>
-        <w:top w:w="0.0" w:type="dxa"/>
-        <w:left w:w="108.0" w:type="dxa"/>
-        <w:bottom w:w="0.0" w:type="dxa"/>
-        <w:right w:w="108.0" w:type="dxa"/>
-      </w:tblCellMar>
-    </w:tblPr>
     <w:tblStylePr w:type="band1Horz">
       <w:tcPr/>
     </w:tblStylePr>
@@ -46127,6 +46117,32 @@
     <w:tblStylePr w:type="swCell">
       <w:tcPr/>
     </w:tblStylePr>
+  </w:style>
+  <w:style w:type="table" w:styleId="Table12">
+    <w:basedOn w:val="TableNormal"/>
+    <w:tblPr>
+      <w:tblStyleRowBandSize w:val="1"/>
+      <w:tblStyleColBandSize w:val="1"/>
+      <w:tblCellMar>
+        <w:top w:w="0.0" w:type="dxa"/>
+        <w:left w:w="108.0" w:type="dxa"/>
+        <w:bottom w:w="0.0" w:type="dxa"/>
+        <w:right w:w="108.0" w:type="dxa"/>
+      </w:tblCellMar>
+    </w:tblPr>
+  </w:style>
+  <w:style w:type="table" w:styleId="Table13">
+    <w:basedOn w:val="TableNormal"/>
+    <w:tblPr>
+      <w:tblStyleRowBandSize w:val="1"/>
+      <w:tblStyleColBandSize w:val="1"/>
+      <w:tblCellMar>
+        <w:top w:w="0.0" w:type="dxa"/>
+        <w:left w:w="108.0" w:type="dxa"/>
+        <w:bottom w:w="0.0" w:type="dxa"/>
+        <w:right w:w="108.0" w:type="dxa"/>
+      </w:tblCellMar>
+    </w:tblPr>
   </w:style>
   <w:style w:type="table" w:styleId="Table14">
     <w:basedOn w:val="TableNormal"/>
@@ -46189,19 +46205,6 @@
         <w:right w:w="108.0" w:type="dxa"/>
       </w:tblCellMar>
     </w:tblPr>
-  </w:style>
-  <w:style w:type="table" w:styleId="Table16">
-    <w:basedOn w:val="TableNormal"/>
-    <w:tblPr>
-      <w:tblStyleRowBandSize w:val="1"/>
-      <w:tblStyleColBandSize w:val="1"/>
-      <w:tblCellMar>
-        <w:top w:w="0.0" w:type="dxa"/>
-        <w:left w:w="108.0" w:type="dxa"/>
-        <w:bottom w:w="0.0" w:type="dxa"/>
-        <w:right w:w="108.0" w:type="dxa"/>
-      </w:tblCellMar>
-    </w:tblPr>
     <w:tblStylePr w:type="band1Horz">
       <w:tcPr/>
     </w:tblStylePr>
@@ -46238,6 +46241,19 @@
     <w:tblStylePr w:type="swCell">
       <w:tcPr/>
     </w:tblStylePr>
+  </w:style>
+  <w:style w:type="table" w:styleId="Table16">
+    <w:basedOn w:val="TableNormal"/>
+    <w:tblPr>
+      <w:tblStyleRowBandSize w:val="1"/>
+      <w:tblStyleColBandSize w:val="1"/>
+      <w:tblCellMar>
+        <w:top w:w="0.0" w:type="dxa"/>
+        <w:left w:w="108.0" w:type="dxa"/>
+        <w:bottom w:w="0.0" w:type="dxa"/>
+        <w:right w:w="108.0" w:type="dxa"/>
+      </w:tblCellMar>
+    </w:tblPr>
   </w:style>
   <w:style w:type="table" w:styleId="Table17">
     <w:basedOn w:val="TableNormal"/>
@@ -46300,19 +46316,6 @@
         <w:right w:w="108.0" w:type="dxa"/>
       </w:tblCellMar>
     </w:tblPr>
-  </w:style>
-  <w:style w:type="table" w:styleId="Table19">
-    <w:basedOn w:val="TableNormal"/>
-    <w:tblPr>
-      <w:tblStyleRowBandSize w:val="1"/>
-      <w:tblStyleColBandSize w:val="1"/>
-      <w:tblCellMar>
-        <w:top w:w="0.0" w:type="dxa"/>
-        <w:left w:w="108.0" w:type="dxa"/>
-        <w:bottom w:w="0.0" w:type="dxa"/>
-        <w:right w:w="108.0" w:type="dxa"/>
-      </w:tblCellMar>
-    </w:tblPr>
     <w:tblStylePr w:type="band1Horz">
       <w:tcPr/>
     </w:tblStylePr>
@@ -46349,6 +46352,19 @@
     <w:tblStylePr w:type="swCell">
       <w:tcPr/>
     </w:tblStylePr>
+  </w:style>
+  <w:style w:type="table" w:styleId="Table19">
+    <w:basedOn w:val="TableNormal"/>
+    <w:tblPr>
+      <w:tblStyleRowBandSize w:val="1"/>
+      <w:tblStyleColBandSize w:val="1"/>
+      <w:tblCellMar>
+        <w:top w:w="0.0" w:type="dxa"/>
+        <w:left w:w="108.0" w:type="dxa"/>
+        <w:bottom w:w="0.0" w:type="dxa"/>
+        <w:right w:w="108.0" w:type="dxa"/>
+      </w:tblCellMar>
+    </w:tblPr>
   </w:style>
   <w:style w:type="table" w:styleId="Table20">
     <w:basedOn w:val="TableNormal"/>
@@ -46411,32 +46427,6 @@
         <w:right w:w="108.0" w:type="dxa"/>
       </w:tblCellMar>
     </w:tblPr>
-  </w:style>
-  <w:style w:type="table" w:styleId="Table22">
-    <w:basedOn w:val="TableNormal"/>
-    <w:tblPr>
-      <w:tblStyleRowBandSize w:val="1"/>
-      <w:tblStyleColBandSize w:val="1"/>
-      <w:tblCellMar>
-        <w:top w:w="0.0" w:type="dxa"/>
-        <w:left w:w="108.0" w:type="dxa"/>
-        <w:bottom w:w="0.0" w:type="dxa"/>
-        <w:right w:w="108.0" w:type="dxa"/>
-      </w:tblCellMar>
-    </w:tblPr>
-  </w:style>
-  <w:style w:type="table" w:styleId="Table23">
-    <w:basedOn w:val="TableNormal"/>
-    <w:tblPr>
-      <w:tblStyleRowBandSize w:val="1"/>
-      <w:tblStyleColBandSize w:val="1"/>
-      <w:tblCellMar>
-        <w:top w:w="0.0" w:type="dxa"/>
-        <w:left w:w="108.0" w:type="dxa"/>
-        <w:bottom w:w="0.0" w:type="dxa"/>
-        <w:right w:w="108.0" w:type="dxa"/>
-      </w:tblCellMar>
-    </w:tblPr>
     <w:tblStylePr w:type="band1Horz">
       <w:tcPr/>
     </w:tblStylePr>
@@ -46473,6 +46463,32 @@
     <w:tblStylePr w:type="swCell">
       <w:tcPr/>
     </w:tblStylePr>
+  </w:style>
+  <w:style w:type="table" w:styleId="Table22">
+    <w:basedOn w:val="TableNormal"/>
+    <w:tblPr>
+      <w:tblStyleRowBandSize w:val="1"/>
+      <w:tblStyleColBandSize w:val="1"/>
+      <w:tblCellMar>
+        <w:top w:w="0.0" w:type="dxa"/>
+        <w:left w:w="108.0" w:type="dxa"/>
+        <w:bottom w:w="0.0" w:type="dxa"/>
+        <w:right w:w="108.0" w:type="dxa"/>
+      </w:tblCellMar>
+    </w:tblPr>
+  </w:style>
+  <w:style w:type="table" w:styleId="Table23">
+    <w:basedOn w:val="TableNormal"/>
+    <w:tblPr>
+      <w:tblStyleRowBandSize w:val="1"/>
+      <w:tblStyleColBandSize w:val="1"/>
+      <w:tblCellMar>
+        <w:top w:w="0.0" w:type="dxa"/>
+        <w:left w:w="108.0" w:type="dxa"/>
+        <w:bottom w:w="0.0" w:type="dxa"/>
+        <w:right w:w="108.0" w:type="dxa"/>
+      </w:tblCellMar>
+    </w:tblPr>
   </w:style>
   <w:style w:type="table" w:styleId="Table24">
     <w:basedOn w:val="TableNormal"/>
@@ -46530,11 +46546,47 @@
       <w:tblStyleColBandSize w:val="1"/>
       <w:tblCellMar>
         <w:top w:w="0.0" w:type="dxa"/>
-        <w:left w:w="10.0" w:type="dxa"/>
+        <w:left w:w="108.0" w:type="dxa"/>
         <w:bottom w:w="0.0" w:type="dxa"/>
-        <w:right w:w="10.0" w:type="dxa"/>
+        <w:right w:w="108.0" w:type="dxa"/>
       </w:tblCellMar>
     </w:tblPr>
+    <w:tblStylePr w:type="band1Horz">
+      <w:tcPr/>
+    </w:tblStylePr>
+    <w:tblStylePr w:type="band1Vert">
+      <w:tcPr/>
+    </w:tblStylePr>
+    <w:tblStylePr w:type="band2Horz">
+      <w:tcPr/>
+    </w:tblStylePr>
+    <w:tblStylePr w:type="band2Vert">
+      <w:tcPr/>
+    </w:tblStylePr>
+    <w:tblStylePr w:type="firstCol">
+      <w:tcPr/>
+    </w:tblStylePr>
+    <w:tblStylePr w:type="firstRow">
+      <w:tcPr/>
+    </w:tblStylePr>
+    <w:tblStylePr w:type="lastCol">
+      <w:tcPr/>
+    </w:tblStylePr>
+    <w:tblStylePr w:type="lastRow">
+      <w:tcPr/>
+    </w:tblStylePr>
+    <w:tblStylePr w:type="neCell">
+      <w:tcPr/>
+    </w:tblStylePr>
+    <w:tblStylePr w:type="nwCell">
+      <w:tcPr/>
+    </w:tblStylePr>
+    <w:tblStylePr w:type="seCell">
+      <w:tcPr/>
+    </w:tblStylePr>
+    <w:tblStylePr w:type="swCell">
+      <w:tcPr/>
+    </w:tblStylePr>
   </w:style>
   <w:style w:type="table" w:styleId="Table26">
     <w:basedOn w:val="TableNormal"/>
@@ -46712,9 +46764,9 @@
       <w:tblStyleColBandSize w:val="1"/>
       <w:tblCellMar>
         <w:top w:w="0.0" w:type="dxa"/>
-        <w:left w:w="108.0" w:type="dxa"/>
+        <w:left w:w="10.0" w:type="dxa"/>
         <w:bottom w:w="0.0" w:type="dxa"/>
-        <w:right w:w="108.0" w:type="dxa"/>
+        <w:right w:w="10.0" w:type="dxa"/>
       </w:tblCellMar>
     </w:tblPr>
   </w:style>
@@ -46769,70 +46821,8 @@
         <w:right w:w="108.0" w:type="dxa"/>
       </w:tblCellMar>
     </w:tblPr>
-    <w:tblStylePr w:type="band1Horz">
-      <w:tcPr/>
-    </w:tblStylePr>
-    <w:tblStylePr w:type="band1Vert">
-      <w:tcPr/>
-    </w:tblStylePr>
-    <w:tblStylePr w:type="band2Horz">
-      <w:tcPr/>
-    </w:tblStylePr>
-    <w:tblStylePr w:type="band2Vert">
-      <w:tcPr/>
-    </w:tblStylePr>
-    <w:tblStylePr w:type="firstCol">
-      <w:tcPr/>
-    </w:tblStylePr>
-    <w:tblStylePr w:type="firstRow">
-      <w:tcPr/>
-    </w:tblStylePr>
-    <w:tblStylePr w:type="lastCol">
-      <w:tcPr/>
-    </w:tblStylePr>
-    <w:tblStylePr w:type="lastRow">
-      <w:tcPr/>
-    </w:tblStylePr>
-    <w:tblStylePr w:type="neCell">
-      <w:tcPr/>
-    </w:tblStylePr>
-    <w:tblStylePr w:type="nwCell">
-      <w:tcPr/>
-    </w:tblStylePr>
-    <w:tblStylePr w:type="seCell">
-      <w:tcPr/>
-    </w:tblStylePr>
-    <w:tblStylePr w:type="swCell">
-      <w:tcPr/>
-    </w:tblStylePr>
   </w:style>
   <w:style w:type="table" w:styleId="Table44">
-    <w:basedOn w:val="TableNormal"/>
-    <w:tblPr>
-      <w:tblStyleRowBandSize w:val="1"/>
-      <w:tblStyleColBandSize w:val="1"/>
-      <w:tblCellMar>
-        <w:top w:w="0.0" w:type="dxa"/>
-        <w:left w:w="108.0" w:type="dxa"/>
-        <w:bottom w:w="0.0" w:type="dxa"/>
-        <w:right w:w="108.0" w:type="dxa"/>
-      </w:tblCellMar>
-    </w:tblPr>
-  </w:style>
-  <w:style w:type="table" w:styleId="Table45">
-    <w:basedOn w:val="TableNormal"/>
-    <w:tblPr>
-      <w:tblStyleRowBandSize w:val="1"/>
-      <w:tblStyleColBandSize w:val="1"/>
-      <w:tblCellMar>
-        <w:top w:w="0.0" w:type="dxa"/>
-        <w:left w:w="108.0" w:type="dxa"/>
-        <w:bottom w:w="0.0" w:type="dxa"/>
-        <w:right w:w="108.0" w:type="dxa"/>
-      </w:tblCellMar>
-    </w:tblPr>
-  </w:style>
-  <w:style w:type="table" w:styleId="Table46">
     <w:basedOn w:val="TableNormal"/>
     <w:tblPr>
       <w:tblStyleRowBandSize w:val="1"/>
@@ -46881,7 +46871,7 @@
       <w:tcPr/>
     </w:tblStylePr>
   </w:style>
-  <w:style w:type="table" w:styleId="Table47">
+  <w:style w:type="table" w:styleId="Table45">
     <w:basedOn w:val="TableNormal"/>
     <w:tblPr>
       <w:tblStyleRowBandSize w:val="1"/>
@@ -46894,7 +46884,20 @@
       </w:tblCellMar>
     </w:tblPr>
   </w:style>
-  <w:style w:type="table" w:styleId="Table48">
+  <w:style w:type="table" w:styleId="Table46">
+    <w:basedOn w:val="TableNormal"/>
+    <w:tblPr>
+      <w:tblStyleRowBandSize w:val="1"/>
+      <w:tblStyleColBandSize w:val="1"/>
+      <w:tblCellMar>
+        <w:top w:w="0.0" w:type="dxa"/>
+        <w:left w:w="108.0" w:type="dxa"/>
+        <w:bottom w:w="0.0" w:type="dxa"/>
+        <w:right w:w="108.0" w:type="dxa"/>
+      </w:tblCellMar>
+    </w:tblPr>
+  </w:style>
+  <w:style w:type="table" w:styleId="Table47">
     <w:basedOn w:val="TableNormal"/>
     <w:tblPr>
       <w:tblStyleRowBandSize w:val="1"/>
@@ -46942,6 +46945,19 @@
     <w:tblStylePr w:type="swCell">
       <w:tcPr/>
     </w:tblStylePr>
+  </w:style>
+  <w:style w:type="table" w:styleId="Table48">
+    <w:basedOn w:val="TableNormal"/>
+    <w:tblPr>
+      <w:tblStyleRowBandSize w:val="1"/>
+      <w:tblStyleColBandSize w:val="1"/>
+      <w:tblCellMar>
+        <w:top w:w="0.0" w:type="dxa"/>
+        <w:left w:w="108.0" w:type="dxa"/>
+        <w:bottom w:w="0.0" w:type="dxa"/>
+        <w:right w:w="108.0" w:type="dxa"/>
+      </w:tblCellMar>
+    </w:tblPr>
   </w:style>
   <w:style w:type="table" w:styleId="Table49">
     <w:basedOn w:val="TableNormal"/>
@@ -47004,19 +47020,6 @@
         <w:right w:w="108.0" w:type="dxa"/>
       </w:tblCellMar>
     </w:tblPr>
-  </w:style>
-  <w:style w:type="table" w:styleId="Table51">
-    <w:basedOn w:val="TableNormal"/>
-    <w:tblPr>
-      <w:tblStyleRowBandSize w:val="1"/>
-      <w:tblStyleColBandSize w:val="1"/>
-      <w:tblCellMar>
-        <w:top w:w="0.0" w:type="dxa"/>
-        <w:left w:w="108.0" w:type="dxa"/>
-        <w:bottom w:w="0.0" w:type="dxa"/>
-        <w:right w:w="108.0" w:type="dxa"/>
-      </w:tblCellMar>
-    </w:tblPr>
     <w:tblStylePr w:type="band1Horz">
       <w:tcPr/>
     </w:tblStylePr>
@@ -47053,6 +47056,19 @@
     <w:tblStylePr w:type="swCell">
       <w:tcPr/>
     </w:tblStylePr>
+  </w:style>
+  <w:style w:type="table" w:styleId="Table51">
+    <w:basedOn w:val="TableNormal"/>
+    <w:tblPr>
+      <w:tblStyleRowBandSize w:val="1"/>
+      <w:tblStyleColBandSize w:val="1"/>
+      <w:tblCellMar>
+        <w:top w:w="0.0" w:type="dxa"/>
+        <w:left w:w="108.0" w:type="dxa"/>
+        <w:bottom w:w="0.0" w:type="dxa"/>
+        <w:right w:w="108.0" w:type="dxa"/>
+      </w:tblCellMar>
+    </w:tblPr>
   </w:style>
   <w:style w:type="table" w:styleId="Table52">
     <w:basedOn w:val="TableNormal"/>
@@ -47115,32 +47131,6 @@
         <w:right w:w="108.0" w:type="dxa"/>
       </w:tblCellMar>
     </w:tblPr>
-  </w:style>
-  <w:style w:type="table" w:styleId="Table54">
-    <w:basedOn w:val="TableNormal"/>
-    <w:tblPr>
-      <w:tblStyleRowBandSize w:val="1"/>
-      <w:tblStyleColBandSize w:val="1"/>
-      <w:tblCellMar>
-        <w:top w:w="0.0" w:type="dxa"/>
-        <w:left w:w="108.0" w:type="dxa"/>
-        <w:bottom w:w="0.0" w:type="dxa"/>
-        <w:right w:w="108.0" w:type="dxa"/>
-      </w:tblCellMar>
-    </w:tblPr>
-  </w:style>
-  <w:style w:type="table" w:styleId="Table55">
-    <w:basedOn w:val="TableNormal"/>
-    <w:tblPr>
-      <w:tblStyleRowBandSize w:val="1"/>
-      <w:tblStyleColBandSize w:val="1"/>
-      <w:tblCellMar>
-        <w:top w:w="0.0" w:type="dxa"/>
-        <w:left w:w="108.0" w:type="dxa"/>
-        <w:bottom w:w="0.0" w:type="dxa"/>
-        <w:right w:w="108.0" w:type="dxa"/>
-      </w:tblCellMar>
-    </w:tblPr>
     <w:tblStylePr w:type="band1Horz">
       <w:tcPr/>
     </w:tblStylePr>
@@ -47177,6 +47167,32 @@
     <w:tblStylePr w:type="swCell">
       <w:tcPr/>
     </w:tblStylePr>
+  </w:style>
+  <w:style w:type="table" w:styleId="Table54">
+    <w:basedOn w:val="TableNormal"/>
+    <w:tblPr>
+      <w:tblStyleRowBandSize w:val="1"/>
+      <w:tblStyleColBandSize w:val="1"/>
+      <w:tblCellMar>
+        <w:top w:w="0.0" w:type="dxa"/>
+        <w:left w:w="108.0" w:type="dxa"/>
+        <w:bottom w:w="0.0" w:type="dxa"/>
+        <w:right w:w="108.0" w:type="dxa"/>
+      </w:tblCellMar>
+    </w:tblPr>
+  </w:style>
+  <w:style w:type="table" w:styleId="Table55">
+    <w:basedOn w:val="TableNormal"/>
+    <w:tblPr>
+      <w:tblStyleRowBandSize w:val="1"/>
+      <w:tblStyleColBandSize w:val="1"/>
+      <w:tblCellMar>
+        <w:top w:w="0.0" w:type="dxa"/>
+        <w:left w:w="108.0" w:type="dxa"/>
+        <w:bottom w:w="0.0" w:type="dxa"/>
+        <w:right w:w="108.0" w:type="dxa"/>
+      </w:tblCellMar>
+    </w:tblPr>
   </w:style>
   <w:style w:type="table" w:styleId="Table56">
     <w:basedOn w:val="TableNormal"/>
@@ -47239,32 +47255,6 @@
         <w:right w:w="108.0" w:type="dxa"/>
       </w:tblCellMar>
     </w:tblPr>
-  </w:style>
-  <w:style w:type="table" w:styleId="Table58">
-    <w:basedOn w:val="TableNormal"/>
-    <w:tblPr>
-      <w:tblStyleRowBandSize w:val="1"/>
-      <w:tblStyleColBandSize w:val="1"/>
-      <w:tblCellMar>
-        <w:top w:w="0.0" w:type="dxa"/>
-        <w:left w:w="108.0" w:type="dxa"/>
-        <w:bottom w:w="0.0" w:type="dxa"/>
-        <w:right w:w="108.0" w:type="dxa"/>
-      </w:tblCellMar>
-    </w:tblPr>
-  </w:style>
-  <w:style w:type="table" w:styleId="Table59">
-    <w:basedOn w:val="TableNormal"/>
-    <w:tblPr>
-      <w:tblStyleRowBandSize w:val="1"/>
-      <w:tblStyleColBandSize w:val="1"/>
-      <w:tblCellMar>
-        <w:top w:w="0.0" w:type="dxa"/>
-        <w:left w:w="108.0" w:type="dxa"/>
-        <w:bottom w:w="0.0" w:type="dxa"/>
-        <w:right w:w="108.0" w:type="dxa"/>
-      </w:tblCellMar>
-    </w:tblPr>
     <w:tblStylePr w:type="band1Horz">
       <w:tcPr/>
     </w:tblStylePr>
@@ -47301,6 +47291,32 @@
     <w:tblStylePr w:type="swCell">
       <w:tcPr/>
     </w:tblStylePr>
+  </w:style>
+  <w:style w:type="table" w:styleId="Table58">
+    <w:basedOn w:val="TableNormal"/>
+    <w:tblPr>
+      <w:tblStyleRowBandSize w:val="1"/>
+      <w:tblStyleColBandSize w:val="1"/>
+      <w:tblCellMar>
+        <w:top w:w="0.0" w:type="dxa"/>
+        <w:left w:w="108.0" w:type="dxa"/>
+        <w:bottom w:w="0.0" w:type="dxa"/>
+        <w:right w:w="108.0" w:type="dxa"/>
+      </w:tblCellMar>
+    </w:tblPr>
+  </w:style>
+  <w:style w:type="table" w:styleId="Table59">
+    <w:basedOn w:val="TableNormal"/>
+    <w:tblPr>
+      <w:tblStyleRowBandSize w:val="1"/>
+      <w:tblStyleColBandSize w:val="1"/>
+      <w:tblCellMar>
+        <w:top w:w="0.0" w:type="dxa"/>
+        <w:left w:w="108.0" w:type="dxa"/>
+        <w:bottom w:w="0.0" w:type="dxa"/>
+        <w:right w:w="108.0" w:type="dxa"/>
+      </w:tblCellMar>
+    </w:tblPr>
   </w:style>
   <w:style w:type="table" w:styleId="Table60">
     <w:basedOn w:val="TableNormal"/>
@@ -47363,8 +47379,57 @@
         <w:right w:w="108.0" w:type="dxa"/>
       </w:tblCellMar>
     </w:tblPr>
+    <w:tblStylePr w:type="band1Horz">
+      <w:tcPr/>
+    </w:tblStylePr>
+    <w:tblStylePr w:type="band1Vert">
+      <w:tcPr/>
+    </w:tblStylePr>
+    <w:tblStylePr w:type="band2Horz">
+      <w:tcPr/>
+    </w:tblStylePr>
+    <w:tblStylePr w:type="band2Vert">
+      <w:tcPr/>
+    </w:tblStylePr>
+    <w:tblStylePr w:type="firstCol">
+      <w:tcPr/>
+    </w:tblStylePr>
+    <w:tblStylePr w:type="firstRow">
+      <w:tcPr/>
+    </w:tblStylePr>
+    <w:tblStylePr w:type="lastCol">
+      <w:tcPr/>
+    </w:tblStylePr>
+    <w:tblStylePr w:type="lastRow">
+      <w:tcPr/>
+    </w:tblStylePr>
+    <w:tblStylePr w:type="neCell">
+      <w:tcPr/>
+    </w:tblStylePr>
+    <w:tblStylePr w:type="nwCell">
+      <w:tcPr/>
+    </w:tblStylePr>
+    <w:tblStylePr w:type="seCell">
+      <w:tcPr/>
+    </w:tblStylePr>
+    <w:tblStylePr w:type="swCell">
+      <w:tcPr/>
+    </w:tblStylePr>
   </w:style>
   <w:style w:type="table" w:styleId="Table62">
+    <w:basedOn w:val="TableNormal"/>
+    <w:tblPr>
+      <w:tblStyleRowBandSize w:val="1"/>
+      <w:tblStyleColBandSize w:val="1"/>
+      <w:tblCellMar>
+        <w:top w:w="0.0" w:type="dxa"/>
+        <w:left w:w="108.0" w:type="dxa"/>
+        <w:bottom w:w="0.0" w:type="dxa"/>
+        <w:right w:w="108.0" w:type="dxa"/>
+      </w:tblCellMar>
+    </w:tblPr>
+  </w:style>
+  <w:style w:type="table" w:styleId="Table63">
     <w:basedOn w:val="TableNormal"/>
     <w:tblPr>
       <w:tblStyleRowBandSize w:val="1"/>
@@ -47413,7 +47478,7 @@
       <w:tcPr/>
     </w:tblStylePr>
   </w:style>
-  <w:style w:type="table" w:styleId="Table63">
+  <w:style w:type="table" w:styleId="Table64">
     <w:basedOn w:val="TableNormal"/>
     <w:tblPr>
       <w:tblStyleRowBandSize w:val="1"/>
@@ -47787,7 +47852,7 @@
 
 <file path=customXML/item1.xml><?xml version="1.0" encoding="utf-8"?>
 <go:gDocsCustomXmlDataStorage xmlns:go="http://customooxmlschemas.google.com/" xmlns:r="http://schemas.openxmlformats.org/officeDocument/2006/relationships" uri="GoogleDocsCustomDataVersion2">
-  <go:docsCustomData xmlns:go="http://customooxmlschemas.google.com/" roundtripDataSignature="AMtx7mifUMGijM/ehMoRw5kGGE2cTL8aTA==">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</go:docsCustomData>
+  <go:docsCustomData xmlns:go="http://customooxmlschemas.google.com/" roundtripDataSignature="AMtx7mikq3QvydurnbPOBkObKianLRr2JQ==">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</go:docsCustomData>
 </go:gDocsCustomXmlDataStorage>
 </file>
 
